--- a/Assignment/Database Technologies Assignment/Databse assignment1.docx
+++ b/Assignment/Database Technologies Assignment/Databse assignment1.docx
@@ -138,6 +138,9 @@
         <w:ind w:left="240" w:firstLine="0"/>
       </w:pPr>
       <w:r>
+        <w:rPr>
+          <w:noProof/>
+        </w:rPr>
         <w:drawing>
           <wp:inline distT="0" distB="0" distL="0" distR="0" wp14:anchorId="4824B993" wp14:editId="32754EB9">
             <wp:extent cx="5763260" cy="1291590"/>
@@ -268,6 +271,9 @@
         <w:pStyle w:val="ListParagraph"/>
       </w:pPr>
       <w:r>
+        <w:rPr>
+          <w:noProof/>
+        </w:rPr>
         <w:drawing>
           <wp:inline distT="0" distB="0" distL="0" distR="0" wp14:anchorId="7F737279" wp14:editId="77574E3C">
             <wp:extent cx="5763260" cy="1565910"/>
@@ -467,6 +473,7 @@
       </w:pPr>
       <w:r>
         <w:rPr>
+          <w:noProof/>
           <w:spacing w:val="-4"/>
         </w:rPr>
         <w:drawing>
@@ -622,6 +629,9 @@
         <w:pStyle w:val="ListParagraph"/>
       </w:pPr>
       <w:r>
+        <w:rPr>
+          <w:noProof/>
+        </w:rPr>
         <w:drawing>
           <wp:inline distT="0" distB="0" distL="0" distR="0" wp14:anchorId="753FE315" wp14:editId="08EE7584">
             <wp:extent cx="5763260" cy="1333500"/>
@@ -795,6 +805,9 @@
         <w:t xml:space="preserve">        </w:t>
       </w:r>
       <w:r>
+        <w:rPr>
+          <w:noProof/>
+        </w:rPr>
         <w:drawing>
           <wp:inline distT="0" distB="0" distL="0" distR="0" wp14:anchorId="610E7F13" wp14:editId="097B7B36">
             <wp:extent cx="5763260" cy="1106805"/>
@@ -989,6 +1002,9 @@
         <w:ind w:firstLine="0"/>
       </w:pPr>
       <w:r>
+        <w:rPr>
+          <w:noProof/>
+        </w:rPr>
         <w:drawing>
           <wp:inline distT="0" distB="0" distL="0" distR="0" wp14:anchorId="3C06E3B1" wp14:editId="06477C65">
             <wp:extent cx="5763260" cy="1330960"/>
@@ -1136,6 +1152,9 @@
         <w:ind w:firstLine="0"/>
       </w:pPr>
       <w:r>
+        <w:rPr>
+          <w:noProof/>
+        </w:rPr>
         <w:drawing>
           <wp:inline distT="0" distB="0" distL="0" distR="0" wp14:anchorId="22DD5040" wp14:editId="7C1BB750">
             <wp:extent cx="5763260" cy="2157095"/>
@@ -1278,6 +1297,9 @@
         <w:ind w:firstLine="0"/>
       </w:pPr>
       <w:r>
+        <w:rPr>
+          <w:noProof/>
+        </w:rPr>
         <w:drawing>
           <wp:inline distT="0" distB="0" distL="0" distR="0" wp14:anchorId="7A074835" wp14:editId="7E92AA0C">
             <wp:extent cx="5763260" cy="1622425"/>
@@ -1456,6 +1478,46 @@
         <w:spacing w:before="21"/>
         <w:ind w:firstLine="0"/>
       </w:pPr>
+      <w:r>
+        <w:rPr>
+          <w:noProof/>
+        </w:rPr>
+        <w:drawing>
+          <wp:inline distT="0" distB="0" distL="0" distR="0" wp14:anchorId="714BF592" wp14:editId="159C5E9A">
+            <wp:extent cx="5763260" cy="1383665"/>
+            <wp:effectExtent l="0" t="0" r="8890" b="6985"/>
+            <wp:docPr id="350290350" name="Picture 1"/>
+            <wp:cNvGraphicFramePr>
+              <a:graphicFrameLocks xmlns:a="http://schemas.openxmlformats.org/drawingml/2006/main" noChangeAspect="1"/>
+            </wp:cNvGraphicFramePr>
+            <a:graphic xmlns:a="http://schemas.openxmlformats.org/drawingml/2006/main">
+              <a:graphicData uri="http://schemas.openxmlformats.org/drawingml/2006/picture">
+                <pic:pic xmlns:pic="http://schemas.openxmlformats.org/drawingml/2006/picture">
+                  <pic:nvPicPr>
+                    <pic:cNvPr id="350290350" name=""/>
+                    <pic:cNvPicPr/>
+                  </pic:nvPicPr>
+                  <pic:blipFill>
+                    <a:blip r:embed="rId13"/>
+                    <a:stretch>
+                      <a:fillRect/>
+                    </a:stretch>
+                  </pic:blipFill>
+                  <pic:spPr>
+                    <a:xfrm>
+                      <a:off x="0" y="0"/>
+                      <a:ext cx="5763260" cy="1383665"/>
+                    </a:xfrm>
+                    <a:prstGeom prst="rect">
+                      <a:avLst/>
+                    </a:prstGeom>
+                  </pic:spPr>
+                </pic:pic>
+              </a:graphicData>
+            </a:graphic>
+          </wp:inline>
+        </w:drawing>
+      </w:r>
     </w:p>
     <w:p>
       <w:pPr>
@@ -1515,6 +1577,55 @@
     <w:p>
       <w:pPr>
         <w:pStyle w:val="ListParagraph"/>
+        <w:tabs>
+          <w:tab w:val="left" w:pos="741"/>
+        </w:tabs>
+        <w:ind w:firstLine="0"/>
+      </w:pPr>
+      <w:r>
+        <w:rPr>
+          <w:noProof/>
+        </w:rPr>
+        <w:drawing>
+          <wp:inline distT="0" distB="0" distL="0" distR="0" wp14:anchorId="48EE3504" wp14:editId="5235B68F">
+            <wp:extent cx="5763260" cy="1093470"/>
+            <wp:effectExtent l="0" t="0" r="8890" b="0"/>
+            <wp:docPr id="790474613" name="Picture 1"/>
+            <wp:cNvGraphicFramePr>
+              <a:graphicFrameLocks xmlns:a="http://schemas.openxmlformats.org/drawingml/2006/main" noChangeAspect="1"/>
+            </wp:cNvGraphicFramePr>
+            <a:graphic xmlns:a="http://schemas.openxmlformats.org/drawingml/2006/main">
+              <a:graphicData uri="http://schemas.openxmlformats.org/drawingml/2006/picture">
+                <pic:pic xmlns:pic="http://schemas.openxmlformats.org/drawingml/2006/picture">
+                  <pic:nvPicPr>
+                    <pic:cNvPr id="790474613" name=""/>
+                    <pic:cNvPicPr/>
+                  </pic:nvPicPr>
+                  <pic:blipFill>
+                    <a:blip r:embed="rId14"/>
+                    <a:stretch>
+                      <a:fillRect/>
+                    </a:stretch>
+                  </pic:blipFill>
+                  <pic:spPr>
+                    <a:xfrm>
+                      <a:off x="0" y="0"/>
+                      <a:ext cx="5763260" cy="1093470"/>
+                    </a:xfrm>
+                    <a:prstGeom prst="rect">
+                      <a:avLst/>
+                    </a:prstGeom>
+                  </pic:spPr>
+                </pic:pic>
+              </a:graphicData>
+            </a:graphic>
+          </wp:inline>
+        </w:drawing>
+      </w:r>
+    </w:p>
+    <w:p>
+      <w:pPr>
+        <w:pStyle w:val="ListParagraph"/>
         <w:numPr>
           <w:ilvl w:val="0"/>
           <w:numId w:val="1"/>
@@ -1525,6 +1636,7 @@
         <w:ind w:left="742" w:hanging="358"/>
       </w:pPr>
       <w:r>
+        <w:lastRenderedPageBreak/>
         <w:t>list</w:t>
       </w:r>
       <w:r>
@@ -1592,6 +1704,55 @@
           <w:spacing w:val="-10"/>
         </w:rPr>
         <w:t>S</w:t>
+      </w:r>
+    </w:p>
+    <w:p>
+      <w:pPr>
+        <w:pStyle w:val="ListParagraph"/>
+        <w:tabs>
+          <w:tab w:val="left" w:pos="742"/>
+        </w:tabs>
+        <w:ind w:left="742" w:firstLine="0"/>
+      </w:pPr>
+      <w:r>
+        <w:rPr>
+          <w:noProof/>
+        </w:rPr>
+        <w:drawing>
+          <wp:inline distT="0" distB="0" distL="0" distR="0" wp14:anchorId="69D35B29" wp14:editId="5834480D">
+            <wp:extent cx="5763260" cy="1238885"/>
+            <wp:effectExtent l="0" t="0" r="8890" b="0"/>
+            <wp:docPr id="1609079483" name="Picture 1"/>
+            <wp:cNvGraphicFramePr>
+              <a:graphicFrameLocks xmlns:a="http://schemas.openxmlformats.org/drawingml/2006/main" noChangeAspect="1"/>
+            </wp:cNvGraphicFramePr>
+            <a:graphic xmlns:a="http://schemas.openxmlformats.org/drawingml/2006/main">
+              <a:graphicData uri="http://schemas.openxmlformats.org/drawingml/2006/picture">
+                <pic:pic xmlns:pic="http://schemas.openxmlformats.org/drawingml/2006/picture">
+                  <pic:nvPicPr>
+                    <pic:cNvPr id="1609079483" name=""/>
+                    <pic:cNvPicPr/>
+                  </pic:nvPicPr>
+                  <pic:blipFill>
+                    <a:blip r:embed="rId15"/>
+                    <a:stretch>
+                      <a:fillRect/>
+                    </a:stretch>
+                  </pic:blipFill>
+                  <pic:spPr>
+                    <a:xfrm>
+                      <a:off x="0" y="0"/>
+                      <a:ext cx="5763260" cy="1238885"/>
+                    </a:xfrm>
+                    <a:prstGeom prst="rect">
+                      <a:avLst/>
+                    </a:prstGeom>
+                  </pic:spPr>
+                </pic:pic>
+              </a:graphicData>
+            </a:graphic>
+          </wp:inline>
+        </w:drawing>
       </w:r>
     </w:p>
     <w:p>
@@ -1680,6 +1841,56 @@
     <w:p>
       <w:pPr>
         <w:pStyle w:val="ListParagraph"/>
+        <w:tabs>
+          <w:tab w:val="left" w:pos="742"/>
+        </w:tabs>
+        <w:spacing w:before="19"/>
+        <w:ind w:left="742" w:firstLine="0"/>
+      </w:pPr>
+      <w:r>
+        <w:rPr>
+          <w:noProof/>
+        </w:rPr>
+        <w:drawing>
+          <wp:inline distT="0" distB="0" distL="0" distR="0" wp14:anchorId="3A7C709B" wp14:editId="07473F1C">
+            <wp:extent cx="5763260" cy="1358900"/>
+            <wp:effectExtent l="0" t="0" r="8890" b="0"/>
+            <wp:docPr id="490584835" name="Picture 1"/>
+            <wp:cNvGraphicFramePr>
+              <a:graphicFrameLocks xmlns:a="http://schemas.openxmlformats.org/drawingml/2006/main" noChangeAspect="1"/>
+            </wp:cNvGraphicFramePr>
+            <a:graphic xmlns:a="http://schemas.openxmlformats.org/drawingml/2006/main">
+              <a:graphicData uri="http://schemas.openxmlformats.org/drawingml/2006/picture">
+                <pic:pic xmlns:pic="http://schemas.openxmlformats.org/drawingml/2006/picture">
+                  <pic:nvPicPr>
+                    <pic:cNvPr id="490584835" name=""/>
+                    <pic:cNvPicPr/>
+                  </pic:nvPicPr>
+                  <pic:blipFill>
+                    <a:blip r:embed="rId16"/>
+                    <a:stretch>
+                      <a:fillRect/>
+                    </a:stretch>
+                  </pic:blipFill>
+                  <pic:spPr>
+                    <a:xfrm>
+                      <a:off x="0" y="0"/>
+                      <a:ext cx="5763260" cy="1358900"/>
+                    </a:xfrm>
+                    <a:prstGeom prst="rect">
+                      <a:avLst/>
+                    </a:prstGeom>
+                  </pic:spPr>
+                </pic:pic>
+              </a:graphicData>
+            </a:graphic>
+          </wp:inline>
+        </w:drawing>
+      </w:r>
+    </w:p>
+    <w:p>
+      <w:pPr>
+        <w:pStyle w:val="ListParagraph"/>
         <w:numPr>
           <w:ilvl w:val="0"/>
           <w:numId w:val="1"/>
@@ -1780,6 +1991,55 @@
     <w:p>
       <w:pPr>
         <w:pStyle w:val="ListParagraph"/>
+        <w:tabs>
+          <w:tab w:val="left" w:pos="742"/>
+        </w:tabs>
+        <w:ind w:left="742" w:firstLine="0"/>
+      </w:pPr>
+      <w:r>
+        <w:rPr>
+          <w:noProof/>
+        </w:rPr>
+        <w:drawing>
+          <wp:inline distT="0" distB="0" distL="0" distR="0" wp14:anchorId="39C47001" wp14:editId="4F95FC6A">
+            <wp:extent cx="5763260" cy="1348105"/>
+            <wp:effectExtent l="0" t="0" r="8890" b="4445"/>
+            <wp:docPr id="1684809136" name="Picture 1"/>
+            <wp:cNvGraphicFramePr>
+              <a:graphicFrameLocks xmlns:a="http://schemas.openxmlformats.org/drawingml/2006/main" noChangeAspect="1"/>
+            </wp:cNvGraphicFramePr>
+            <a:graphic xmlns:a="http://schemas.openxmlformats.org/drawingml/2006/main">
+              <a:graphicData uri="http://schemas.openxmlformats.org/drawingml/2006/picture">
+                <pic:pic xmlns:pic="http://schemas.openxmlformats.org/drawingml/2006/picture">
+                  <pic:nvPicPr>
+                    <pic:cNvPr id="1684809136" name=""/>
+                    <pic:cNvPicPr/>
+                  </pic:nvPicPr>
+                  <pic:blipFill>
+                    <a:blip r:embed="rId17"/>
+                    <a:stretch>
+                      <a:fillRect/>
+                    </a:stretch>
+                  </pic:blipFill>
+                  <pic:spPr>
+                    <a:xfrm>
+                      <a:off x="0" y="0"/>
+                      <a:ext cx="5763260" cy="1348105"/>
+                    </a:xfrm>
+                    <a:prstGeom prst="rect">
+                      <a:avLst/>
+                    </a:prstGeom>
+                  </pic:spPr>
+                </pic:pic>
+              </a:graphicData>
+            </a:graphic>
+          </wp:inline>
+        </w:drawing>
+      </w:r>
+    </w:p>
+    <w:p>
+      <w:pPr>
+        <w:pStyle w:val="ListParagraph"/>
         <w:numPr>
           <w:ilvl w:val="0"/>
           <w:numId w:val="1"/>
@@ -1954,6 +2214,55 @@
     <w:p>
       <w:pPr>
         <w:pStyle w:val="ListParagraph"/>
+        <w:tabs>
+          <w:tab w:val="left" w:pos="742"/>
+        </w:tabs>
+        <w:ind w:left="742" w:firstLine="0"/>
+      </w:pPr>
+      <w:r>
+        <w:rPr>
+          <w:noProof/>
+        </w:rPr>
+        <w:drawing>
+          <wp:inline distT="0" distB="0" distL="0" distR="0" wp14:anchorId="3B0C00C0" wp14:editId="3D3C558D">
+            <wp:extent cx="5763260" cy="1069975"/>
+            <wp:effectExtent l="0" t="0" r="8890" b="0"/>
+            <wp:docPr id="223600901" name="Picture 1"/>
+            <wp:cNvGraphicFramePr>
+              <a:graphicFrameLocks xmlns:a="http://schemas.openxmlformats.org/drawingml/2006/main" noChangeAspect="1"/>
+            </wp:cNvGraphicFramePr>
+            <a:graphic xmlns:a="http://schemas.openxmlformats.org/drawingml/2006/main">
+              <a:graphicData uri="http://schemas.openxmlformats.org/drawingml/2006/picture">
+                <pic:pic xmlns:pic="http://schemas.openxmlformats.org/drawingml/2006/picture">
+                  <pic:nvPicPr>
+                    <pic:cNvPr id="223600901" name=""/>
+                    <pic:cNvPicPr/>
+                  </pic:nvPicPr>
+                  <pic:blipFill>
+                    <a:blip r:embed="rId18"/>
+                    <a:stretch>
+                      <a:fillRect/>
+                    </a:stretch>
+                  </pic:blipFill>
+                  <pic:spPr>
+                    <a:xfrm>
+                      <a:off x="0" y="0"/>
+                      <a:ext cx="5763260" cy="1069975"/>
+                    </a:xfrm>
+                    <a:prstGeom prst="rect">
+                      <a:avLst/>
+                    </a:prstGeom>
+                  </pic:spPr>
+                </pic:pic>
+              </a:graphicData>
+            </a:graphic>
+          </wp:inline>
+        </w:drawing>
+      </w:r>
+    </w:p>
+    <w:p>
+      <w:pPr>
+        <w:pStyle w:val="ListParagraph"/>
         <w:numPr>
           <w:ilvl w:val="0"/>
           <w:numId w:val="1"/>
@@ -2148,6 +2457,55 @@
     <w:p>
       <w:pPr>
         <w:pStyle w:val="ListParagraph"/>
+        <w:tabs>
+          <w:tab w:val="left" w:pos="742"/>
+        </w:tabs>
+        <w:ind w:left="742" w:firstLine="0"/>
+      </w:pPr>
+      <w:r>
+        <w:rPr>
+          <w:noProof/>
+        </w:rPr>
+        <w:drawing>
+          <wp:inline distT="0" distB="0" distL="0" distR="0" wp14:anchorId="54D695F1" wp14:editId="60197C85">
+            <wp:extent cx="5763260" cy="444500"/>
+            <wp:effectExtent l="0" t="0" r="8890" b="0"/>
+            <wp:docPr id="2054380918" name="Picture 1"/>
+            <wp:cNvGraphicFramePr>
+              <a:graphicFrameLocks xmlns:a="http://schemas.openxmlformats.org/drawingml/2006/main" noChangeAspect="1"/>
+            </wp:cNvGraphicFramePr>
+            <a:graphic xmlns:a="http://schemas.openxmlformats.org/drawingml/2006/main">
+              <a:graphicData uri="http://schemas.openxmlformats.org/drawingml/2006/picture">
+                <pic:pic xmlns:pic="http://schemas.openxmlformats.org/drawingml/2006/picture">
+                  <pic:nvPicPr>
+                    <pic:cNvPr id="2054380918" name=""/>
+                    <pic:cNvPicPr/>
+                  </pic:nvPicPr>
+                  <pic:blipFill>
+                    <a:blip r:embed="rId19"/>
+                    <a:stretch>
+                      <a:fillRect/>
+                    </a:stretch>
+                  </pic:blipFill>
+                  <pic:spPr>
+                    <a:xfrm>
+                      <a:off x="0" y="0"/>
+                      <a:ext cx="5763260" cy="444500"/>
+                    </a:xfrm>
+                    <a:prstGeom prst="rect">
+                      <a:avLst/>
+                    </a:prstGeom>
+                  </pic:spPr>
+                </pic:pic>
+              </a:graphicData>
+            </a:graphic>
+          </wp:inline>
+        </w:drawing>
+      </w:r>
+    </w:p>
+    <w:p>
+      <w:pPr>
+        <w:pStyle w:val="ListParagraph"/>
         <w:numPr>
           <w:ilvl w:val="0"/>
           <w:numId w:val="1"/>
@@ -2303,6 +2661,126 @@
     <w:p>
       <w:pPr>
         <w:pStyle w:val="ListParagraph"/>
+        <w:tabs>
+          <w:tab w:val="left" w:pos="742"/>
+        </w:tabs>
+        <w:spacing w:before="19"/>
+        <w:ind w:left="742" w:firstLine="0"/>
+      </w:pPr>
+      <w:r>
+        <w:rPr>
+          <w:noProof/>
+        </w:rPr>
+        <w:drawing>
+          <wp:inline distT="0" distB="0" distL="0" distR="0" wp14:anchorId="1BADD85E" wp14:editId="50CB9842">
+            <wp:extent cx="5763260" cy="1595120"/>
+            <wp:effectExtent l="0" t="0" r="8890" b="5080"/>
+            <wp:docPr id="2002635003" name="Picture 1"/>
+            <wp:cNvGraphicFramePr>
+              <a:graphicFrameLocks xmlns:a="http://schemas.openxmlformats.org/drawingml/2006/main" noChangeAspect="1"/>
+            </wp:cNvGraphicFramePr>
+            <a:graphic xmlns:a="http://schemas.openxmlformats.org/drawingml/2006/main">
+              <a:graphicData uri="http://schemas.openxmlformats.org/drawingml/2006/picture">
+                <pic:pic xmlns:pic="http://schemas.openxmlformats.org/drawingml/2006/picture">
+                  <pic:nvPicPr>
+                    <pic:cNvPr id="2002635003" name=""/>
+                    <pic:cNvPicPr/>
+                  </pic:nvPicPr>
+                  <pic:blipFill>
+                    <a:blip r:embed="rId20"/>
+                    <a:stretch>
+                      <a:fillRect/>
+                    </a:stretch>
+                  </pic:blipFill>
+                  <pic:spPr>
+                    <a:xfrm>
+                      <a:off x="0" y="0"/>
+                      <a:ext cx="5763260" cy="1595120"/>
+                    </a:xfrm>
+                    <a:prstGeom prst="rect">
+                      <a:avLst/>
+                    </a:prstGeom>
+                  </pic:spPr>
+                </pic:pic>
+              </a:graphicData>
+            </a:graphic>
+          </wp:inline>
+        </w:drawing>
+      </w:r>
+    </w:p>
+    <w:p>
+      <w:pPr>
+        <w:pStyle w:val="ListParagraph"/>
+        <w:tabs>
+          <w:tab w:val="left" w:pos="742"/>
+        </w:tabs>
+        <w:spacing w:before="19"/>
+        <w:ind w:left="742" w:firstLine="0"/>
+      </w:pPr>
+    </w:p>
+    <w:p>
+      <w:pPr>
+        <w:pStyle w:val="ListParagraph"/>
+        <w:tabs>
+          <w:tab w:val="left" w:pos="742"/>
+        </w:tabs>
+        <w:spacing w:before="19"/>
+        <w:ind w:left="742" w:firstLine="0"/>
+      </w:pPr>
+    </w:p>
+    <w:p>
+      <w:pPr>
+        <w:pStyle w:val="ListParagraph"/>
+        <w:tabs>
+          <w:tab w:val="left" w:pos="742"/>
+        </w:tabs>
+        <w:spacing w:before="19"/>
+        <w:ind w:left="742" w:firstLine="0"/>
+      </w:pPr>
+    </w:p>
+    <w:p>
+      <w:pPr>
+        <w:pStyle w:val="ListParagraph"/>
+        <w:tabs>
+          <w:tab w:val="left" w:pos="742"/>
+        </w:tabs>
+        <w:spacing w:before="19"/>
+        <w:ind w:left="742" w:firstLine="0"/>
+      </w:pPr>
+    </w:p>
+    <w:p>
+      <w:pPr>
+        <w:pStyle w:val="ListParagraph"/>
+        <w:tabs>
+          <w:tab w:val="left" w:pos="742"/>
+        </w:tabs>
+        <w:spacing w:before="19"/>
+        <w:ind w:left="742" w:firstLine="0"/>
+      </w:pPr>
+    </w:p>
+    <w:p>
+      <w:pPr>
+        <w:pStyle w:val="ListParagraph"/>
+        <w:tabs>
+          <w:tab w:val="left" w:pos="742"/>
+        </w:tabs>
+        <w:spacing w:before="19"/>
+        <w:ind w:left="742" w:firstLine="0"/>
+      </w:pPr>
+    </w:p>
+    <w:p>
+      <w:pPr>
+        <w:pStyle w:val="ListParagraph"/>
+        <w:tabs>
+          <w:tab w:val="left" w:pos="742"/>
+        </w:tabs>
+        <w:spacing w:before="19"/>
+        <w:ind w:left="742" w:firstLine="0"/>
+      </w:pPr>
+    </w:p>
+    <w:p>
+      <w:pPr>
+        <w:pStyle w:val="ListParagraph"/>
         <w:numPr>
           <w:ilvl w:val="0"/>
           <w:numId w:val="1"/>
@@ -2313,6 +2791,7 @@
         <w:ind w:left="742" w:hanging="358"/>
       </w:pPr>
       <w:r>
+        <w:lastRenderedPageBreak/>
         <w:t>find</w:t>
       </w:r>
       <w:r>
@@ -2393,6 +2872,55 @@
           <w:spacing w:val="-5"/>
         </w:rPr>
         <w:t>job</w:t>
+      </w:r>
+    </w:p>
+    <w:p>
+      <w:pPr>
+        <w:pStyle w:val="ListParagraph"/>
+        <w:tabs>
+          <w:tab w:val="left" w:pos="742"/>
+        </w:tabs>
+        <w:ind w:left="742" w:firstLine="0"/>
+      </w:pPr>
+      <w:r>
+        <w:rPr>
+          <w:noProof/>
+        </w:rPr>
+        <w:drawing>
+          <wp:inline distT="0" distB="0" distL="0" distR="0" wp14:anchorId="7CBEBBBD" wp14:editId="18C7E19F">
+            <wp:extent cx="5763260" cy="2063750"/>
+            <wp:effectExtent l="0" t="0" r="8890" b="0"/>
+            <wp:docPr id="538815422" name="Picture 1"/>
+            <wp:cNvGraphicFramePr>
+              <a:graphicFrameLocks xmlns:a="http://schemas.openxmlformats.org/drawingml/2006/main" noChangeAspect="1"/>
+            </wp:cNvGraphicFramePr>
+            <a:graphic xmlns:a="http://schemas.openxmlformats.org/drawingml/2006/main">
+              <a:graphicData uri="http://schemas.openxmlformats.org/drawingml/2006/picture">
+                <pic:pic xmlns:pic="http://schemas.openxmlformats.org/drawingml/2006/picture">
+                  <pic:nvPicPr>
+                    <pic:cNvPr id="538815422" name=""/>
+                    <pic:cNvPicPr/>
+                  </pic:nvPicPr>
+                  <pic:blipFill>
+                    <a:blip r:embed="rId21"/>
+                    <a:stretch>
+                      <a:fillRect/>
+                    </a:stretch>
+                  </pic:blipFill>
+                  <pic:spPr>
+                    <a:xfrm>
+                      <a:off x="0" y="0"/>
+                      <a:ext cx="5763260" cy="2063750"/>
+                    </a:xfrm>
+                    <a:prstGeom prst="rect">
+                      <a:avLst/>
+                    </a:prstGeom>
+                  </pic:spPr>
+                </pic:pic>
+              </a:graphicData>
+            </a:graphic>
+          </wp:inline>
+        </w:drawing>
       </w:r>
     </w:p>
     <w:p>
@@ -2482,6 +3010,55 @@
     <w:p>
       <w:pPr>
         <w:pStyle w:val="ListParagraph"/>
+        <w:tabs>
+          <w:tab w:val="left" w:pos="742"/>
+        </w:tabs>
+        <w:ind w:left="742" w:firstLine="0"/>
+      </w:pPr>
+      <w:r>
+        <w:rPr>
+          <w:noProof/>
+        </w:rPr>
+        <w:drawing>
+          <wp:inline distT="0" distB="0" distL="0" distR="0" wp14:anchorId="3F29BD27" wp14:editId="64904418">
+            <wp:extent cx="5763260" cy="772795"/>
+            <wp:effectExtent l="0" t="0" r="8890" b="8255"/>
+            <wp:docPr id="106609272" name="Picture 1"/>
+            <wp:cNvGraphicFramePr>
+              <a:graphicFrameLocks xmlns:a="http://schemas.openxmlformats.org/drawingml/2006/main" noChangeAspect="1"/>
+            </wp:cNvGraphicFramePr>
+            <a:graphic xmlns:a="http://schemas.openxmlformats.org/drawingml/2006/main">
+              <a:graphicData uri="http://schemas.openxmlformats.org/drawingml/2006/picture">
+                <pic:pic xmlns:pic="http://schemas.openxmlformats.org/drawingml/2006/picture">
+                  <pic:nvPicPr>
+                    <pic:cNvPr id="106609272" name=""/>
+                    <pic:cNvPicPr/>
+                  </pic:nvPicPr>
+                  <pic:blipFill>
+                    <a:blip r:embed="rId22"/>
+                    <a:stretch>
+                      <a:fillRect/>
+                    </a:stretch>
+                  </pic:blipFill>
+                  <pic:spPr>
+                    <a:xfrm>
+                      <a:off x="0" y="0"/>
+                      <a:ext cx="5763260" cy="772795"/>
+                    </a:xfrm>
+                    <a:prstGeom prst="rect">
+                      <a:avLst/>
+                    </a:prstGeom>
+                  </pic:spPr>
+                </pic:pic>
+              </a:graphicData>
+            </a:graphic>
+          </wp:inline>
+        </w:drawing>
+      </w:r>
+    </w:p>
+    <w:p>
+      <w:pPr>
+        <w:pStyle w:val="ListParagraph"/>
         <w:numPr>
           <w:ilvl w:val="0"/>
           <w:numId w:val="1"/>
@@ -2603,6 +3180,56 @@
     <w:p>
       <w:pPr>
         <w:pStyle w:val="ListParagraph"/>
+        <w:tabs>
+          <w:tab w:val="left" w:pos="742"/>
+        </w:tabs>
+        <w:spacing w:before="21"/>
+        <w:ind w:left="742" w:firstLine="0"/>
+      </w:pPr>
+      <w:r>
+        <w:rPr>
+          <w:noProof/>
+        </w:rPr>
+        <w:drawing>
+          <wp:inline distT="0" distB="0" distL="0" distR="0" wp14:anchorId="3D1D0201" wp14:editId="6BEDBF5A">
+            <wp:extent cx="5763260" cy="1592580"/>
+            <wp:effectExtent l="0" t="0" r="8890" b="7620"/>
+            <wp:docPr id="1128325303" name="Picture 1"/>
+            <wp:cNvGraphicFramePr>
+              <a:graphicFrameLocks xmlns:a="http://schemas.openxmlformats.org/drawingml/2006/main" noChangeAspect="1"/>
+            </wp:cNvGraphicFramePr>
+            <a:graphic xmlns:a="http://schemas.openxmlformats.org/drawingml/2006/main">
+              <a:graphicData uri="http://schemas.openxmlformats.org/drawingml/2006/picture">
+                <pic:pic xmlns:pic="http://schemas.openxmlformats.org/drawingml/2006/picture">
+                  <pic:nvPicPr>
+                    <pic:cNvPr id="1128325303" name=""/>
+                    <pic:cNvPicPr/>
+                  </pic:nvPicPr>
+                  <pic:blipFill>
+                    <a:blip r:embed="rId23"/>
+                    <a:stretch>
+                      <a:fillRect/>
+                    </a:stretch>
+                  </pic:blipFill>
+                  <pic:spPr>
+                    <a:xfrm>
+                      <a:off x="0" y="0"/>
+                      <a:ext cx="5763260" cy="1592580"/>
+                    </a:xfrm>
+                    <a:prstGeom prst="rect">
+                      <a:avLst/>
+                    </a:prstGeom>
+                  </pic:spPr>
+                </pic:pic>
+              </a:graphicData>
+            </a:graphic>
+          </wp:inline>
+        </w:drawing>
+      </w:r>
+    </w:p>
+    <w:p>
+      <w:pPr>
+        <w:pStyle w:val="ListParagraph"/>
         <w:numPr>
           <w:ilvl w:val="0"/>
           <w:numId w:val="1"/>
@@ -2710,6 +3337,166 @@
     <w:p>
       <w:pPr>
         <w:pStyle w:val="ListParagraph"/>
+        <w:tabs>
+          <w:tab w:val="left" w:pos="742"/>
+        </w:tabs>
+        <w:spacing w:before="20"/>
+        <w:ind w:left="742" w:firstLine="0"/>
+      </w:pPr>
+      <w:r>
+        <w:rPr>
+          <w:noProof/>
+        </w:rPr>
+        <w:drawing>
+          <wp:inline distT="0" distB="0" distL="0" distR="0" wp14:anchorId="112B298F" wp14:editId="51A1FE2F">
+            <wp:extent cx="5763260" cy="2391410"/>
+            <wp:effectExtent l="0" t="0" r="8890" b="8890"/>
+            <wp:docPr id="1017510965" name="Picture 1"/>
+            <wp:cNvGraphicFramePr>
+              <a:graphicFrameLocks xmlns:a="http://schemas.openxmlformats.org/drawingml/2006/main" noChangeAspect="1"/>
+            </wp:cNvGraphicFramePr>
+            <a:graphic xmlns:a="http://schemas.openxmlformats.org/drawingml/2006/main">
+              <a:graphicData uri="http://schemas.openxmlformats.org/drawingml/2006/picture">
+                <pic:pic xmlns:pic="http://schemas.openxmlformats.org/drawingml/2006/picture">
+                  <pic:nvPicPr>
+                    <pic:cNvPr id="1017510965" name=""/>
+                    <pic:cNvPicPr/>
+                  </pic:nvPicPr>
+                  <pic:blipFill>
+                    <a:blip r:embed="rId24"/>
+                    <a:stretch>
+                      <a:fillRect/>
+                    </a:stretch>
+                  </pic:blipFill>
+                  <pic:spPr>
+                    <a:xfrm>
+                      <a:off x="0" y="0"/>
+                      <a:ext cx="5763260" cy="2391410"/>
+                    </a:xfrm>
+                    <a:prstGeom prst="rect">
+                      <a:avLst/>
+                    </a:prstGeom>
+                  </pic:spPr>
+                </pic:pic>
+              </a:graphicData>
+            </a:graphic>
+          </wp:inline>
+        </w:drawing>
+      </w:r>
+    </w:p>
+    <w:p>
+      <w:pPr>
+        <w:pStyle w:val="ListParagraph"/>
+        <w:tabs>
+          <w:tab w:val="left" w:pos="742"/>
+        </w:tabs>
+        <w:spacing w:before="20"/>
+        <w:ind w:left="742" w:firstLine="0"/>
+      </w:pPr>
+    </w:p>
+    <w:p>
+      <w:pPr>
+        <w:pStyle w:val="ListParagraph"/>
+        <w:tabs>
+          <w:tab w:val="left" w:pos="742"/>
+        </w:tabs>
+        <w:spacing w:before="20"/>
+        <w:ind w:left="742" w:firstLine="0"/>
+      </w:pPr>
+    </w:p>
+    <w:p>
+      <w:pPr>
+        <w:pStyle w:val="ListParagraph"/>
+        <w:tabs>
+          <w:tab w:val="left" w:pos="742"/>
+        </w:tabs>
+        <w:spacing w:before="20"/>
+        <w:ind w:left="742" w:firstLine="0"/>
+      </w:pPr>
+    </w:p>
+    <w:p>
+      <w:pPr>
+        <w:pStyle w:val="ListParagraph"/>
+        <w:tabs>
+          <w:tab w:val="left" w:pos="742"/>
+        </w:tabs>
+        <w:spacing w:before="20"/>
+        <w:ind w:left="742" w:firstLine="0"/>
+      </w:pPr>
+    </w:p>
+    <w:p>
+      <w:pPr>
+        <w:pStyle w:val="ListParagraph"/>
+        <w:tabs>
+          <w:tab w:val="left" w:pos="742"/>
+        </w:tabs>
+        <w:spacing w:before="20"/>
+        <w:ind w:left="742" w:firstLine="0"/>
+      </w:pPr>
+    </w:p>
+    <w:p>
+      <w:pPr>
+        <w:pStyle w:val="ListParagraph"/>
+        <w:tabs>
+          <w:tab w:val="left" w:pos="742"/>
+        </w:tabs>
+        <w:spacing w:before="20"/>
+        <w:ind w:left="742" w:firstLine="0"/>
+      </w:pPr>
+    </w:p>
+    <w:p>
+      <w:pPr>
+        <w:pStyle w:val="ListParagraph"/>
+        <w:tabs>
+          <w:tab w:val="left" w:pos="742"/>
+        </w:tabs>
+        <w:spacing w:before="20"/>
+        <w:ind w:left="742" w:firstLine="0"/>
+      </w:pPr>
+    </w:p>
+    <w:p>
+      <w:pPr>
+        <w:pStyle w:val="ListParagraph"/>
+        <w:tabs>
+          <w:tab w:val="left" w:pos="742"/>
+        </w:tabs>
+        <w:spacing w:before="20"/>
+        <w:ind w:left="742" w:firstLine="0"/>
+      </w:pPr>
+    </w:p>
+    <w:p>
+      <w:pPr>
+        <w:pStyle w:val="ListParagraph"/>
+        <w:tabs>
+          <w:tab w:val="left" w:pos="742"/>
+        </w:tabs>
+        <w:spacing w:before="20"/>
+        <w:ind w:left="742" w:firstLine="0"/>
+      </w:pPr>
+    </w:p>
+    <w:p>
+      <w:pPr>
+        <w:pStyle w:val="ListParagraph"/>
+        <w:tabs>
+          <w:tab w:val="left" w:pos="742"/>
+        </w:tabs>
+        <w:spacing w:before="20"/>
+        <w:ind w:left="742" w:firstLine="0"/>
+      </w:pPr>
+    </w:p>
+    <w:p>
+      <w:pPr>
+        <w:pStyle w:val="ListParagraph"/>
+        <w:tabs>
+          <w:tab w:val="left" w:pos="742"/>
+        </w:tabs>
+        <w:spacing w:before="20"/>
+        <w:ind w:left="742" w:firstLine="0"/>
+      </w:pPr>
+    </w:p>
+    <w:p>
+      <w:pPr>
+        <w:pStyle w:val="ListParagraph"/>
         <w:numPr>
           <w:ilvl w:val="0"/>
           <w:numId w:val="1"/>
@@ -2720,6 +3507,7 @@
         <w:ind w:left="742" w:hanging="358"/>
       </w:pPr>
       <w:r>
+        <w:lastRenderedPageBreak/>
         <w:t>find</w:t>
       </w:r>
       <w:r>
@@ -2872,6 +3660,55 @@
           <w:spacing w:val="-2"/>
         </w:rPr>
         <w:t>order.</w:t>
+      </w:r>
+    </w:p>
+    <w:p>
+      <w:pPr>
+        <w:pStyle w:val="ListParagraph"/>
+        <w:tabs>
+          <w:tab w:val="left" w:pos="742"/>
+        </w:tabs>
+        <w:ind w:left="742" w:firstLine="0"/>
+      </w:pPr>
+      <w:r>
+        <w:rPr>
+          <w:noProof/>
+        </w:rPr>
+        <w:drawing>
+          <wp:inline distT="0" distB="0" distL="0" distR="0" wp14:anchorId="6CFEBF50" wp14:editId="597C4A79">
+            <wp:extent cx="5763260" cy="2495550"/>
+            <wp:effectExtent l="0" t="0" r="8890" b="0"/>
+            <wp:docPr id="501039201" name="Picture 1"/>
+            <wp:cNvGraphicFramePr>
+              <a:graphicFrameLocks xmlns:a="http://schemas.openxmlformats.org/drawingml/2006/main" noChangeAspect="1"/>
+            </wp:cNvGraphicFramePr>
+            <a:graphic xmlns:a="http://schemas.openxmlformats.org/drawingml/2006/main">
+              <a:graphicData uri="http://schemas.openxmlformats.org/drawingml/2006/picture">
+                <pic:pic xmlns:pic="http://schemas.openxmlformats.org/drawingml/2006/picture">
+                  <pic:nvPicPr>
+                    <pic:cNvPr id="501039201" name=""/>
+                    <pic:cNvPicPr/>
+                  </pic:nvPicPr>
+                  <pic:blipFill>
+                    <a:blip r:embed="rId25"/>
+                    <a:stretch>
+                      <a:fillRect/>
+                    </a:stretch>
+                  </pic:blipFill>
+                  <pic:spPr>
+                    <a:xfrm>
+                      <a:off x="0" y="0"/>
+                      <a:ext cx="5763260" cy="2495550"/>
+                    </a:xfrm>
+                    <a:prstGeom prst="rect">
+                      <a:avLst/>
+                    </a:prstGeom>
+                  </pic:spPr>
+                </pic:pic>
+              </a:graphicData>
+            </a:graphic>
+          </wp:inline>
+        </w:drawing>
       </w:r>
     </w:p>
     <w:p>
@@ -2981,6 +3818,56 @@
     <w:p>
       <w:pPr>
         <w:pStyle w:val="ListParagraph"/>
+        <w:tabs>
+          <w:tab w:val="left" w:pos="743"/>
+        </w:tabs>
+        <w:spacing w:before="21"/>
+        <w:ind w:left="743" w:firstLine="0"/>
+      </w:pPr>
+      <w:r>
+        <w:rPr>
+          <w:noProof/>
+        </w:rPr>
+        <w:drawing>
+          <wp:inline distT="0" distB="0" distL="0" distR="0" wp14:anchorId="2C8F330E" wp14:editId="29C7DF35">
+            <wp:extent cx="5134692" cy="2667372"/>
+            <wp:effectExtent l="0" t="0" r="8890" b="0"/>
+            <wp:docPr id="358042758" name="Picture 1"/>
+            <wp:cNvGraphicFramePr>
+              <a:graphicFrameLocks xmlns:a="http://schemas.openxmlformats.org/drawingml/2006/main" noChangeAspect="1"/>
+            </wp:cNvGraphicFramePr>
+            <a:graphic xmlns:a="http://schemas.openxmlformats.org/drawingml/2006/main">
+              <a:graphicData uri="http://schemas.openxmlformats.org/drawingml/2006/picture">
+                <pic:pic xmlns:pic="http://schemas.openxmlformats.org/drawingml/2006/picture">
+                  <pic:nvPicPr>
+                    <pic:cNvPr id="358042758" name=""/>
+                    <pic:cNvPicPr/>
+                  </pic:nvPicPr>
+                  <pic:blipFill>
+                    <a:blip r:embed="rId26"/>
+                    <a:stretch>
+                      <a:fillRect/>
+                    </a:stretch>
+                  </pic:blipFill>
+                  <pic:spPr>
+                    <a:xfrm>
+                      <a:off x="0" y="0"/>
+                      <a:ext cx="5134692" cy="2667372"/>
+                    </a:xfrm>
+                    <a:prstGeom prst="rect">
+                      <a:avLst/>
+                    </a:prstGeom>
+                  </pic:spPr>
+                </pic:pic>
+              </a:graphicData>
+            </a:graphic>
+          </wp:inline>
+        </w:drawing>
+      </w:r>
+    </w:p>
+    <w:p>
+      <w:pPr>
+        <w:pStyle w:val="ListParagraph"/>
         <w:numPr>
           <w:ilvl w:val="0"/>
           <w:numId w:val="1"/>
@@ -2991,7 +3878,6 @@
         <w:ind w:hanging="358"/>
       </w:pPr>
       <w:r>
-        <w:lastRenderedPageBreak/>
         <w:t>list</w:t>
       </w:r>
       <w:r>
@@ -3060,6 +3946,127 @@
         </w:rPr>
         <w:t>employees</w:t>
       </w:r>
+    </w:p>
+    <w:p>
+      <w:pPr>
+        <w:pStyle w:val="ListParagraph"/>
+        <w:tabs>
+          <w:tab w:val="left" w:pos="743"/>
+        </w:tabs>
+        <w:ind w:left="743" w:firstLine="0"/>
+      </w:pPr>
+      <w:r>
+        <w:rPr>
+          <w:noProof/>
+        </w:rPr>
+        <w:drawing>
+          <wp:inline distT="0" distB="0" distL="0" distR="0" wp14:anchorId="572C6DD3" wp14:editId="25386309">
+            <wp:extent cx="4839375" cy="2267266"/>
+            <wp:effectExtent l="0" t="0" r="0" b="0"/>
+            <wp:docPr id="493002934" name="Picture 1"/>
+            <wp:cNvGraphicFramePr>
+              <a:graphicFrameLocks xmlns:a="http://schemas.openxmlformats.org/drawingml/2006/main" noChangeAspect="1"/>
+            </wp:cNvGraphicFramePr>
+            <a:graphic xmlns:a="http://schemas.openxmlformats.org/drawingml/2006/main">
+              <a:graphicData uri="http://schemas.openxmlformats.org/drawingml/2006/picture">
+                <pic:pic xmlns:pic="http://schemas.openxmlformats.org/drawingml/2006/picture">
+                  <pic:nvPicPr>
+                    <pic:cNvPr id="493002934" name=""/>
+                    <pic:cNvPicPr/>
+                  </pic:nvPicPr>
+                  <pic:blipFill>
+                    <a:blip r:embed="rId27"/>
+                    <a:stretch>
+                      <a:fillRect/>
+                    </a:stretch>
+                  </pic:blipFill>
+                  <pic:spPr>
+                    <a:xfrm>
+                      <a:off x="0" y="0"/>
+                      <a:ext cx="4839375" cy="2267266"/>
+                    </a:xfrm>
+                    <a:prstGeom prst="rect">
+                      <a:avLst/>
+                    </a:prstGeom>
+                  </pic:spPr>
+                </pic:pic>
+              </a:graphicData>
+            </a:graphic>
+          </wp:inline>
+        </w:drawing>
+      </w:r>
+    </w:p>
+    <w:p>
+      <w:pPr>
+        <w:pStyle w:val="ListParagraph"/>
+        <w:tabs>
+          <w:tab w:val="left" w:pos="743"/>
+        </w:tabs>
+        <w:ind w:left="743" w:firstLine="0"/>
+      </w:pPr>
+    </w:p>
+    <w:p>
+      <w:pPr>
+        <w:pStyle w:val="ListParagraph"/>
+        <w:tabs>
+          <w:tab w:val="left" w:pos="743"/>
+        </w:tabs>
+        <w:ind w:left="743" w:firstLine="0"/>
+      </w:pPr>
+    </w:p>
+    <w:p>
+      <w:pPr>
+        <w:pStyle w:val="ListParagraph"/>
+        <w:tabs>
+          <w:tab w:val="left" w:pos="743"/>
+        </w:tabs>
+        <w:ind w:left="743" w:firstLine="0"/>
+      </w:pPr>
+    </w:p>
+    <w:p>
+      <w:pPr>
+        <w:pStyle w:val="ListParagraph"/>
+        <w:tabs>
+          <w:tab w:val="left" w:pos="743"/>
+        </w:tabs>
+        <w:ind w:left="743" w:firstLine="0"/>
+      </w:pPr>
+    </w:p>
+    <w:p>
+      <w:pPr>
+        <w:pStyle w:val="ListParagraph"/>
+        <w:tabs>
+          <w:tab w:val="left" w:pos="743"/>
+        </w:tabs>
+        <w:ind w:left="743" w:firstLine="0"/>
+      </w:pPr>
+    </w:p>
+    <w:p>
+      <w:pPr>
+        <w:pStyle w:val="ListParagraph"/>
+        <w:tabs>
+          <w:tab w:val="left" w:pos="743"/>
+        </w:tabs>
+        <w:ind w:left="743" w:firstLine="0"/>
+      </w:pPr>
+    </w:p>
+    <w:p>
+      <w:pPr>
+        <w:pStyle w:val="ListParagraph"/>
+        <w:tabs>
+          <w:tab w:val="left" w:pos="743"/>
+        </w:tabs>
+        <w:ind w:left="743" w:firstLine="0"/>
+      </w:pPr>
+    </w:p>
+    <w:p>
+      <w:pPr>
+        <w:pStyle w:val="ListParagraph"/>
+        <w:tabs>
+          <w:tab w:val="left" w:pos="743"/>
+        </w:tabs>
+        <w:ind w:left="743" w:firstLine="0"/>
+      </w:pPr>
     </w:p>
     <w:p>
       <w:pPr>
@@ -3075,6 +4082,7 @@
         <w:ind w:hanging="358"/>
       </w:pPr>
       <w:r>
+        <w:lastRenderedPageBreak/>
         <w:t>count</w:t>
       </w:r>
       <w:r>
@@ -3178,6 +4186,56 @@
           <w:spacing w:val="-5"/>
         </w:rPr>
         <w:t>job</w:t>
+      </w:r>
+    </w:p>
+    <w:p>
+      <w:pPr>
+        <w:pStyle w:val="ListParagraph"/>
+        <w:tabs>
+          <w:tab w:val="left" w:pos="743"/>
+        </w:tabs>
+        <w:spacing w:before="20"/>
+        <w:ind w:left="743" w:firstLine="0"/>
+      </w:pPr>
+      <w:r>
+        <w:rPr>
+          <w:noProof/>
+        </w:rPr>
+        <w:drawing>
+          <wp:inline distT="0" distB="0" distL="0" distR="0" wp14:anchorId="334E17F3" wp14:editId="2940707F">
+            <wp:extent cx="5763260" cy="1985010"/>
+            <wp:effectExtent l="0" t="0" r="8890" b="0"/>
+            <wp:docPr id="2095311404" name="Picture 1"/>
+            <wp:cNvGraphicFramePr>
+              <a:graphicFrameLocks xmlns:a="http://schemas.openxmlformats.org/drawingml/2006/main" noChangeAspect="1"/>
+            </wp:cNvGraphicFramePr>
+            <a:graphic xmlns:a="http://schemas.openxmlformats.org/drawingml/2006/main">
+              <a:graphicData uri="http://schemas.openxmlformats.org/drawingml/2006/picture">
+                <pic:pic xmlns:pic="http://schemas.openxmlformats.org/drawingml/2006/picture">
+                  <pic:nvPicPr>
+                    <pic:cNvPr id="2095311404" name=""/>
+                    <pic:cNvPicPr/>
+                  </pic:nvPicPr>
+                  <pic:blipFill>
+                    <a:blip r:embed="rId28"/>
+                    <a:stretch>
+                      <a:fillRect/>
+                    </a:stretch>
+                  </pic:blipFill>
+                  <pic:spPr>
+                    <a:xfrm>
+                      <a:off x="0" y="0"/>
+                      <a:ext cx="5763260" cy="1985010"/>
+                    </a:xfrm>
+                    <a:prstGeom prst="rect">
+                      <a:avLst/>
+                    </a:prstGeom>
+                  </pic:spPr>
+                </pic:pic>
+              </a:graphicData>
+            </a:graphic>
+          </wp:inline>
+        </w:drawing>
       </w:r>
     </w:p>
     <w:p>
@@ -3277,6 +4335,246 @@
     <w:p>
       <w:pPr>
         <w:pStyle w:val="ListParagraph"/>
+        <w:tabs>
+          <w:tab w:val="left" w:pos="743"/>
+        </w:tabs>
+        <w:spacing w:before="21"/>
+        <w:ind w:left="743" w:firstLine="0"/>
+      </w:pPr>
+      <w:r>
+        <w:rPr>
+          <w:noProof/>
+        </w:rPr>
+        <w:drawing>
+          <wp:inline distT="0" distB="0" distL="0" distR="0" wp14:anchorId="1AEF7AA3" wp14:editId="139B2DC8">
+            <wp:extent cx="5763260" cy="3707765"/>
+            <wp:effectExtent l="0" t="0" r="8890" b="6985"/>
+            <wp:docPr id="990064511" name="Picture 1"/>
+            <wp:cNvGraphicFramePr>
+              <a:graphicFrameLocks xmlns:a="http://schemas.openxmlformats.org/drawingml/2006/main" noChangeAspect="1"/>
+            </wp:cNvGraphicFramePr>
+            <a:graphic xmlns:a="http://schemas.openxmlformats.org/drawingml/2006/main">
+              <a:graphicData uri="http://schemas.openxmlformats.org/drawingml/2006/picture">
+                <pic:pic xmlns:pic="http://schemas.openxmlformats.org/drawingml/2006/picture">
+                  <pic:nvPicPr>
+                    <pic:cNvPr id="990064511" name=""/>
+                    <pic:cNvPicPr/>
+                  </pic:nvPicPr>
+                  <pic:blipFill>
+                    <a:blip r:embed="rId29"/>
+                    <a:stretch>
+                      <a:fillRect/>
+                    </a:stretch>
+                  </pic:blipFill>
+                  <pic:spPr>
+                    <a:xfrm>
+                      <a:off x="0" y="0"/>
+                      <a:ext cx="5763260" cy="3707765"/>
+                    </a:xfrm>
+                    <a:prstGeom prst="rect">
+                      <a:avLst/>
+                    </a:prstGeom>
+                  </pic:spPr>
+                </pic:pic>
+              </a:graphicData>
+            </a:graphic>
+          </wp:inline>
+        </w:drawing>
+      </w:r>
+    </w:p>
+    <w:p>
+      <w:pPr>
+        <w:pStyle w:val="ListParagraph"/>
+        <w:tabs>
+          <w:tab w:val="left" w:pos="743"/>
+        </w:tabs>
+        <w:spacing w:before="21"/>
+        <w:ind w:left="743" w:firstLine="0"/>
+      </w:pPr>
+    </w:p>
+    <w:p>
+      <w:pPr>
+        <w:pStyle w:val="ListParagraph"/>
+        <w:tabs>
+          <w:tab w:val="left" w:pos="743"/>
+        </w:tabs>
+        <w:spacing w:before="21"/>
+        <w:ind w:left="743" w:firstLine="0"/>
+      </w:pPr>
+    </w:p>
+    <w:p>
+      <w:pPr>
+        <w:pStyle w:val="ListParagraph"/>
+        <w:tabs>
+          <w:tab w:val="left" w:pos="743"/>
+        </w:tabs>
+        <w:spacing w:before="21"/>
+        <w:ind w:left="743" w:firstLine="0"/>
+      </w:pPr>
+    </w:p>
+    <w:p>
+      <w:pPr>
+        <w:pStyle w:val="ListParagraph"/>
+        <w:tabs>
+          <w:tab w:val="left" w:pos="743"/>
+        </w:tabs>
+        <w:spacing w:before="21"/>
+        <w:ind w:left="743" w:firstLine="0"/>
+      </w:pPr>
+    </w:p>
+    <w:p>
+      <w:pPr>
+        <w:pStyle w:val="ListParagraph"/>
+        <w:tabs>
+          <w:tab w:val="left" w:pos="743"/>
+        </w:tabs>
+        <w:spacing w:before="21"/>
+        <w:ind w:left="743" w:firstLine="0"/>
+      </w:pPr>
+    </w:p>
+    <w:p>
+      <w:pPr>
+        <w:pStyle w:val="ListParagraph"/>
+        <w:tabs>
+          <w:tab w:val="left" w:pos="743"/>
+        </w:tabs>
+        <w:spacing w:before="21"/>
+        <w:ind w:left="743" w:firstLine="0"/>
+      </w:pPr>
+    </w:p>
+    <w:p>
+      <w:pPr>
+        <w:pStyle w:val="ListParagraph"/>
+        <w:tabs>
+          <w:tab w:val="left" w:pos="743"/>
+        </w:tabs>
+        <w:spacing w:before="21"/>
+        <w:ind w:left="743" w:firstLine="0"/>
+      </w:pPr>
+    </w:p>
+    <w:p>
+      <w:pPr>
+        <w:pStyle w:val="ListParagraph"/>
+        <w:tabs>
+          <w:tab w:val="left" w:pos="743"/>
+        </w:tabs>
+        <w:spacing w:before="21"/>
+        <w:ind w:left="743" w:firstLine="0"/>
+      </w:pPr>
+    </w:p>
+    <w:p>
+      <w:pPr>
+        <w:pStyle w:val="ListParagraph"/>
+        <w:tabs>
+          <w:tab w:val="left" w:pos="743"/>
+        </w:tabs>
+        <w:spacing w:before="21"/>
+        <w:ind w:left="743" w:firstLine="0"/>
+      </w:pPr>
+    </w:p>
+    <w:p>
+      <w:pPr>
+        <w:pStyle w:val="ListParagraph"/>
+        <w:tabs>
+          <w:tab w:val="left" w:pos="743"/>
+        </w:tabs>
+        <w:spacing w:before="21"/>
+        <w:ind w:left="743" w:firstLine="0"/>
+      </w:pPr>
+    </w:p>
+    <w:p>
+      <w:pPr>
+        <w:pStyle w:val="ListParagraph"/>
+        <w:tabs>
+          <w:tab w:val="left" w:pos="743"/>
+        </w:tabs>
+        <w:spacing w:before="21"/>
+        <w:ind w:left="743" w:firstLine="0"/>
+      </w:pPr>
+    </w:p>
+    <w:p>
+      <w:pPr>
+        <w:pStyle w:val="ListParagraph"/>
+        <w:tabs>
+          <w:tab w:val="left" w:pos="743"/>
+        </w:tabs>
+        <w:spacing w:before="21"/>
+        <w:ind w:left="743" w:firstLine="0"/>
+      </w:pPr>
+    </w:p>
+    <w:p>
+      <w:pPr>
+        <w:pStyle w:val="ListParagraph"/>
+        <w:tabs>
+          <w:tab w:val="left" w:pos="743"/>
+        </w:tabs>
+        <w:spacing w:before="21"/>
+        <w:ind w:left="743" w:firstLine="0"/>
+      </w:pPr>
+    </w:p>
+    <w:p>
+      <w:pPr>
+        <w:pStyle w:val="ListParagraph"/>
+        <w:tabs>
+          <w:tab w:val="left" w:pos="743"/>
+        </w:tabs>
+        <w:spacing w:before="21"/>
+        <w:ind w:left="743" w:firstLine="0"/>
+      </w:pPr>
+    </w:p>
+    <w:p>
+      <w:pPr>
+        <w:pStyle w:val="ListParagraph"/>
+        <w:tabs>
+          <w:tab w:val="left" w:pos="743"/>
+        </w:tabs>
+        <w:spacing w:before="21"/>
+        <w:ind w:left="743" w:firstLine="0"/>
+      </w:pPr>
+    </w:p>
+    <w:p>
+      <w:pPr>
+        <w:pStyle w:val="ListParagraph"/>
+        <w:tabs>
+          <w:tab w:val="left" w:pos="743"/>
+        </w:tabs>
+        <w:spacing w:before="21"/>
+        <w:ind w:left="743" w:firstLine="0"/>
+      </w:pPr>
+    </w:p>
+    <w:p>
+      <w:pPr>
+        <w:pStyle w:val="ListParagraph"/>
+        <w:tabs>
+          <w:tab w:val="left" w:pos="743"/>
+        </w:tabs>
+        <w:spacing w:before="21"/>
+        <w:ind w:left="743" w:firstLine="0"/>
+      </w:pPr>
+    </w:p>
+    <w:p>
+      <w:pPr>
+        <w:pStyle w:val="ListParagraph"/>
+        <w:tabs>
+          <w:tab w:val="left" w:pos="743"/>
+        </w:tabs>
+        <w:spacing w:before="21"/>
+        <w:ind w:left="743" w:firstLine="0"/>
+      </w:pPr>
+    </w:p>
+    <w:p>
+      <w:pPr>
+        <w:pStyle w:val="ListParagraph"/>
+        <w:tabs>
+          <w:tab w:val="left" w:pos="743"/>
+        </w:tabs>
+        <w:spacing w:before="21"/>
+        <w:ind w:left="743" w:firstLine="0"/>
+      </w:pPr>
+    </w:p>
+    <w:p>
+      <w:pPr>
+        <w:pStyle w:val="ListParagraph"/>
         <w:numPr>
           <w:ilvl w:val="0"/>
           <w:numId w:val="1"/>
@@ -3289,6 +4587,7 @@
         <w:ind w:left="745" w:right="657"/>
       </w:pPr>
       <w:r>
+        <w:lastRenderedPageBreak/>
         <w:t>list</w:t>
       </w:r>
       <w:r>
@@ -3463,6 +4762,60 @@
       </w:r>
       <w:r>
         <w:t>add spaces to left</w:t>
+      </w:r>
+      <w:r>
+        <w:t>.</w:t>
+      </w:r>
+    </w:p>
+    <w:p>
+      <w:pPr>
+        <w:pStyle w:val="ListParagraph"/>
+        <w:tabs>
+          <w:tab w:val="left" w:pos="742"/>
+          <w:tab w:val="left" w:pos="745"/>
+        </w:tabs>
+        <w:spacing w:line="259" w:lineRule="auto"/>
+        <w:ind w:left="745" w:right="657" w:firstLine="0"/>
+      </w:pPr>
+      <w:r>
+        <w:rPr>
+          <w:noProof/>
+        </w:rPr>
+        <w:drawing>
+          <wp:inline distT="0" distB="0" distL="0" distR="0" wp14:anchorId="4A00468C" wp14:editId="41C1FE91">
+            <wp:extent cx="5353797" cy="4677428"/>
+            <wp:effectExtent l="0" t="0" r="0" b="8890"/>
+            <wp:docPr id="308478166" name="Picture 1"/>
+            <wp:cNvGraphicFramePr>
+              <a:graphicFrameLocks xmlns:a="http://schemas.openxmlformats.org/drawingml/2006/main" noChangeAspect="1"/>
+            </wp:cNvGraphicFramePr>
+            <a:graphic xmlns:a="http://schemas.openxmlformats.org/drawingml/2006/main">
+              <a:graphicData uri="http://schemas.openxmlformats.org/drawingml/2006/picture">
+                <pic:pic xmlns:pic="http://schemas.openxmlformats.org/drawingml/2006/picture">
+                  <pic:nvPicPr>
+                    <pic:cNvPr id="308478166" name=""/>
+                    <pic:cNvPicPr/>
+                  </pic:nvPicPr>
+                  <pic:blipFill>
+                    <a:blip r:embed="rId30"/>
+                    <a:stretch>
+                      <a:fillRect/>
+                    </a:stretch>
+                  </pic:blipFill>
+                  <pic:spPr>
+                    <a:xfrm>
+                      <a:off x="0" y="0"/>
+                      <a:ext cx="5353797" cy="4677428"/>
+                    </a:xfrm>
+                    <a:prstGeom prst="rect">
+                      <a:avLst/>
+                    </a:prstGeom>
+                  </pic:spPr>
+                </pic:pic>
+              </a:graphicData>
+            </a:graphic>
+          </wp:inline>
+        </w:drawing>
       </w:r>
     </w:p>
     <w:p>
@@ -3607,6 +4960,860 @@
     <w:p>
       <w:pPr>
         <w:pStyle w:val="ListParagraph"/>
+        <w:tabs>
+          <w:tab w:val="left" w:pos="743"/>
+        </w:tabs>
+        <w:spacing w:before="0" w:line="267" w:lineRule="exact"/>
+        <w:ind w:left="743" w:firstLine="0"/>
+      </w:pPr>
+    </w:p>
+    <w:p>
+      <w:pPr>
+        <w:pStyle w:val="ListParagraph"/>
+        <w:tabs>
+          <w:tab w:val="left" w:pos="743"/>
+        </w:tabs>
+        <w:spacing w:before="0" w:line="267" w:lineRule="exact"/>
+        <w:ind w:left="743" w:firstLine="0"/>
+        <w:rPr>
+          <w:noProof/>
+        </w:rPr>
+      </w:pPr>
+      <w:r>
+        <w:rPr>
+          <w:noProof/>
+        </w:rPr>
+        <w:drawing>
+          <wp:inline distT="0" distB="0" distL="0" distR="0" wp14:anchorId="43681341" wp14:editId="4A1B4F09">
+            <wp:extent cx="5763260" cy="2647950"/>
+            <wp:effectExtent l="0" t="0" r="8890" b="0"/>
+            <wp:docPr id="812933305" name="Picture 1"/>
+            <wp:cNvGraphicFramePr>
+              <a:graphicFrameLocks xmlns:a="http://schemas.openxmlformats.org/drawingml/2006/main" noChangeAspect="1"/>
+            </wp:cNvGraphicFramePr>
+            <a:graphic xmlns:a="http://schemas.openxmlformats.org/drawingml/2006/main">
+              <a:graphicData uri="http://schemas.openxmlformats.org/drawingml/2006/picture">
+                <pic:pic xmlns:pic="http://schemas.openxmlformats.org/drawingml/2006/picture">
+                  <pic:nvPicPr>
+                    <pic:cNvPr id="812933305" name=""/>
+                    <pic:cNvPicPr/>
+                  </pic:nvPicPr>
+                  <pic:blipFill>
+                    <a:blip r:embed="rId31"/>
+                    <a:stretch>
+                      <a:fillRect/>
+                    </a:stretch>
+                  </pic:blipFill>
+                  <pic:spPr>
+                    <a:xfrm>
+                      <a:off x="0" y="0"/>
+                      <a:ext cx="5763260" cy="2647950"/>
+                    </a:xfrm>
+                    <a:prstGeom prst="rect">
+                      <a:avLst/>
+                    </a:prstGeom>
+                  </pic:spPr>
+                </pic:pic>
+              </a:graphicData>
+            </a:graphic>
+          </wp:inline>
+        </w:drawing>
+      </w:r>
+      <w:r>
+        <w:rPr>
+          <w:noProof/>
+        </w:rPr>
+        <w:t xml:space="preserve"> </w:t>
+      </w:r>
+      <w:r>
+        <w:rPr>
+          <w:noProof/>
+        </w:rPr>
+        <w:drawing>
+          <wp:inline distT="0" distB="0" distL="0" distR="0" wp14:anchorId="7337DC9D" wp14:editId="6163F085">
+            <wp:extent cx="5763260" cy="2647950"/>
+            <wp:effectExtent l="0" t="0" r="8890" b="0"/>
+            <wp:docPr id="2065417116" name="Picture 1"/>
+            <wp:cNvGraphicFramePr>
+              <a:graphicFrameLocks xmlns:a="http://schemas.openxmlformats.org/drawingml/2006/main" noChangeAspect="1"/>
+            </wp:cNvGraphicFramePr>
+            <a:graphic xmlns:a="http://schemas.openxmlformats.org/drawingml/2006/main">
+              <a:graphicData uri="http://schemas.openxmlformats.org/drawingml/2006/picture">
+                <pic:pic xmlns:pic="http://schemas.openxmlformats.org/drawingml/2006/picture">
+                  <pic:nvPicPr>
+                    <pic:cNvPr id="2065417116" name=""/>
+                    <pic:cNvPicPr/>
+                  </pic:nvPicPr>
+                  <pic:blipFill>
+                    <a:blip r:embed="rId31"/>
+                    <a:stretch>
+                      <a:fillRect/>
+                    </a:stretch>
+                  </pic:blipFill>
+                  <pic:spPr>
+                    <a:xfrm>
+                      <a:off x="0" y="0"/>
+                      <a:ext cx="5763260" cy="2647950"/>
+                    </a:xfrm>
+                    <a:prstGeom prst="rect">
+                      <a:avLst/>
+                    </a:prstGeom>
+                  </pic:spPr>
+                </pic:pic>
+              </a:graphicData>
+            </a:graphic>
+          </wp:inline>
+        </w:drawing>
+      </w:r>
+      <w:r>
+        <w:rPr>
+          <w:noProof/>
+        </w:rPr>
+        <w:t xml:space="preserve"> </w:t>
+      </w:r>
+      <w:r>
+        <w:rPr>
+          <w:noProof/>
+        </w:rPr>
+        <w:drawing>
+          <wp:inline distT="0" distB="0" distL="0" distR="0" wp14:anchorId="6A28F9B0" wp14:editId="0B1873D0">
+            <wp:extent cx="5763260" cy="2647950"/>
+            <wp:effectExtent l="0" t="0" r="8890" b="0"/>
+            <wp:docPr id="93080934" name="Picture 1"/>
+            <wp:cNvGraphicFramePr>
+              <a:graphicFrameLocks xmlns:a="http://schemas.openxmlformats.org/drawingml/2006/main" noChangeAspect="1"/>
+            </wp:cNvGraphicFramePr>
+            <a:graphic xmlns:a="http://schemas.openxmlformats.org/drawingml/2006/main">
+              <a:graphicData uri="http://schemas.openxmlformats.org/drawingml/2006/picture">
+                <pic:pic xmlns:pic="http://schemas.openxmlformats.org/drawingml/2006/picture">
+                  <pic:nvPicPr>
+                    <pic:cNvPr id="93080934" name=""/>
+                    <pic:cNvPicPr/>
+                  </pic:nvPicPr>
+                  <pic:blipFill>
+                    <a:blip r:embed="rId31"/>
+                    <a:stretch>
+                      <a:fillRect/>
+                    </a:stretch>
+                  </pic:blipFill>
+                  <pic:spPr>
+                    <a:xfrm>
+                      <a:off x="0" y="0"/>
+                      <a:ext cx="5763260" cy="2647950"/>
+                    </a:xfrm>
+                    <a:prstGeom prst="rect">
+                      <a:avLst/>
+                    </a:prstGeom>
+                  </pic:spPr>
+                </pic:pic>
+              </a:graphicData>
+            </a:graphic>
+          </wp:inline>
+        </w:drawing>
+      </w:r>
+      <w:r>
+        <w:rPr>
+          <w:noProof/>
+        </w:rPr>
+        <w:t xml:space="preserve"> </w:t>
+      </w:r>
+      <w:r>
+        <w:rPr>
+          <w:noProof/>
+        </w:rPr>
+        <w:drawing>
+          <wp:inline distT="0" distB="0" distL="0" distR="0" wp14:anchorId="53047324" wp14:editId="7A70318E">
+            <wp:extent cx="5763260" cy="2647950"/>
+            <wp:effectExtent l="0" t="0" r="8890" b="0"/>
+            <wp:docPr id="321163891" name="Picture 1"/>
+            <wp:cNvGraphicFramePr>
+              <a:graphicFrameLocks xmlns:a="http://schemas.openxmlformats.org/drawingml/2006/main" noChangeAspect="1"/>
+            </wp:cNvGraphicFramePr>
+            <a:graphic xmlns:a="http://schemas.openxmlformats.org/drawingml/2006/main">
+              <a:graphicData uri="http://schemas.openxmlformats.org/drawingml/2006/picture">
+                <pic:pic xmlns:pic="http://schemas.openxmlformats.org/drawingml/2006/picture">
+                  <pic:nvPicPr>
+                    <pic:cNvPr id="321163891" name=""/>
+                    <pic:cNvPicPr/>
+                  </pic:nvPicPr>
+                  <pic:blipFill>
+                    <a:blip r:embed="rId31"/>
+                    <a:stretch>
+                      <a:fillRect/>
+                    </a:stretch>
+                  </pic:blipFill>
+                  <pic:spPr>
+                    <a:xfrm>
+                      <a:off x="0" y="0"/>
+                      <a:ext cx="5763260" cy="2647950"/>
+                    </a:xfrm>
+                    <a:prstGeom prst="rect">
+                      <a:avLst/>
+                    </a:prstGeom>
+                  </pic:spPr>
+                </pic:pic>
+              </a:graphicData>
+            </a:graphic>
+          </wp:inline>
+        </w:drawing>
+      </w:r>
+      <w:r>
+        <w:rPr>
+          <w:noProof/>
+        </w:rPr>
+        <w:t xml:space="preserve"> </w:t>
+      </w:r>
+      <w:r>
+        <w:rPr>
+          <w:noProof/>
+        </w:rPr>
+        <w:drawing>
+          <wp:inline distT="0" distB="0" distL="0" distR="0" wp14:anchorId="29B7D383" wp14:editId="517A9C98">
+            <wp:extent cx="5763260" cy="2647950"/>
+            <wp:effectExtent l="0" t="0" r="8890" b="0"/>
+            <wp:docPr id="178947730" name="Picture 1"/>
+            <wp:cNvGraphicFramePr>
+              <a:graphicFrameLocks xmlns:a="http://schemas.openxmlformats.org/drawingml/2006/main" noChangeAspect="1"/>
+            </wp:cNvGraphicFramePr>
+            <a:graphic xmlns:a="http://schemas.openxmlformats.org/drawingml/2006/main">
+              <a:graphicData uri="http://schemas.openxmlformats.org/drawingml/2006/picture">
+                <pic:pic xmlns:pic="http://schemas.openxmlformats.org/drawingml/2006/picture">
+                  <pic:nvPicPr>
+                    <pic:cNvPr id="178947730" name=""/>
+                    <pic:cNvPicPr/>
+                  </pic:nvPicPr>
+                  <pic:blipFill>
+                    <a:blip r:embed="rId31"/>
+                    <a:stretch>
+                      <a:fillRect/>
+                    </a:stretch>
+                  </pic:blipFill>
+                  <pic:spPr>
+                    <a:xfrm>
+                      <a:off x="0" y="0"/>
+                      <a:ext cx="5763260" cy="2647950"/>
+                    </a:xfrm>
+                    <a:prstGeom prst="rect">
+                      <a:avLst/>
+                    </a:prstGeom>
+                  </pic:spPr>
+                </pic:pic>
+              </a:graphicData>
+            </a:graphic>
+          </wp:inline>
+        </w:drawing>
+      </w:r>
+      <w:r>
+        <w:rPr>
+          <w:noProof/>
+        </w:rPr>
+        <w:t xml:space="preserve"> </w:t>
+      </w:r>
+      <w:r>
+        <w:rPr>
+          <w:noProof/>
+        </w:rPr>
+        <w:drawing>
+          <wp:inline distT="0" distB="0" distL="0" distR="0" wp14:anchorId="03431BDE" wp14:editId="11AD0406">
+            <wp:extent cx="5763260" cy="2647950"/>
+            <wp:effectExtent l="0" t="0" r="8890" b="0"/>
+            <wp:docPr id="1137346141" name="Picture 1"/>
+            <wp:cNvGraphicFramePr>
+              <a:graphicFrameLocks xmlns:a="http://schemas.openxmlformats.org/drawingml/2006/main" noChangeAspect="1"/>
+            </wp:cNvGraphicFramePr>
+            <a:graphic xmlns:a="http://schemas.openxmlformats.org/drawingml/2006/main">
+              <a:graphicData uri="http://schemas.openxmlformats.org/drawingml/2006/picture">
+                <pic:pic xmlns:pic="http://schemas.openxmlformats.org/drawingml/2006/picture">
+                  <pic:nvPicPr>
+                    <pic:cNvPr id="1137346141" name=""/>
+                    <pic:cNvPicPr/>
+                  </pic:nvPicPr>
+                  <pic:blipFill>
+                    <a:blip r:embed="rId31"/>
+                    <a:stretch>
+                      <a:fillRect/>
+                    </a:stretch>
+                  </pic:blipFill>
+                  <pic:spPr>
+                    <a:xfrm>
+                      <a:off x="0" y="0"/>
+                      <a:ext cx="5763260" cy="2647950"/>
+                    </a:xfrm>
+                    <a:prstGeom prst="rect">
+                      <a:avLst/>
+                    </a:prstGeom>
+                  </pic:spPr>
+                </pic:pic>
+              </a:graphicData>
+            </a:graphic>
+          </wp:inline>
+        </w:drawing>
+      </w:r>
+      <w:r>
+        <w:rPr>
+          <w:noProof/>
+        </w:rPr>
+        <w:t xml:space="preserve"> </w:t>
+      </w:r>
+      <w:r>
+        <w:rPr>
+          <w:noProof/>
+        </w:rPr>
+        <w:drawing>
+          <wp:inline distT="0" distB="0" distL="0" distR="0" wp14:anchorId="5C580CD7" wp14:editId="17BD0258">
+            <wp:extent cx="5763260" cy="2647950"/>
+            <wp:effectExtent l="0" t="0" r="8890" b="0"/>
+            <wp:docPr id="25693712" name="Picture 1"/>
+            <wp:cNvGraphicFramePr>
+              <a:graphicFrameLocks xmlns:a="http://schemas.openxmlformats.org/drawingml/2006/main" noChangeAspect="1"/>
+            </wp:cNvGraphicFramePr>
+            <a:graphic xmlns:a="http://schemas.openxmlformats.org/drawingml/2006/main">
+              <a:graphicData uri="http://schemas.openxmlformats.org/drawingml/2006/picture">
+                <pic:pic xmlns:pic="http://schemas.openxmlformats.org/drawingml/2006/picture">
+                  <pic:nvPicPr>
+                    <pic:cNvPr id="25693712" name=""/>
+                    <pic:cNvPicPr/>
+                  </pic:nvPicPr>
+                  <pic:blipFill>
+                    <a:blip r:embed="rId31"/>
+                    <a:stretch>
+                      <a:fillRect/>
+                    </a:stretch>
+                  </pic:blipFill>
+                  <pic:spPr>
+                    <a:xfrm>
+                      <a:off x="0" y="0"/>
+                      <a:ext cx="5763260" cy="2647950"/>
+                    </a:xfrm>
+                    <a:prstGeom prst="rect">
+                      <a:avLst/>
+                    </a:prstGeom>
+                  </pic:spPr>
+                </pic:pic>
+              </a:graphicData>
+            </a:graphic>
+          </wp:inline>
+        </w:drawing>
+      </w:r>
+      <w:r>
+        <w:rPr>
+          <w:noProof/>
+        </w:rPr>
+        <w:t xml:space="preserve"> </w:t>
+      </w:r>
+      <w:r>
+        <w:rPr>
+          <w:noProof/>
+        </w:rPr>
+        <w:drawing>
+          <wp:inline distT="0" distB="0" distL="0" distR="0" wp14:anchorId="38FA4106" wp14:editId="4A85F299">
+            <wp:extent cx="5763260" cy="2647950"/>
+            <wp:effectExtent l="0" t="0" r="8890" b="0"/>
+            <wp:docPr id="993636485" name="Picture 1"/>
+            <wp:cNvGraphicFramePr>
+              <a:graphicFrameLocks xmlns:a="http://schemas.openxmlformats.org/drawingml/2006/main" noChangeAspect="1"/>
+            </wp:cNvGraphicFramePr>
+            <a:graphic xmlns:a="http://schemas.openxmlformats.org/drawingml/2006/main">
+              <a:graphicData uri="http://schemas.openxmlformats.org/drawingml/2006/picture">
+                <pic:pic xmlns:pic="http://schemas.openxmlformats.org/drawingml/2006/picture">
+                  <pic:nvPicPr>
+                    <pic:cNvPr id="993636485" name=""/>
+                    <pic:cNvPicPr/>
+                  </pic:nvPicPr>
+                  <pic:blipFill>
+                    <a:blip r:embed="rId31"/>
+                    <a:stretch>
+                      <a:fillRect/>
+                    </a:stretch>
+                  </pic:blipFill>
+                  <pic:spPr>
+                    <a:xfrm>
+                      <a:off x="0" y="0"/>
+                      <a:ext cx="5763260" cy="2647950"/>
+                    </a:xfrm>
+                    <a:prstGeom prst="rect">
+                      <a:avLst/>
+                    </a:prstGeom>
+                  </pic:spPr>
+                </pic:pic>
+              </a:graphicData>
+            </a:graphic>
+          </wp:inline>
+        </w:drawing>
+      </w:r>
+      <w:r>
+        <w:rPr>
+          <w:noProof/>
+        </w:rPr>
+        <w:t xml:space="preserve"> </w:t>
+      </w:r>
+      <w:r>
+        <w:rPr>
+          <w:noProof/>
+        </w:rPr>
+        <w:drawing>
+          <wp:inline distT="0" distB="0" distL="0" distR="0" wp14:anchorId="6EEDA623" wp14:editId="655197EC">
+            <wp:extent cx="5763260" cy="2647950"/>
+            <wp:effectExtent l="0" t="0" r="8890" b="0"/>
+            <wp:docPr id="2017335859" name="Picture 1"/>
+            <wp:cNvGraphicFramePr>
+              <a:graphicFrameLocks xmlns:a="http://schemas.openxmlformats.org/drawingml/2006/main" noChangeAspect="1"/>
+            </wp:cNvGraphicFramePr>
+            <a:graphic xmlns:a="http://schemas.openxmlformats.org/drawingml/2006/main">
+              <a:graphicData uri="http://schemas.openxmlformats.org/drawingml/2006/picture">
+                <pic:pic xmlns:pic="http://schemas.openxmlformats.org/drawingml/2006/picture">
+                  <pic:nvPicPr>
+                    <pic:cNvPr id="2017335859" name=""/>
+                    <pic:cNvPicPr/>
+                  </pic:nvPicPr>
+                  <pic:blipFill>
+                    <a:blip r:embed="rId31"/>
+                    <a:stretch>
+                      <a:fillRect/>
+                    </a:stretch>
+                  </pic:blipFill>
+                  <pic:spPr>
+                    <a:xfrm>
+                      <a:off x="0" y="0"/>
+                      <a:ext cx="5763260" cy="2647950"/>
+                    </a:xfrm>
+                    <a:prstGeom prst="rect">
+                      <a:avLst/>
+                    </a:prstGeom>
+                  </pic:spPr>
+                </pic:pic>
+              </a:graphicData>
+            </a:graphic>
+          </wp:inline>
+        </w:drawing>
+      </w:r>
+      <w:r>
+        <w:rPr>
+          <w:noProof/>
+        </w:rPr>
+        <w:t xml:space="preserve"> </w:t>
+      </w:r>
+      <w:r>
+        <w:rPr>
+          <w:noProof/>
+        </w:rPr>
+        <w:drawing>
+          <wp:inline distT="0" distB="0" distL="0" distR="0" wp14:anchorId="51C44A71" wp14:editId="0E41F37F">
+            <wp:extent cx="5763260" cy="2647950"/>
+            <wp:effectExtent l="0" t="0" r="8890" b="0"/>
+            <wp:docPr id="1474943548" name="Picture 1"/>
+            <wp:cNvGraphicFramePr>
+              <a:graphicFrameLocks xmlns:a="http://schemas.openxmlformats.org/drawingml/2006/main" noChangeAspect="1"/>
+            </wp:cNvGraphicFramePr>
+            <a:graphic xmlns:a="http://schemas.openxmlformats.org/drawingml/2006/main">
+              <a:graphicData uri="http://schemas.openxmlformats.org/drawingml/2006/picture">
+                <pic:pic xmlns:pic="http://schemas.openxmlformats.org/drawingml/2006/picture">
+                  <pic:nvPicPr>
+                    <pic:cNvPr id="1474943548" name=""/>
+                    <pic:cNvPicPr/>
+                  </pic:nvPicPr>
+                  <pic:blipFill>
+                    <a:blip r:embed="rId31"/>
+                    <a:stretch>
+                      <a:fillRect/>
+                    </a:stretch>
+                  </pic:blipFill>
+                  <pic:spPr>
+                    <a:xfrm>
+                      <a:off x="0" y="0"/>
+                      <a:ext cx="5763260" cy="2647950"/>
+                    </a:xfrm>
+                    <a:prstGeom prst="rect">
+                      <a:avLst/>
+                    </a:prstGeom>
+                  </pic:spPr>
+                </pic:pic>
+              </a:graphicData>
+            </a:graphic>
+          </wp:inline>
+        </w:drawing>
+      </w:r>
+      <w:r>
+        <w:rPr>
+          <w:noProof/>
+        </w:rPr>
+        <w:t xml:space="preserve"> </w:t>
+      </w:r>
+      <w:r>
+        <w:rPr>
+          <w:noProof/>
+        </w:rPr>
+        <w:drawing>
+          <wp:inline distT="0" distB="0" distL="0" distR="0" wp14:anchorId="167E8F6A" wp14:editId="53670FE5">
+            <wp:extent cx="5763260" cy="2647950"/>
+            <wp:effectExtent l="0" t="0" r="8890" b="0"/>
+            <wp:docPr id="861645006" name="Picture 1"/>
+            <wp:cNvGraphicFramePr>
+              <a:graphicFrameLocks xmlns:a="http://schemas.openxmlformats.org/drawingml/2006/main" noChangeAspect="1"/>
+            </wp:cNvGraphicFramePr>
+            <a:graphic xmlns:a="http://schemas.openxmlformats.org/drawingml/2006/main">
+              <a:graphicData uri="http://schemas.openxmlformats.org/drawingml/2006/picture">
+                <pic:pic xmlns:pic="http://schemas.openxmlformats.org/drawingml/2006/picture">
+                  <pic:nvPicPr>
+                    <pic:cNvPr id="861645006" name=""/>
+                    <pic:cNvPicPr/>
+                  </pic:nvPicPr>
+                  <pic:blipFill>
+                    <a:blip r:embed="rId31"/>
+                    <a:stretch>
+                      <a:fillRect/>
+                    </a:stretch>
+                  </pic:blipFill>
+                  <pic:spPr>
+                    <a:xfrm>
+                      <a:off x="0" y="0"/>
+                      <a:ext cx="5763260" cy="2647950"/>
+                    </a:xfrm>
+                    <a:prstGeom prst="rect">
+                      <a:avLst/>
+                    </a:prstGeom>
+                  </pic:spPr>
+                </pic:pic>
+              </a:graphicData>
+            </a:graphic>
+          </wp:inline>
+        </w:drawing>
+      </w:r>
+      <w:r>
+        <w:rPr>
+          <w:noProof/>
+        </w:rPr>
+        <w:t xml:space="preserve"> </w:t>
+      </w:r>
+      <w:r>
+        <w:rPr>
+          <w:noProof/>
+        </w:rPr>
+        <w:drawing>
+          <wp:inline distT="0" distB="0" distL="0" distR="0" wp14:anchorId="12FAE209" wp14:editId="00F7BCB1">
+            <wp:extent cx="5763260" cy="2647950"/>
+            <wp:effectExtent l="0" t="0" r="8890" b="0"/>
+            <wp:docPr id="1597203211" name="Picture 1"/>
+            <wp:cNvGraphicFramePr>
+              <a:graphicFrameLocks xmlns:a="http://schemas.openxmlformats.org/drawingml/2006/main" noChangeAspect="1"/>
+            </wp:cNvGraphicFramePr>
+            <a:graphic xmlns:a="http://schemas.openxmlformats.org/drawingml/2006/main">
+              <a:graphicData uri="http://schemas.openxmlformats.org/drawingml/2006/picture">
+                <pic:pic xmlns:pic="http://schemas.openxmlformats.org/drawingml/2006/picture">
+                  <pic:nvPicPr>
+                    <pic:cNvPr id="1597203211" name=""/>
+                    <pic:cNvPicPr/>
+                  </pic:nvPicPr>
+                  <pic:blipFill>
+                    <a:blip r:embed="rId31"/>
+                    <a:stretch>
+                      <a:fillRect/>
+                    </a:stretch>
+                  </pic:blipFill>
+                  <pic:spPr>
+                    <a:xfrm>
+                      <a:off x="0" y="0"/>
+                      <a:ext cx="5763260" cy="2647950"/>
+                    </a:xfrm>
+                    <a:prstGeom prst="rect">
+                      <a:avLst/>
+                    </a:prstGeom>
+                  </pic:spPr>
+                </pic:pic>
+              </a:graphicData>
+            </a:graphic>
+          </wp:inline>
+        </w:drawing>
+      </w:r>
+      <w:r>
+        <w:rPr>
+          <w:noProof/>
+        </w:rPr>
+        <w:t xml:space="preserve"> </w:t>
+      </w:r>
+      <w:r>
+        <w:rPr>
+          <w:noProof/>
+        </w:rPr>
+        <w:drawing>
+          <wp:inline distT="0" distB="0" distL="0" distR="0" wp14:anchorId="1FB9D080" wp14:editId="49AE4B2E">
+            <wp:extent cx="5763260" cy="2647950"/>
+            <wp:effectExtent l="0" t="0" r="8890" b="0"/>
+            <wp:docPr id="215477267" name="Picture 1"/>
+            <wp:cNvGraphicFramePr>
+              <a:graphicFrameLocks xmlns:a="http://schemas.openxmlformats.org/drawingml/2006/main" noChangeAspect="1"/>
+            </wp:cNvGraphicFramePr>
+            <a:graphic xmlns:a="http://schemas.openxmlformats.org/drawingml/2006/main">
+              <a:graphicData uri="http://schemas.openxmlformats.org/drawingml/2006/picture">
+                <pic:pic xmlns:pic="http://schemas.openxmlformats.org/drawingml/2006/picture">
+                  <pic:nvPicPr>
+                    <pic:cNvPr id="215477267" name=""/>
+                    <pic:cNvPicPr/>
+                  </pic:nvPicPr>
+                  <pic:blipFill>
+                    <a:blip r:embed="rId31"/>
+                    <a:stretch>
+                      <a:fillRect/>
+                    </a:stretch>
+                  </pic:blipFill>
+                  <pic:spPr>
+                    <a:xfrm>
+                      <a:off x="0" y="0"/>
+                      <a:ext cx="5763260" cy="2647950"/>
+                    </a:xfrm>
+                    <a:prstGeom prst="rect">
+                      <a:avLst/>
+                    </a:prstGeom>
+                  </pic:spPr>
+                </pic:pic>
+              </a:graphicData>
+            </a:graphic>
+          </wp:inline>
+        </w:drawing>
+      </w:r>
+      <w:r>
+        <w:rPr>
+          <w:noProof/>
+        </w:rPr>
+        <w:t xml:space="preserve"> </w:t>
+      </w:r>
+      <w:r>
+        <w:rPr>
+          <w:noProof/>
+        </w:rPr>
+        <w:drawing>
+          <wp:inline distT="0" distB="0" distL="0" distR="0" wp14:anchorId="5F7F43E3" wp14:editId="58E0A45A">
+            <wp:extent cx="5763260" cy="2647950"/>
+            <wp:effectExtent l="0" t="0" r="8890" b="0"/>
+            <wp:docPr id="969190276" name="Picture 1"/>
+            <wp:cNvGraphicFramePr>
+              <a:graphicFrameLocks xmlns:a="http://schemas.openxmlformats.org/drawingml/2006/main" noChangeAspect="1"/>
+            </wp:cNvGraphicFramePr>
+            <a:graphic xmlns:a="http://schemas.openxmlformats.org/drawingml/2006/main">
+              <a:graphicData uri="http://schemas.openxmlformats.org/drawingml/2006/picture">
+                <pic:pic xmlns:pic="http://schemas.openxmlformats.org/drawingml/2006/picture">
+                  <pic:nvPicPr>
+                    <pic:cNvPr id="969190276" name=""/>
+                    <pic:cNvPicPr/>
+                  </pic:nvPicPr>
+                  <pic:blipFill>
+                    <a:blip r:embed="rId31"/>
+                    <a:stretch>
+                      <a:fillRect/>
+                    </a:stretch>
+                  </pic:blipFill>
+                  <pic:spPr>
+                    <a:xfrm>
+                      <a:off x="0" y="0"/>
+                      <a:ext cx="5763260" cy="2647950"/>
+                    </a:xfrm>
+                    <a:prstGeom prst="rect">
+                      <a:avLst/>
+                    </a:prstGeom>
+                  </pic:spPr>
+                </pic:pic>
+              </a:graphicData>
+            </a:graphic>
+          </wp:inline>
+        </w:drawing>
+      </w:r>
+      <w:r>
+        <w:rPr>
+          <w:noProof/>
+        </w:rPr>
+        <w:t xml:space="preserve"> </w:t>
+      </w:r>
+      <w:r>
+        <w:rPr>
+          <w:noProof/>
+        </w:rPr>
+        <w:drawing>
+          <wp:inline distT="0" distB="0" distL="0" distR="0" wp14:anchorId="44E9A146" wp14:editId="6AFFDDF6">
+            <wp:extent cx="5763260" cy="2647950"/>
+            <wp:effectExtent l="0" t="0" r="8890" b="0"/>
+            <wp:docPr id="847559279" name="Picture 1"/>
+            <wp:cNvGraphicFramePr>
+              <a:graphicFrameLocks xmlns:a="http://schemas.openxmlformats.org/drawingml/2006/main" noChangeAspect="1"/>
+            </wp:cNvGraphicFramePr>
+            <a:graphic xmlns:a="http://schemas.openxmlformats.org/drawingml/2006/main">
+              <a:graphicData uri="http://schemas.openxmlformats.org/drawingml/2006/picture">
+                <pic:pic xmlns:pic="http://schemas.openxmlformats.org/drawingml/2006/picture">
+                  <pic:nvPicPr>
+                    <pic:cNvPr id="847559279" name=""/>
+                    <pic:cNvPicPr/>
+                  </pic:nvPicPr>
+                  <pic:blipFill>
+                    <a:blip r:embed="rId31"/>
+                    <a:stretch>
+                      <a:fillRect/>
+                    </a:stretch>
+                  </pic:blipFill>
+                  <pic:spPr>
+                    <a:xfrm>
+                      <a:off x="0" y="0"/>
+                      <a:ext cx="5763260" cy="2647950"/>
+                    </a:xfrm>
+                    <a:prstGeom prst="rect">
+                      <a:avLst/>
+                    </a:prstGeom>
+                  </pic:spPr>
+                </pic:pic>
+              </a:graphicData>
+            </a:graphic>
+          </wp:inline>
+        </w:drawing>
+      </w:r>
+      <w:r>
+        <w:rPr>
+          <w:noProof/>
+        </w:rPr>
+        <w:t xml:space="preserve"> </w:t>
+      </w:r>
+      <w:r>
+        <w:rPr>
+          <w:noProof/>
+        </w:rPr>
+        <w:drawing>
+          <wp:inline distT="0" distB="0" distL="0" distR="0" wp14:anchorId="2B5CF822" wp14:editId="63739C87">
+            <wp:extent cx="5763260" cy="2647950"/>
+            <wp:effectExtent l="0" t="0" r="8890" b="0"/>
+            <wp:docPr id="2121561032" name="Picture 1"/>
+            <wp:cNvGraphicFramePr>
+              <a:graphicFrameLocks xmlns:a="http://schemas.openxmlformats.org/drawingml/2006/main" noChangeAspect="1"/>
+            </wp:cNvGraphicFramePr>
+            <a:graphic xmlns:a="http://schemas.openxmlformats.org/drawingml/2006/main">
+              <a:graphicData uri="http://schemas.openxmlformats.org/drawingml/2006/picture">
+                <pic:pic xmlns:pic="http://schemas.openxmlformats.org/drawingml/2006/picture">
+                  <pic:nvPicPr>
+                    <pic:cNvPr id="2121561032" name=""/>
+                    <pic:cNvPicPr/>
+                  </pic:nvPicPr>
+                  <pic:blipFill>
+                    <a:blip r:embed="rId31"/>
+                    <a:stretch>
+                      <a:fillRect/>
+                    </a:stretch>
+                  </pic:blipFill>
+                  <pic:spPr>
+                    <a:xfrm>
+                      <a:off x="0" y="0"/>
+                      <a:ext cx="5763260" cy="2647950"/>
+                    </a:xfrm>
+                    <a:prstGeom prst="rect">
+                      <a:avLst/>
+                    </a:prstGeom>
+                  </pic:spPr>
+                </pic:pic>
+              </a:graphicData>
+            </a:graphic>
+          </wp:inline>
+        </w:drawing>
+      </w:r>
+    </w:p>
+    <w:p>
+      <w:pPr>
+        <w:pStyle w:val="ListParagraph"/>
+        <w:tabs>
+          <w:tab w:val="left" w:pos="743"/>
+        </w:tabs>
+        <w:spacing w:before="0" w:line="267" w:lineRule="exact"/>
+        <w:ind w:left="743" w:firstLine="0"/>
+        <w:rPr>
+          <w:noProof/>
+        </w:rPr>
+      </w:pPr>
+    </w:p>
+    <w:p>
+      <w:pPr>
+        <w:pStyle w:val="ListParagraph"/>
+        <w:tabs>
+          <w:tab w:val="left" w:pos="743"/>
+        </w:tabs>
+        <w:spacing w:before="0" w:line="267" w:lineRule="exact"/>
+        <w:ind w:left="743" w:firstLine="0"/>
+        <w:rPr>
+          <w:noProof/>
+        </w:rPr>
+      </w:pPr>
+    </w:p>
+    <w:p>
+      <w:pPr>
+        <w:pStyle w:val="ListParagraph"/>
+        <w:tabs>
+          <w:tab w:val="left" w:pos="743"/>
+        </w:tabs>
+        <w:spacing w:before="0" w:line="267" w:lineRule="exact"/>
+        <w:ind w:left="743" w:firstLine="0"/>
+        <w:rPr>
+          <w:noProof/>
+        </w:rPr>
+      </w:pPr>
+    </w:p>
+    <w:p>
+      <w:pPr>
+        <w:pStyle w:val="ListParagraph"/>
+        <w:tabs>
+          <w:tab w:val="left" w:pos="743"/>
+        </w:tabs>
+        <w:spacing w:before="0" w:line="267" w:lineRule="exact"/>
+        <w:ind w:left="743" w:firstLine="0"/>
+        <w:rPr>
+          <w:noProof/>
+        </w:rPr>
+      </w:pPr>
+    </w:p>
+    <w:p>
+      <w:pPr>
+        <w:pStyle w:val="ListParagraph"/>
+        <w:tabs>
+          <w:tab w:val="left" w:pos="743"/>
+        </w:tabs>
+        <w:spacing w:before="0" w:line="267" w:lineRule="exact"/>
+        <w:ind w:left="743" w:firstLine="0"/>
+        <w:rPr>
+          <w:noProof/>
+        </w:rPr>
+      </w:pPr>
+    </w:p>
+    <w:p>
+      <w:pPr>
+        <w:pStyle w:val="ListParagraph"/>
+        <w:tabs>
+          <w:tab w:val="left" w:pos="743"/>
+        </w:tabs>
+        <w:spacing w:before="0" w:line="267" w:lineRule="exact"/>
+        <w:ind w:left="743" w:firstLine="0"/>
+        <w:rPr>
+          <w:noProof/>
+        </w:rPr>
+      </w:pPr>
+    </w:p>
+    <w:p>
+      <w:pPr>
+        <w:pStyle w:val="ListParagraph"/>
+        <w:tabs>
+          <w:tab w:val="left" w:pos="743"/>
+        </w:tabs>
+        <w:spacing w:before="0" w:line="267" w:lineRule="exact"/>
+        <w:ind w:left="743" w:firstLine="0"/>
+        <w:rPr>
+          <w:noProof/>
+        </w:rPr>
+      </w:pPr>
+    </w:p>
+    <w:p>
+      <w:pPr>
+        <w:pStyle w:val="ListParagraph"/>
+        <w:tabs>
+          <w:tab w:val="left" w:pos="743"/>
+        </w:tabs>
+        <w:spacing w:before="0" w:line="267" w:lineRule="exact"/>
+        <w:ind w:left="743" w:firstLine="0"/>
+      </w:pPr>
+    </w:p>
+    <w:p>
+      <w:pPr>
+        <w:pStyle w:val="ListParagraph"/>
         <w:numPr>
           <w:ilvl w:val="0"/>
           <w:numId w:val="1"/>
@@ -3619,6 +5826,7 @@
         <w:ind w:left="746" w:right="44"/>
       </w:pPr>
       <w:r>
+        <w:lastRenderedPageBreak/>
         <w:t>find</w:t>
       </w:r>
       <w:r>
@@ -3758,6 +5966,57 @@
       </w:r>
       <w:r>
         <w:t>&gt; 2000 and work in either dept no 10 or 20</w:t>
+      </w:r>
+    </w:p>
+    <w:p>
+      <w:pPr>
+        <w:pStyle w:val="ListParagraph"/>
+        <w:tabs>
+          <w:tab w:val="left" w:pos="743"/>
+          <w:tab w:val="left" w:pos="746"/>
+        </w:tabs>
+        <w:spacing w:line="259" w:lineRule="auto"/>
+        <w:ind w:left="746" w:right="44" w:firstLine="0"/>
+      </w:pPr>
+      <w:r>
+        <w:rPr>
+          <w:noProof/>
+        </w:rPr>
+        <w:drawing>
+          <wp:inline distT="0" distB="0" distL="0" distR="0" wp14:anchorId="04285CEC" wp14:editId="2B4693F1">
+            <wp:extent cx="5763260" cy="1050925"/>
+            <wp:effectExtent l="0" t="0" r="8890" b="0"/>
+            <wp:docPr id="451327832" name="Picture 1"/>
+            <wp:cNvGraphicFramePr>
+              <a:graphicFrameLocks xmlns:a="http://schemas.openxmlformats.org/drawingml/2006/main" noChangeAspect="1"/>
+            </wp:cNvGraphicFramePr>
+            <a:graphic xmlns:a="http://schemas.openxmlformats.org/drawingml/2006/main">
+              <a:graphicData uri="http://schemas.openxmlformats.org/drawingml/2006/picture">
+                <pic:pic xmlns:pic="http://schemas.openxmlformats.org/drawingml/2006/picture">
+                  <pic:nvPicPr>
+                    <pic:cNvPr id="451327832" name=""/>
+                    <pic:cNvPicPr/>
+                  </pic:nvPicPr>
+                  <pic:blipFill>
+                    <a:blip r:embed="rId32"/>
+                    <a:stretch>
+                      <a:fillRect/>
+                    </a:stretch>
+                  </pic:blipFill>
+                  <pic:spPr>
+                    <a:xfrm>
+                      <a:off x="0" y="0"/>
+                      <a:ext cx="5763260" cy="1050925"/>
+                    </a:xfrm>
+                    <a:prstGeom prst="rect">
+                      <a:avLst/>
+                    </a:prstGeom>
+                  </pic:spPr>
+                </pic:pic>
+              </a:graphicData>
+            </a:graphic>
+          </wp:inline>
+        </w:drawing>
       </w:r>
     </w:p>
     <w:p>
@@ -3909,6 +6168,56 @@
     <w:p>
       <w:pPr>
         <w:pStyle w:val="ListParagraph"/>
+        <w:tabs>
+          <w:tab w:val="left" w:pos="744"/>
+        </w:tabs>
+        <w:spacing w:before="1"/>
+        <w:ind w:left="744" w:firstLine="0"/>
+      </w:pPr>
+      <w:r>
+        <w:rPr>
+          <w:noProof/>
+        </w:rPr>
+        <w:drawing>
+          <wp:inline distT="0" distB="0" distL="0" distR="0" wp14:anchorId="54D2FC87" wp14:editId="0992AD9F">
+            <wp:extent cx="5763260" cy="749300"/>
+            <wp:effectExtent l="0" t="0" r="8890" b="0"/>
+            <wp:docPr id="1858883993" name="Picture 1"/>
+            <wp:cNvGraphicFramePr>
+              <a:graphicFrameLocks xmlns:a="http://schemas.openxmlformats.org/drawingml/2006/main" noChangeAspect="1"/>
+            </wp:cNvGraphicFramePr>
+            <a:graphic xmlns:a="http://schemas.openxmlformats.org/drawingml/2006/main">
+              <a:graphicData uri="http://schemas.openxmlformats.org/drawingml/2006/picture">
+                <pic:pic xmlns:pic="http://schemas.openxmlformats.org/drawingml/2006/picture">
+                  <pic:nvPicPr>
+                    <pic:cNvPr id="1858883993" name=""/>
+                    <pic:cNvPicPr/>
+                  </pic:nvPicPr>
+                  <pic:blipFill>
+                    <a:blip r:embed="rId33"/>
+                    <a:stretch>
+                      <a:fillRect/>
+                    </a:stretch>
+                  </pic:blipFill>
+                  <pic:spPr>
+                    <a:xfrm>
+                      <a:off x="0" y="0"/>
+                      <a:ext cx="5763260" cy="749300"/>
+                    </a:xfrm>
+                    <a:prstGeom prst="rect">
+                      <a:avLst/>
+                    </a:prstGeom>
+                  </pic:spPr>
+                </pic:pic>
+              </a:graphicData>
+            </a:graphic>
+          </wp:inline>
+        </w:drawing>
+      </w:r>
+    </w:p>
+    <w:p>
+      <w:pPr>
+        <w:pStyle w:val="ListParagraph"/>
         <w:numPr>
           <w:ilvl w:val="0"/>
           <w:numId w:val="1"/>
@@ -4021,6 +6330,53 @@
     <w:p>
       <w:pPr>
         <w:pStyle w:val="ListParagraph"/>
+        <w:tabs>
+          <w:tab w:val="left" w:pos="744"/>
+        </w:tabs>
+        <w:spacing w:before="19"/>
+        <w:ind w:left="744" w:firstLine="0"/>
+      </w:pPr>
+      <w:r>
+        <w:drawing>
+          <wp:inline distT="0" distB="0" distL="0" distR="0" wp14:anchorId="3D577C82" wp14:editId="53E3B922">
+            <wp:extent cx="5328138" cy="1496998"/>
+            <wp:effectExtent l="0" t="0" r="6350" b="8255"/>
+            <wp:docPr id="752560413" name="Picture 1"/>
+            <wp:cNvGraphicFramePr>
+              <a:graphicFrameLocks xmlns:a="http://schemas.openxmlformats.org/drawingml/2006/main" noChangeAspect="1"/>
+            </wp:cNvGraphicFramePr>
+            <a:graphic xmlns:a="http://schemas.openxmlformats.org/drawingml/2006/main">
+              <a:graphicData uri="http://schemas.openxmlformats.org/drawingml/2006/picture">
+                <pic:pic xmlns:pic="http://schemas.openxmlformats.org/drawingml/2006/picture">
+                  <pic:nvPicPr>
+                    <pic:cNvPr id="752560413" name=""/>
+                    <pic:cNvPicPr/>
+                  </pic:nvPicPr>
+                  <pic:blipFill>
+                    <a:blip r:embed="rId34"/>
+                    <a:stretch>
+                      <a:fillRect/>
+                    </a:stretch>
+                  </pic:blipFill>
+                  <pic:spPr>
+                    <a:xfrm>
+                      <a:off x="0" y="0"/>
+                      <a:ext cx="5350637" cy="1503319"/>
+                    </a:xfrm>
+                    <a:prstGeom prst="rect">
+                      <a:avLst/>
+                    </a:prstGeom>
+                  </pic:spPr>
+                </pic:pic>
+              </a:graphicData>
+            </a:graphic>
+          </wp:inline>
+        </w:drawing>
+      </w:r>
+    </w:p>
+    <w:p>
+      <w:pPr>
+        <w:pStyle w:val="ListParagraph"/>
         <w:numPr>
           <w:ilvl w:val="0"/>
           <w:numId w:val="1"/>
@@ -4172,6 +6528,54 @@
     <w:p>
       <w:pPr>
         <w:pStyle w:val="ListParagraph"/>
+        <w:tabs>
+          <w:tab w:val="left" w:pos="743"/>
+          <w:tab w:val="left" w:pos="746"/>
+        </w:tabs>
+        <w:spacing w:line="259" w:lineRule="auto"/>
+        <w:ind w:left="746" w:right="461" w:firstLine="0"/>
+      </w:pPr>
+      <w:r>
+        <w:drawing>
+          <wp:inline distT="0" distB="0" distL="0" distR="0" wp14:anchorId="3169652A" wp14:editId="238B14F3">
+            <wp:extent cx="5169877" cy="1580128"/>
+            <wp:effectExtent l="0" t="0" r="0" b="1270"/>
+            <wp:docPr id="1974412488" name="Picture 1"/>
+            <wp:cNvGraphicFramePr>
+              <a:graphicFrameLocks xmlns:a="http://schemas.openxmlformats.org/drawingml/2006/main" noChangeAspect="1"/>
+            </wp:cNvGraphicFramePr>
+            <a:graphic xmlns:a="http://schemas.openxmlformats.org/drawingml/2006/main">
+              <a:graphicData uri="http://schemas.openxmlformats.org/drawingml/2006/picture">
+                <pic:pic xmlns:pic="http://schemas.openxmlformats.org/drawingml/2006/picture">
+                  <pic:nvPicPr>
+                    <pic:cNvPr id="1974412488" name=""/>
+                    <pic:cNvPicPr/>
+                  </pic:nvPicPr>
+                  <pic:blipFill>
+                    <a:blip r:embed="rId35"/>
+                    <a:stretch>
+                      <a:fillRect/>
+                    </a:stretch>
+                  </pic:blipFill>
+                  <pic:spPr>
+                    <a:xfrm>
+                      <a:off x="0" y="0"/>
+                      <a:ext cx="5204249" cy="1590634"/>
+                    </a:xfrm>
+                    <a:prstGeom prst="rect">
+                      <a:avLst/>
+                    </a:prstGeom>
+                  </pic:spPr>
+                </pic:pic>
+              </a:graphicData>
+            </a:graphic>
+          </wp:inline>
+        </w:drawing>
+      </w:r>
+    </w:p>
+    <w:p>
+      <w:pPr>
+        <w:pStyle w:val="ListParagraph"/>
         <w:numPr>
           <w:ilvl w:val="0"/>
           <w:numId w:val="1"/>
@@ -4324,182 +6728,83 @@
     <w:p>
       <w:pPr>
         <w:pStyle w:val="ListParagraph"/>
-        <w:numPr>
-          <w:ilvl w:val="0"/>
-          <w:numId w:val="1"/>
-        </w:numPr>
-        <w:tabs>
-          <w:tab w:val="left" w:pos="744"/>
+        <w:tabs>
+          <w:tab w:val="left" w:pos="743"/>
           <w:tab w:val="left" w:pos="746"/>
         </w:tabs>
-        <w:spacing w:before="4" w:line="259" w:lineRule="auto"/>
-        <w:ind w:left="746" w:right="37" w:hanging="360"/>
-      </w:pPr>
-      <w:r>
-        <w:t>display</w:t>
-      </w:r>
-      <w:r>
-        <w:rPr>
-          <w:spacing w:val="-1"/>
-        </w:rPr>
-        <w:t xml:space="preserve"> </w:t>
-      </w:r>
-      <w:r>
-        <w:t>thousand</w:t>
-      </w:r>
-      <w:r>
-        <w:rPr>
-          <w:spacing w:val="-4"/>
-        </w:rPr>
-        <w:t xml:space="preserve"> </w:t>
-      </w:r>
-      <w:r>
-        <w:t>separator</w:t>
-      </w:r>
-      <w:r>
-        <w:rPr>
-          <w:spacing w:val="-3"/>
-        </w:rPr>
-        <w:t xml:space="preserve"> </w:t>
-      </w:r>
-      <w:r>
-        <w:t>and</w:t>
-      </w:r>
-      <w:r>
-        <w:rPr>
-          <w:spacing w:val="-2"/>
-        </w:rPr>
-        <w:t xml:space="preserve"> </w:t>
-      </w:r>
-      <w:r>
-        <w:t>$</w:t>
-      </w:r>
-      <w:r>
-        <w:rPr>
-          <w:spacing w:val="-1"/>
-        </w:rPr>
-        <w:t xml:space="preserve"> </w:t>
-      </w:r>
-      <w:r>
-        <w:t>symbol</w:t>
-      </w:r>
-      <w:r>
-        <w:rPr>
-          <w:spacing w:val="-1"/>
-        </w:rPr>
-        <w:t xml:space="preserve"> </w:t>
-      </w:r>
-      <w:r>
-        <w:t>for</w:t>
-      </w:r>
-      <w:r>
-        <w:rPr>
-          <w:spacing w:val="-2"/>
-        </w:rPr>
-        <w:t xml:space="preserve"> </w:t>
-      </w:r>
-      <w:r>
-        <w:t>commission</w:t>
-      </w:r>
-      <w:r>
-        <w:rPr>
-          <w:spacing w:val="-2"/>
-        </w:rPr>
-        <w:t xml:space="preserve"> </w:t>
-      </w:r>
-      <w:r>
-        <w:t>if</w:t>
-      </w:r>
-      <w:r>
-        <w:rPr>
-          <w:spacing w:val="-1"/>
-        </w:rPr>
-        <w:t xml:space="preserve"> </w:t>
-      </w:r>
-      <w:r>
-        <w:t>it</w:t>
-      </w:r>
-      <w:r>
-        <w:rPr>
-          <w:spacing w:val="-3"/>
-        </w:rPr>
-        <w:t xml:space="preserve"> </w:t>
-      </w:r>
-      <w:r>
-        <w:t>is</w:t>
-      </w:r>
-      <w:r>
-        <w:rPr>
-          <w:spacing w:val="-1"/>
-        </w:rPr>
-        <w:t xml:space="preserve"> </w:t>
-      </w:r>
-      <w:r>
-        <w:t>null</w:t>
-      </w:r>
-      <w:r>
-        <w:rPr>
-          <w:spacing w:val="-2"/>
-        </w:rPr>
-        <w:t xml:space="preserve"> </w:t>
-      </w:r>
-      <w:r>
-        <w:t>then</w:t>
-      </w:r>
-      <w:r>
-        <w:rPr>
-          <w:spacing w:val="-2"/>
-        </w:rPr>
-        <w:t xml:space="preserve"> </w:t>
-      </w:r>
-      <w:r>
-        <w:t>display</w:t>
-      </w:r>
-      <w:r>
-        <w:rPr>
-          <w:spacing w:val="-1"/>
-        </w:rPr>
-        <w:t xml:space="preserve"> </w:t>
-      </w:r>
-      <w:r>
-        <w:t>it</w:t>
-      </w:r>
-      <w:r>
-        <w:rPr>
-          <w:spacing w:val="-3"/>
-        </w:rPr>
-        <w:t xml:space="preserve"> </w:t>
-      </w:r>
-      <w:r>
-        <w:t>as</w:t>
-      </w:r>
-      <w:r>
-        <w:rPr>
-          <w:spacing w:val="-1"/>
-        </w:rPr>
-        <w:t xml:space="preserve"> </w:t>
-      </w:r>
-      <w:r>
-        <w:t>0</w:t>
-      </w:r>
-      <w:r>
-        <w:rPr>
-          <w:spacing w:val="-2"/>
-        </w:rPr>
-        <w:t xml:space="preserve"> </w:t>
-      </w:r>
-      <w:r>
-        <w:t>for</w:t>
-      </w:r>
-      <w:r>
-        <w:rPr>
-          <w:spacing w:val="-3"/>
-        </w:rPr>
-        <w:t xml:space="preserve"> </w:t>
-      </w:r>
-      <w:r>
-        <w:t>all employees whose name starts with A and ends with N</w:t>
-      </w:r>
+        <w:spacing w:before="0" w:line="256" w:lineRule="auto"/>
+        <w:ind w:left="746" w:right="176" w:firstLine="0"/>
+      </w:pPr>
+      <w:r>
+        <w:drawing>
+          <wp:inline distT="0" distB="0" distL="0" distR="0" wp14:anchorId="09DFC47D" wp14:editId="559EA67E">
+            <wp:extent cx="5225774" cy="2602523"/>
+            <wp:effectExtent l="0" t="0" r="0" b="7620"/>
+            <wp:docPr id="810313319" name="Picture 1"/>
+            <wp:cNvGraphicFramePr>
+              <a:graphicFrameLocks xmlns:a="http://schemas.openxmlformats.org/drawingml/2006/main" noChangeAspect="1"/>
+            </wp:cNvGraphicFramePr>
+            <a:graphic xmlns:a="http://schemas.openxmlformats.org/drawingml/2006/main">
+              <a:graphicData uri="http://schemas.openxmlformats.org/drawingml/2006/picture">
+                <pic:pic xmlns:pic="http://schemas.openxmlformats.org/drawingml/2006/picture">
+                  <pic:nvPicPr>
+                    <pic:cNvPr id="810313319" name=""/>
+                    <pic:cNvPicPr/>
+                  </pic:nvPicPr>
+                  <pic:blipFill>
+                    <a:blip r:embed="rId36"/>
+                    <a:stretch>
+                      <a:fillRect/>
+                    </a:stretch>
+                  </pic:blipFill>
+                  <pic:spPr>
+                    <a:xfrm>
+                      <a:off x="0" y="0"/>
+                      <a:ext cx="5243563" cy="2611382"/>
+                    </a:xfrm>
+                    <a:prstGeom prst="rect">
+                      <a:avLst/>
+                    </a:prstGeom>
+                  </pic:spPr>
+                </pic:pic>
+              </a:graphicData>
+            </a:graphic>
+          </wp:inline>
+        </w:drawing>
+      </w:r>
+    </w:p>
+    <w:p>
+      <w:pPr>
+        <w:pStyle w:val="ListParagraph"/>
+        <w:tabs>
+          <w:tab w:val="left" w:pos="743"/>
+          <w:tab w:val="left" w:pos="746"/>
+        </w:tabs>
+        <w:spacing w:before="0" w:line="256" w:lineRule="auto"/>
+        <w:ind w:left="746" w:right="176" w:firstLine="0"/>
+      </w:pPr>
+    </w:p>
+    <w:p>
+      <w:pPr>
+        <w:pStyle w:val="ListParagraph"/>
+        <w:tabs>
+          <w:tab w:val="left" w:pos="743"/>
+          <w:tab w:val="left" w:pos="746"/>
+        </w:tabs>
+        <w:spacing w:before="0" w:line="256" w:lineRule="auto"/>
+        <w:ind w:left="746" w:right="176" w:firstLine="0"/>
+      </w:pPr>
+    </w:p>
+    <w:p>
+      <w:pPr>
+        <w:pStyle w:val="ListParagraph"/>
+        <w:tabs>
+          <w:tab w:val="left" w:pos="743"/>
+          <w:tab w:val="left" w:pos="746"/>
+        </w:tabs>
+        <w:spacing w:before="0" w:line="256" w:lineRule="auto"/>
+        <w:ind w:left="746" w:right="176" w:firstLine="0"/>
+      </w:pPr>
     </w:p>
     <w:p>
       <w:pPr>
@@ -4521,122 +6826,237 @@
           <w:numId w:val="1"/>
         </w:numPr>
         <w:tabs>
+          <w:tab w:val="left" w:pos="744"/>
+          <w:tab w:val="left" w:pos="746"/>
+        </w:tabs>
+        <w:spacing w:before="4" w:line="259" w:lineRule="auto"/>
+        <w:ind w:right="37"/>
+      </w:pPr>
+      <w:r>
+        <w:lastRenderedPageBreak/>
+        <w:t>display</w:t>
+      </w:r>
+      <w:r>
+        <w:rPr>
+          <w:spacing w:val="-1"/>
+        </w:rPr>
+        <w:t xml:space="preserve"> </w:t>
+      </w:r>
+      <w:r>
+        <w:t>thousand</w:t>
+      </w:r>
+      <w:r>
+        <w:rPr>
+          <w:spacing w:val="-4"/>
+        </w:rPr>
+        <w:t xml:space="preserve"> </w:t>
+      </w:r>
+      <w:r>
+        <w:t>separator</w:t>
+      </w:r>
+      <w:r>
+        <w:rPr>
+          <w:spacing w:val="-3"/>
+        </w:rPr>
+        <w:t xml:space="preserve"> </w:t>
+      </w:r>
+      <w:r>
+        <w:t>and</w:t>
+      </w:r>
+      <w:r>
+        <w:rPr>
+          <w:spacing w:val="-2"/>
+        </w:rPr>
+        <w:t xml:space="preserve"> </w:t>
+      </w:r>
+      <w:r>
+        <w:t>$</w:t>
+      </w:r>
+      <w:r>
+        <w:rPr>
+          <w:spacing w:val="-1"/>
+        </w:rPr>
+        <w:t xml:space="preserve"> </w:t>
+      </w:r>
+      <w:r>
+        <w:t>symbol</w:t>
+      </w:r>
+      <w:r>
+        <w:rPr>
+          <w:spacing w:val="-1"/>
+        </w:rPr>
+        <w:t xml:space="preserve"> </w:t>
+      </w:r>
+      <w:r>
+        <w:t>for</w:t>
+      </w:r>
+      <w:r>
+        <w:rPr>
+          <w:spacing w:val="-2"/>
+        </w:rPr>
+        <w:t xml:space="preserve"> </w:t>
+      </w:r>
+      <w:r>
+        <w:t>commission</w:t>
+      </w:r>
+      <w:r>
+        <w:rPr>
+          <w:spacing w:val="-2"/>
+        </w:rPr>
+        <w:t xml:space="preserve"> </w:t>
+      </w:r>
+      <w:r>
+        <w:t>if</w:t>
+      </w:r>
+      <w:r>
+        <w:rPr>
+          <w:spacing w:val="-1"/>
+        </w:rPr>
+        <w:t xml:space="preserve"> </w:t>
+      </w:r>
+      <w:r>
+        <w:t>it</w:t>
+      </w:r>
+      <w:r>
+        <w:rPr>
+          <w:spacing w:val="-3"/>
+        </w:rPr>
+        <w:t xml:space="preserve"> </w:t>
+      </w:r>
+      <w:r>
+        <w:t>is</w:t>
+      </w:r>
+      <w:r>
+        <w:rPr>
+          <w:spacing w:val="-1"/>
+        </w:rPr>
+        <w:t xml:space="preserve"> </w:t>
+      </w:r>
+      <w:r>
+        <w:t>null</w:t>
+      </w:r>
+      <w:r>
+        <w:rPr>
+          <w:spacing w:val="-2"/>
+        </w:rPr>
+        <w:t xml:space="preserve"> </w:t>
+      </w:r>
+      <w:r>
+        <w:t>then</w:t>
+      </w:r>
+      <w:r>
+        <w:rPr>
+          <w:spacing w:val="-2"/>
+        </w:rPr>
+        <w:t xml:space="preserve"> </w:t>
+      </w:r>
+      <w:r>
+        <w:t>display</w:t>
+      </w:r>
+      <w:r>
+        <w:rPr>
+          <w:spacing w:val="-1"/>
+        </w:rPr>
+        <w:t xml:space="preserve"> </w:t>
+      </w:r>
+      <w:r>
+        <w:t>it</w:t>
+      </w:r>
+      <w:r>
+        <w:rPr>
+          <w:spacing w:val="-3"/>
+        </w:rPr>
+        <w:t xml:space="preserve"> </w:t>
+      </w:r>
+      <w:r>
+        <w:t>as</w:t>
+      </w:r>
+      <w:r>
+        <w:rPr>
+          <w:spacing w:val="-1"/>
+        </w:rPr>
+        <w:t xml:space="preserve"> </w:t>
+      </w:r>
+      <w:r>
+        <w:t>0</w:t>
+      </w:r>
+      <w:r>
+        <w:rPr>
+          <w:spacing w:val="-2"/>
+        </w:rPr>
+        <w:t xml:space="preserve"> </w:t>
+      </w:r>
+      <w:r>
+        <w:t>for</w:t>
+      </w:r>
+      <w:r>
+        <w:rPr>
+          <w:spacing w:val="-3"/>
+        </w:rPr>
+        <w:t xml:space="preserve"> </w:t>
+      </w:r>
+      <w:r>
+        <w:t>all employees whose name starts with A and ends with N</w:t>
+      </w:r>
+    </w:p>
+    <w:p>
+      <w:pPr>
+        <w:pStyle w:val="ListParagraph"/>
+        <w:tabs>
+          <w:tab w:val="left" w:pos="744"/>
+          <w:tab w:val="left" w:pos="746"/>
+        </w:tabs>
+        <w:spacing w:before="4" w:line="259" w:lineRule="auto"/>
+        <w:ind w:left="743" w:right="37" w:firstLine="0"/>
+      </w:pPr>
+      <w:r>
+        <w:drawing>
+          <wp:inline distT="0" distB="0" distL="0" distR="0" wp14:anchorId="4EBD3B5A" wp14:editId="66105CFD">
+            <wp:extent cx="5763260" cy="1232535"/>
+            <wp:effectExtent l="0" t="0" r="8890" b="5715"/>
+            <wp:docPr id="1210595094" name="Picture 1"/>
+            <wp:cNvGraphicFramePr>
+              <a:graphicFrameLocks xmlns:a="http://schemas.openxmlformats.org/drawingml/2006/main" noChangeAspect="1"/>
+            </wp:cNvGraphicFramePr>
+            <a:graphic xmlns:a="http://schemas.openxmlformats.org/drawingml/2006/main">
+              <a:graphicData uri="http://schemas.openxmlformats.org/drawingml/2006/picture">
+                <pic:pic xmlns:pic="http://schemas.openxmlformats.org/drawingml/2006/picture">
+                  <pic:nvPicPr>
+                    <pic:cNvPr id="1210595094" name=""/>
+                    <pic:cNvPicPr/>
+                  </pic:nvPicPr>
+                  <pic:blipFill>
+                    <a:blip r:embed="rId37"/>
+                    <a:stretch>
+                      <a:fillRect/>
+                    </a:stretch>
+                  </pic:blipFill>
+                  <pic:spPr>
+                    <a:xfrm>
+                      <a:off x="0" y="0"/>
+                      <a:ext cx="5763260" cy="1232535"/>
+                    </a:xfrm>
+                    <a:prstGeom prst="rect">
+                      <a:avLst/>
+                    </a:prstGeom>
+                  </pic:spPr>
+                </pic:pic>
+              </a:graphicData>
+            </a:graphic>
+          </wp:inline>
+        </w:drawing>
+      </w:r>
+    </w:p>
+    <w:p>
+      <w:pPr>
+        <w:pStyle w:val="ListParagraph"/>
+        <w:tabs>
           <w:tab w:val="left" w:pos="740"/>
           <w:tab w:val="left" w:pos="1463"/>
         </w:tabs>
         <w:spacing w:before="30" w:line="403" w:lineRule="auto"/>
-        <w:ind w:left="1463" w:right="904" w:hanging="1081"/>
-      </w:pPr>
-      <w:r>
-        <w:lastRenderedPageBreak/>
-        <w:t>Display</w:t>
-      </w:r>
-      <w:r>
-        <w:rPr>
-          <w:spacing w:val="-4"/>
-        </w:rPr>
-        <w:t xml:space="preserve"> </w:t>
-      </w:r>
-      <w:proofErr w:type="spellStart"/>
-      <w:proofErr w:type="gramStart"/>
-      <w:r>
-        <w:t>empid,name</w:t>
-      </w:r>
-      <w:proofErr w:type="gramEnd"/>
-      <w:r>
-        <w:t>,</w:t>
-      </w:r>
-      <w:proofErr w:type="gramStart"/>
-      <w:r>
-        <w:t>sal,comm</w:t>
-      </w:r>
-      <w:proofErr w:type="gramEnd"/>
-      <w:r>
-        <w:t>,remark</w:t>
-      </w:r>
-      <w:proofErr w:type="spellEnd"/>
-      <w:r>
-        <w:rPr>
-          <w:spacing w:val="-5"/>
-        </w:rPr>
-        <w:t xml:space="preserve"> </w:t>
-      </w:r>
-      <w:r>
-        <w:t>Remark</w:t>
-      </w:r>
-      <w:r>
-        <w:rPr>
-          <w:spacing w:val="-5"/>
-        </w:rPr>
-        <w:t xml:space="preserve"> </w:t>
-      </w:r>
-      <w:r>
-        <w:t>should</w:t>
-      </w:r>
-      <w:r>
-        <w:rPr>
-          <w:spacing w:val="-6"/>
-        </w:rPr>
-        <w:t xml:space="preserve"> </w:t>
-      </w:r>
-      <w:r>
-        <w:t>base</w:t>
-      </w:r>
-      <w:r>
-        <w:rPr>
-          <w:spacing w:val="-5"/>
-        </w:rPr>
-        <w:t xml:space="preserve"> </w:t>
-      </w:r>
-      <w:r>
-        <w:t>on</w:t>
-      </w:r>
-      <w:r>
-        <w:rPr>
-          <w:spacing w:val="-4"/>
-        </w:rPr>
-        <w:t xml:space="preserve"> </w:t>
-      </w:r>
-      <w:r>
-        <w:t>following</w:t>
-      </w:r>
-      <w:r>
-        <w:rPr>
-          <w:spacing w:val="-6"/>
-        </w:rPr>
-        <w:t xml:space="preserve"> </w:t>
-      </w:r>
-      <w:r>
-        <w:t>conditions comm &gt;= 600 "excellent Keep it up"</w:t>
-      </w:r>
-    </w:p>
-    <w:p>
-      <w:pPr>
-        <w:pStyle w:val="BodyText"/>
-        <w:spacing w:line="403" w:lineRule="auto"/>
-        <w:ind w:left="1463" w:right="4264"/>
-      </w:pPr>
-      <w:r>
-        <w:t>if it &lt; 600 or not null "good" otherwise</w:t>
-      </w:r>
-      <w:r>
-        <w:rPr>
-          <w:spacing w:val="-13"/>
-        </w:rPr>
-        <w:t xml:space="preserve"> </w:t>
-      </w:r>
-      <w:r>
-        <w:t>"Need</w:t>
-      </w:r>
-      <w:r>
-        <w:rPr>
-          <w:spacing w:val="-12"/>
-        </w:rPr>
-        <w:t xml:space="preserve"> </w:t>
-      </w:r>
-      <w:r>
-        <w:t>improvement"</w:t>
-      </w:r>
+        <w:ind w:left="1463" w:right="904" w:firstLine="0"/>
+      </w:pPr>
     </w:p>
     <w:p>
       <w:pPr>
@@ -4647,10 +7067,10 @@
         </w:numPr>
         <w:tabs>
           <w:tab w:val="left" w:pos="740"/>
-          <w:tab w:val="left" w:pos="2183"/>
-        </w:tabs>
-        <w:spacing w:before="0" w:line="403" w:lineRule="auto"/>
-        <w:ind w:left="2183" w:right="942" w:hanging="1801"/>
+          <w:tab w:val="left" w:pos="1463"/>
+        </w:tabs>
+        <w:spacing w:before="30" w:line="403" w:lineRule="auto"/>
+        <w:ind w:left="1463" w:right="904" w:hanging="1081"/>
       </w:pPr>
       <w:r>
         <w:t>Display</w:t>
@@ -4661,73 +7081,59 @@
         </w:rPr>
         <w:t xml:space="preserve"> </w:t>
       </w:r>
-      <w:r>
-        <w:t>empid,</w:t>
-      </w:r>
-      <w:r>
-        <w:rPr>
-          <w:spacing w:val="-3"/>
-        </w:rPr>
-        <w:t xml:space="preserve"> </w:t>
-      </w:r>
-      <w:r>
-        <w:t>name,</w:t>
-      </w:r>
-      <w:r>
-        <w:rPr>
-          <w:spacing w:val="-3"/>
-        </w:rPr>
-        <w:t xml:space="preserve"> </w:t>
-      </w:r>
       <w:proofErr w:type="spellStart"/>
-      <w:r>
-        <w:t>deptno</w:t>
+      <w:proofErr w:type="gramStart"/>
+      <w:r>
+        <w:t>empid,name</w:t>
+      </w:r>
+      <w:proofErr w:type="gramEnd"/>
+      <w:r>
+        <w:t>,</w:t>
+      </w:r>
+      <w:proofErr w:type="gramStart"/>
+      <w:r>
+        <w:t>sal,comm</w:t>
+      </w:r>
+      <w:proofErr w:type="gramEnd"/>
+      <w:r>
+        <w:t>,remark</w:t>
       </w:r>
       <w:proofErr w:type="spellEnd"/>
       <w:r>
         <w:rPr>
-          <w:spacing w:val="-2"/>
-        </w:rPr>
-        <w:t xml:space="preserve"> </w:t>
-      </w:r>
-      <w:r>
-        <w:t>and</w:t>
-      </w:r>
-      <w:r>
-        <w:rPr>
-          <w:spacing w:val="-4"/>
-        </w:rPr>
-        <w:t xml:space="preserve"> </w:t>
-      </w:r>
-      <w:r>
-        <w:t>department</w:t>
-      </w:r>
-      <w:r>
-        <w:rPr>
-          <w:spacing w:val="-2"/>
-        </w:rPr>
-        <w:t xml:space="preserve"> </w:t>
-      </w:r>
-      <w:r>
-        <w:t>name</w:t>
-      </w:r>
-      <w:r>
-        <w:rPr>
           <w:spacing w:val="-5"/>
         </w:rPr>
         <w:t xml:space="preserve"> </w:t>
       </w:r>
       <w:r>
-        <w:t>by</w:t>
-      </w:r>
-      <w:r>
-        <w:rPr>
-          <w:spacing w:val="-2"/>
-        </w:rPr>
-        <w:t xml:space="preserve"> </w:t>
-      </w:r>
-      <w:r>
-        <w:t>using</w:t>
+        <w:t>Remark</w:t>
+      </w:r>
+      <w:r>
+        <w:rPr>
+          <w:spacing w:val="-5"/>
+        </w:rPr>
+        <w:t xml:space="preserve"> </w:t>
+      </w:r>
+      <w:r>
+        <w:t>should</w:t>
+      </w:r>
+      <w:r>
+        <w:rPr>
+          <w:spacing w:val="-6"/>
+        </w:rPr>
+        <w:t xml:space="preserve"> </w:t>
+      </w:r>
+      <w:r>
+        <w:t>base</w:t>
+      </w:r>
+      <w:r>
+        <w:rPr>
+          <w:spacing w:val="-5"/>
+        </w:rPr>
+        <w:t xml:space="preserve"> </w:t>
+      </w:r>
+      <w:r>
+        <w:t>on</w:t>
       </w:r>
       <w:r>
         <w:rPr>
@@ -4740,112 +7146,150 @@
       </w:r>
       <w:r>
         <w:rPr>
-          <w:spacing w:val="-4"/>
-        </w:rPr>
-        <w:t xml:space="preserve"> </w:t>
-      </w:r>
-      <w:r>
-        <w:t>conditions. dept 10 then</w:t>
-      </w:r>
-      <w:r>
-        <w:rPr>
-          <w:spacing w:val="40"/>
-        </w:rPr>
-        <w:t xml:space="preserve"> </w:t>
-      </w:r>
-      <w:r>
-        <w:t>"</w:t>
-      </w:r>
-      <w:proofErr w:type="spellStart"/>
-      <w:r>
-        <w:t>Hr</w:t>
-      </w:r>
-      <w:proofErr w:type="spellEnd"/>
-      <w:r>
-        <w:t>"</w:t>
+          <w:spacing w:val="-6"/>
+        </w:rPr>
+        <w:t xml:space="preserve"> </w:t>
+      </w:r>
+      <w:r>
+        <w:t>conditions comm &gt;= 600 "excellent Keep it up"</w:t>
       </w:r>
     </w:p>
     <w:p>
       <w:pPr>
         <w:pStyle w:val="BodyText"/>
-        <w:spacing w:line="266" w:lineRule="exact"/>
-        <w:ind w:left="2183"/>
-      </w:pPr>
-      <w:r>
-        <w:t>if</w:t>
-      </w:r>
-      <w:r>
-        <w:rPr>
-          <w:spacing w:val="-1"/>
-        </w:rPr>
-        <w:t xml:space="preserve"> </w:t>
-      </w:r>
-      <w:r>
-        <w:t>20</w:t>
-      </w:r>
-      <w:r>
-        <w:rPr>
-          <w:spacing w:val="-2"/>
-        </w:rPr>
-        <w:t xml:space="preserve"> </w:t>
-      </w:r>
-      <w:r>
-        <w:t>then</w:t>
-      </w:r>
-      <w:r>
-        <w:rPr>
-          <w:spacing w:val="-1"/>
-        </w:rPr>
-        <w:t xml:space="preserve"> </w:t>
-      </w:r>
-      <w:r>
-        <w:rPr>
-          <w:spacing w:val="-2"/>
-        </w:rPr>
-        <w:t>"Admin"</w:t>
+        <w:spacing w:line="403" w:lineRule="auto"/>
+        <w:ind w:left="1463" w:right="4264"/>
+      </w:pPr>
+      <w:r>
+        <w:t>if it &lt; 600 or not null "good" otherwise</w:t>
+      </w:r>
+      <w:r>
+        <w:rPr>
+          <w:spacing w:val="-13"/>
+        </w:rPr>
+        <w:t xml:space="preserve"> </w:t>
+      </w:r>
+      <w:r>
+        <w:t>"Need</w:t>
+      </w:r>
+      <w:r>
+        <w:rPr>
+          <w:spacing w:val="-12"/>
+        </w:rPr>
+        <w:t xml:space="preserve"> </w:t>
+      </w:r>
+      <w:r>
+        <w:t>improvement"</w:t>
       </w:r>
     </w:p>
     <w:p>
       <w:pPr>
         <w:pStyle w:val="BodyText"/>
-        <w:spacing w:before="175" w:line="403" w:lineRule="auto"/>
-        <w:ind w:left="2183" w:right="4172"/>
-      </w:pPr>
-      <w:r>
-        <w:t>if</w:t>
-      </w:r>
-      <w:r>
-        <w:rPr>
-          <w:spacing w:val="-11"/>
-        </w:rPr>
-        <w:t xml:space="preserve"> </w:t>
-      </w:r>
-      <w:r>
-        <w:t>30</w:t>
-      </w:r>
-      <w:r>
-        <w:rPr>
-          <w:spacing w:val="-11"/>
-        </w:rPr>
-        <w:t xml:space="preserve"> </w:t>
-      </w:r>
-      <w:r>
-        <w:t>then</w:t>
-      </w:r>
-      <w:r>
-        <w:rPr>
-          <w:spacing w:val="-11"/>
-        </w:rPr>
-        <w:t xml:space="preserve"> </w:t>
-      </w:r>
-      <w:r>
-        <w:t>"accounts" otherwise purchase</w:t>
+        <w:spacing w:line="403" w:lineRule="auto"/>
+        <w:ind w:left="720" w:right="4264"/>
+      </w:pPr>
+      <w:r>
+        <w:tab/>
+      </w:r>
+      <w:r>
+        <w:drawing>
+          <wp:inline distT="0" distB="0" distL="0" distR="0" wp14:anchorId="4455D8A3" wp14:editId="30E57166">
+            <wp:extent cx="4835769" cy="3191522"/>
+            <wp:effectExtent l="0" t="0" r="3175" b="8890"/>
+            <wp:docPr id="577291633" name="Picture 1"/>
+            <wp:cNvGraphicFramePr>
+              <a:graphicFrameLocks xmlns:a="http://schemas.openxmlformats.org/drawingml/2006/main" noChangeAspect="1"/>
+            </wp:cNvGraphicFramePr>
+            <a:graphic xmlns:a="http://schemas.openxmlformats.org/drawingml/2006/main">
+              <a:graphicData uri="http://schemas.openxmlformats.org/drawingml/2006/picture">
+                <pic:pic xmlns:pic="http://schemas.openxmlformats.org/drawingml/2006/picture">
+                  <pic:nvPicPr>
+                    <pic:cNvPr id="577291633" name=""/>
+                    <pic:cNvPicPr/>
+                  </pic:nvPicPr>
+                  <pic:blipFill>
+                    <a:blip r:embed="rId38"/>
+                    <a:stretch>
+                      <a:fillRect/>
+                    </a:stretch>
+                  </pic:blipFill>
+                  <pic:spPr>
+                    <a:xfrm>
+                      <a:off x="0" y="0"/>
+                      <a:ext cx="4841681" cy="3195424"/>
+                    </a:xfrm>
+                    <a:prstGeom prst="rect">
+                      <a:avLst/>
+                    </a:prstGeom>
+                  </pic:spPr>
+                </pic:pic>
+              </a:graphicData>
+            </a:graphic>
+          </wp:inline>
+        </w:drawing>
       </w:r>
     </w:p>
     <w:p>
       <w:pPr>
         <w:pStyle w:val="BodyText"/>
-        <w:spacing w:before="180"/>
+        <w:spacing w:line="403" w:lineRule="auto"/>
+        <w:ind w:left="720" w:right="4264"/>
+      </w:pPr>
+    </w:p>
+    <w:p>
+      <w:pPr>
+        <w:pStyle w:val="BodyText"/>
+        <w:spacing w:line="403" w:lineRule="auto"/>
+        <w:ind w:left="720" w:right="4264"/>
+      </w:pPr>
+    </w:p>
+    <w:p>
+      <w:pPr>
+        <w:pStyle w:val="BodyText"/>
+        <w:spacing w:line="403" w:lineRule="auto"/>
+        <w:ind w:left="720" w:right="4264"/>
+      </w:pPr>
+    </w:p>
+    <w:p>
+      <w:pPr>
+        <w:pStyle w:val="BodyText"/>
+        <w:spacing w:line="403" w:lineRule="auto"/>
+        <w:ind w:left="720" w:right="4264"/>
+      </w:pPr>
+    </w:p>
+    <w:p>
+      <w:pPr>
+        <w:pStyle w:val="BodyText"/>
+        <w:spacing w:line="403" w:lineRule="auto"/>
+        <w:ind w:left="720" w:right="4264"/>
+      </w:pPr>
+    </w:p>
+    <w:p>
+      <w:pPr>
+        <w:pStyle w:val="BodyText"/>
+        <w:spacing w:line="403" w:lineRule="auto"/>
+        <w:ind w:left="720" w:right="4264"/>
+      </w:pPr>
+    </w:p>
+    <w:p>
+      <w:pPr>
+        <w:pStyle w:val="BodyText"/>
+        <w:spacing w:line="403" w:lineRule="auto"/>
+        <w:ind w:left="720" w:right="4264"/>
+      </w:pPr>
+    </w:p>
+    <w:p>
+      <w:pPr>
+        <w:pStyle w:val="BodyText"/>
+        <w:spacing w:line="403" w:lineRule="auto"/>
+        <w:ind w:left="720" w:right="4264"/>
+      </w:pPr>
+    </w:p>
+    <w:p>
+      <w:pPr>
+        <w:pStyle w:val="BodyText"/>
+        <w:spacing w:line="403" w:lineRule="auto"/>
+        <w:ind w:left="720" w:right="4264"/>
       </w:pPr>
     </w:p>
     <w:p>
@@ -4857,6 +7301,260 @@
         </w:numPr>
         <w:tabs>
           <w:tab w:val="left" w:pos="740"/>
+          <w:tab w:val="left" w:pos="2183"/>
+        </w:tabs>
+        <w:spacing w:before="0" w:line="403" w:lineRule="auto"/>
+        <w:ind w:left="2183" w:right="942" w:hanging="1801"/>
+      </w:pPr>
+      <w:r>
+        <w:t>Display</w:t>
+      </w:r>
+      <w:r>
+        <w:rPr>
+          <w:spacing w:val="-4"/>
+        </w:rPr>
+        <w:t xml:space="preserve"> </w:t>
+      </w:r>
+      <w:r>
+        <w:t>empid,</w:t>
+      </w:r>
+      <w:r>
+        <w:rPr>
+          <w:spacing w:val="-3"/>
+        </w:rPr>
+        <w:t xml:space="preserve"> </w:t>
+      </w:r>
+      <w:r>
+        <w:t>name,</w:t>
+      </w:r>
+      <w:r>
+        <w:rPr>
+          <w:spacing w:val="-3"/>
+        </w:rPr>
+        <w:t xml:space="preserve"> </w:t>
+      </w:r>
+      <w:proofErr w:type="spellStart"/>
+      <w:r>
+        <w:t>deptno</w:t>
+      </w:r>
+      <w:proofErr w:type="spellEnd"/>
+      <w:r>
+        <w:rPr>
+          <w:spacing w:val="-2"/>
+        </w:rPr>
+        <w:t xml:space="preserve"> </w:t>
+      </w:r>
+      <w:r>
+        <w:t>and</w:t>
+      </w:r>
+      <w:r>
+        <w:rPr>
+          <w:spacing w:val="-4"/>
+        </w:rPr>
+        <w:t xml:space="preserve"> </w:t>
+      </w:r>
+      <w:r>
+        <w:t>department</w:t>
+      </w:r>
+      <w:r>
+        <w:rPr>
+          <w:spacing w:val="-2"/>
+        </w:rPr>
+        <w:t xml:space="preserve"> </w:t>
+      </w:r>
+      <w:r>
+        <w:t>name</w:t>
+      </w:r>
+      <w:r>
+        <w:rPr>
+          <w:spacing w:val="-5"/>
+        </w:rPr>
+        <w:t xml:space="preserve"> </w:t>
+      </w:r>
+      <w:r>
+        <w:t>by</w:t>
+      </w:r>
+      <w:r>
+        <w:rPr>
+          <w:spacing w:val="-2"/>
+        </w:rPr>
+        <w:t xml:space="preserve"> </w:t>
+      </w:r>
+      <w:r>
+        <w:t>using</w:t>
+      </w:r>
+      <w:r>
+        <w:rPr>
+          <w:spacing w:val="-4"/>
+        </w:rPr>
+        <w:t xml:space="preserve"> </w:t>
+      </w:r>
+      <w:r>
+        <w:t>following</w:t>
+      </w:r>
+      <w:r>
+        <w:rPr>
+          <w:spacing w:val="-4"/>
+        </w:rPr>
+        <w:t xml:space="preserve"> </w:t>
+      </w:r>
+      <w:r>
+        <w:t xml:space="preserve">conditions. </w:t>
+      </w:r>
+      <w:r>
+        <w:lastRenderedPageBreak/>
+        <w:t>dept 10 then</w:t>
+      </w:r>
+      <w:r>
+        <w:rPr>
+          <w:spacing w:val="40"/>
+        </w:rPr>
+        <w:t xml:space="preserve"> </w:t>
+      </w:r>
+      <w:r>
+        <w:t>"</w:t>
+      </w:r>
+      <w:proofErr w:type="spellStart"/>
+      <w:r>
+        <w:t>Hr</w:t>
+      </w:r>
+      <w:proofErr w:type="spellEnd"/>
+      <w:r>
+        <w:t>"</w:t>
+      </w:r>
+    </w:p>
+    <w:p>
+      <w:pPr>
+        <w:pStyle w:val="BodyText"/>
+        <w:spacing w:line="266" w:lineRule="exact"/>
+        <w:ind w:left="2183"/>
+      </w:pPr>
+      <w:r>
+        <w:t>if</w:t>
+      </w:r>
+      <w:r>
+        <w:rPr>
+          <w:spacing w:val="-1"/>
+        </w:rPr>
+        <w:t xml:space="preserve"> </w:t>
+      </w:r>
+      <w:r>
+        <w:t>20</w:t>
+      </w:r>
+      <w:r>
+        <w:rPr>
+          <w:spacing w:val="-2"/>
+        </w:rPr>
+        <w:t xml:space="preserve"> </w:t>
+      </w:r>
+      <w:r>
+        <w:t>then</w:t>
+      </w:r>
+      <w:r>
+        <w:rPr>
+          <w:spacing w:val="-1"/>
+        </w:rPr>
+        <w:t xml:space="preserve"> </w:t>
+      </w:r>
+      <w:r>
+        <w:rPr>
+          <w:spacing w:val="-2"/>
+        </w:rPr>
+        <w:t>"Admin"</w:t>
+      </w:r>
+    </w:p>
+    <w:p>
+      <w:pPr>
+        <w:pStyle w:val="BodyText"/>
+        <w:spacing w:before="175" w:line="403" w:lineRule="auto"/>
+        <w:ind w:left="2183" w:right="4172"/>
+      </w:pPr>
+      <w:r>
+        <w:t>if</w:t>
+      </w:r>
+      <w:r>
+        <w:rPr>
+          <w:spacing w:val="-11"/>
+        </w:rPr>
+        <w:t xml:space="preserve"> </w:t>
+      </w:r>
+      <w:r>
+        <w:t>30</w:t>
+      </w:r>
+      <w:r>
+        <w:rPr>
+          <w:spacing w:val="-11"/>
+        </w:rPr>
+        <w:t xml:space="preserve"> </w:t>
+      </w:r>
+      <w:r>
+        <w:t>then</w:t>
+      </w:r>
+      <w:r>
+        <w:rPr>
+          <w:spacing w:val="-11"/>
+        </w:rPr>
+        <w:t xml:space="preserve"> </w:t>
+      </w:r>
+      <w:r>
+        <w:t>"accounts" otherwise purchase</w:t>
+      </w:r>
+    </w:p>
+    <w:p>
+      <w:pPr>
+        <w:pStyle w:val="BodyText"/>
+        <w:spacing w:before="180"/>
+      </w:pPr>
+      <w:r>
+        <w:tab/>
+      </w:r>
+      <w:r>
+        <w:drawing>
+          <wp:inline distT="0" distB="0" distL="0" distR="0" wp14:anchorId="6F84CE80" wp14:editId="6F51F39A">
+            <wp:extent cx="4120794" cy="3645877"/>
+            <wp:effectExtent l="0" t="0" r="0" b="0"/>
+            <wp:docPr id="376529665" name="Picture 1"/>
+            <wp:cNvGraphicFramePr>
+              <a:graphicFrameLocks xmlns:a="http://schemas.openxmlformats.org/drawingml/2006/main" noChangeAspect="1"/>
+            </wp:cNvGraphicFramePr>
+            <a:graphic xmlns:a="http://schemas.openxmlformats.org/drawingml/2006/main">
+              <a:graphicData uri="http://schemas.openxmlformats.org/drawingml/2006/picture">
+                <pic:pic xmlns:pic="http://schemas.openxmlformats.org/drawingml/2006/picture">
+                  <pic:nvPicPr>
+                    <pic:cNvPr id="376529665" name=""/>
+                    <pic:cNvPicPr/>
+                  </pic:nvPicPr>
+                  <pic:blipFill>
+                    <a:blip r:embed="rId39"/>
+                    <a:stretch>
+                      <a:fillRect/>
+                    </a:stretch>
+                  </pic:blipFill>
+                  <pic:spPr>
+                    <a:xfrm>
+                      <a:off x="0" y="0"/>
+                      <a:ext cx="4125730" cy="3650244"/>
+                    </a:xfrm>
+                    <a:prstGeom prst="rect">
+                      <a:avLst/>
+                    </a:prstGeom>
+                  </pic:spPr>
+                </pic:pic>
+              </a:graphicData>
+            </a:graphic>
+          </wp:inline>
+        </w:drawing>
+      </w:r>
+    </w:p>
+    <w:p>
+      <w:pPr>
+        <w:pStyle w:val="ListParagraph"/>
+        <w:numPr>
+          <w:ilvl w:val="0"/>
+          <w:numId w:val="1"/>
+        </w:numPr>
+        <w:tabs>
+          <w:tab w:val="left" w:pos="740"/>
         </w:tabs>
         <w:spacing w:before="0"/>
         <w:ind w:left="740" w:hanging="358"/>
@@ -5267,6 +7965,7 @@
       </w:pPr>
       <w:proofErr w:type="spellStart"/>
       <w:r>
+        <w:lastRenderedPageBreak/>
         <w:t>sal</w:t>
       </w:r>
       <w:proofErr w:type="spellEnd"/>
@@ -5348,17 +8047,6 @@
       <w:r>
         <w:t>unique,</w:t>
       </w:r>
-    </w:p>
-    <w:p>
-      <w:pPr>
-        <w:pStyle w:val="BodyText"/>
-        <w:spacing w:line="403" w:lineRule="auto"/>
-        <w:sectPr>
-          <w:pgSz w:w="11910" w:h="16840"/>
-          <w:pgMar w:top="1840" w:right="1417" w:bottom="280" w:left="1417" w:header="720" w:footer="720" w:gutter="0"/>
-          <w:cols w:space="720"/>
-        </w:sectPr>
-      </w:pPr>
     </w:p>
     <w:p>
       <w:pPr>
@@ -5368,7 +8056,6 @@
       </w:pPr>
       <w:proofErr w:type="spellStart"/>
       <w:r>
-        <w:lastRenderedPageBreak/>
         <w:t>deptno</w:t>
       </w:r>
       <w:proofErr w:type="spellEnd"/>
@@ -13675,7 +16362,6 @@
       <w:lvlJc w:val="left"/>
       <w:pPr>
         <w:ind w:left="241" w:hanging="219"/>
-        <w:jc w:val="left"/>
       </w:pPr>
       <w:rPr>
         <w:rFonts w:ascii="Calibri" w:eastAsia="Calibri" w:hAnsi="Calibri" w:cs="Calibri" w:hint="default"/>
@@ -13798,7 +16484,6 @@
       <w:lvlJc w:val="left"/>
       <w:pPr>
         <w:ind w:left="1837" w:hanging="375"/>
-        <w:jc w:val="left"/>
       </w:pPr>
       <w:rPr>
         <w:rFonts w:ascii="Calibri" w:eastAsia="Calibri" w:hAnsi="Calibri" w:cs="Calibri" w:hint="default"/>
@@ -13820,7 +16505,6 @@
       <w:lvlJc w:val="left"/>
       <w:pPr>
         <w:ind w:left="2183" w:hanging="361"/>
-        <w:jc w:val="left"/>
       </w:pPr>
       <w:rPr>
         <w:rFonts w:ascii="Calibri" w:eastAsia="Calibri" w:hAnsi="Calibri" w:cs="Calibri" w:hint="default"/>
@@ -13921,6 +16605,137 @@
     </w:lvl>
   </w:abstractNum>
   <w:abstractNum w:abstractNumId="2" w15:restartNumberingAfterBreak="0">
+    <w:nsid w:val="2B994A55"/>
+    <w:multiLevelType w:val="hybridMultilevel"/>
+    <w:tmpl w:val="F7E6C3AC"/>
+    <w:lvl w:ilvl="0" w:tplc="FFFFFFFF">
+      <w:start w:val="1"/>
+      <w:numFmt w:val="decimal"/>
+      <w:lvlText w:val="%1."/>
+      <w:lvlJc w:val="left"/>
+      <w:pPr>
+        <w:ind w:left="743" w:hanging="361"/>
+      </w:pPr>
+      <w:rPr>
+        <w:rFonts w:ascii="Calibri" w:eastAsia="Calibri" w:hAnsi="Calibri" w:cs="Calibri" w:hint="default"/>
+        <w:b w:val="0"/>
+        <w:bCs w:val="0"/>
+        <w:i w:val="0"/>
+        <w:iCs w:val="0"/>
+        <w:spacing w:val="0"/>
+        <w:w w:val="100"/>
+        <w:sz w:val="22"/>
+        <w:szCs w:val="22"/>
+        <w:lang w:val="en-US" w:eastAsia="en-US" w:bidi="ar-SA"/>
+      </w:rPr>
+    </w:lvl>
+    <w:lvl w:ilvl="1" w:tplc="FFFFFFFF">
+      <w:start w:val="1"/>
+      <w:numFmt w:val="decimal"/>
+      <w:lvlText w:val="%2."/>
+      <w:lvlJc w:val="left"/>
+      <w:pPr>
+        <w:ind w:left="1103" w:hanging="361"/>
+      </w:pPr>
+      <w:rPr>
+        <w:rFonts w:ascii="Calibri" w:eastAsia="Calibri" w:hAnsi="Calibri" w:cs="Calibri" w:hint="default"/>
+        <w:b w:val="0"/>
+        <w:bCs w:val="0"/>
+        <w:i w:val="0"/>
+        <w:iCs w:val="0"/>
+        <w:spacing w:val="0"/>
+        <w:w w:val="100"/>
+        <w:sz w:val="22"/>
+        <w:szCs w:val="22"/>
+        <w:lang w:val="en-US" w:eastAsia="en-US" w:bidi="ar-SA"/>
+      </w:rPr>
+    </w:lvl>
+    <w:lvl w:ilvl="2" w:tplc="FFFFFFFF">
+      <w:numFmt w:val="bullet"/>
+      <w:lvlText w:val="•"/>
+      <w:lvlJc w:val="left"/>
+      <w:pPr>
+        <w:ind w:left="1985" w:hanging="361"/>
+      </w:pPr>
+      <w:rPr>
+        <w:rFonts w:hint="default"/>
+        <w:lang w:val="en-US" w:eastAsia="en-US" w:bidi="ar-SA"/>
+      </w:rPr>
+    </w:lvl>
+    <w:lvl w:ilvl="3" w:tplc="FFFFFFFF">
+      <w:numFmt w:val="bullet"/>
+      <w:lvlText w:val="•"/>
+      <w:lvlJc w:val="left"/>
+      <w:pPr>
+        <w:ind w:left="2871" w:hanging="361"/>
+      </w:pPr>
+      <w:rPr>
+        <w:rFonts w:hint="default"/>
+        <w:lang w:val="en-US" w:eastAsia="en-US" w:bidi="ar-SA"/>
+      </w:rPr>
+    </w:lvl>
+    <w:lvl w:ilvl="4" w:tplc="FFFFFFFF">
+      <w:numFmt w:val="bullet"/>
+      <w:lvlText w:val="•"/>
+      <w:lvlJc w:val="left"/>
+      <w:pPr>
+        <w:ind w:left="3757" w:hanging="361"/>
+      </w:pPr>
+      <w:rPr>
+        <w:rFonts w:hint="default"/>
+        <w:lang w:val="en-US" w:eastAsia="en-US" w:bidi="ar-SA"/>
+      </w:rPr>
+    </w:lvl>
+    <w:lvl w:ilvl="5" w:tplc="FFFFFFFF">
+      <w:numFmt w:val="bullet"/>
+      <w:lvlText w:val="•"/>
+      <w:lvlJc w:val="left"/>
+      <w:pPr>
+        <w:ind w:left="4643" w:hanging="361"/>
+      </w:pPr>
+      <w:rPr>
+        <w:rFonts w:hint="default"/>
+        <w:lang w:val="en-US" w:eastAsia="en-US" w:bidi="ar-SA"/>
+      </w:rPr>
+    </w:lvl>
+    <w:lvl w:ilvl="6" w:tplc="FFFFFFFF">
+      <w:numFmt w:val="bullet"/>
+      <w:lvlText w:val="•"/>
+      <w:lvlJc w:val="left"/>
+      <w:pPr>
+        <w:ind w:left="5529" w:hanging="361"/>
+      </w:pPr>
+      <w:rPr>
+        <w:rFonts w:hint="default"/>
+        <w:lang w:val="en-US" w:eastAsia="en-US" w:bidi="ar-SA"/>
+      </w:rPr>
+    </w:lvl>
+    <w:lvl w:ilvl="7" w:tplc="FFFFFFFF">
+      <w:numFmt w:val="bullet"/>
+      <w:lvlText w:val="•"/>
+      <w:lvlJc w:val="left"/>
+      <w:pPr>
+        <w:ind w:left="6414" w:hanging="361"/>
+      </w:pPr>
+      <w:rPr>
+        <w:rFonts w:hint="default"/>
+        <w:lang w:val="en-US" w:eastAsia="en-US" w:bidi="ar-SA"/>
+      </w:rPr>
+    </w:lvl>
+    <w:lvl w:ilvl="8" w:tplc="FFFFFFFF">
+      <w:numFmt w:val="bullet"/>
+      <w:lvlText w:val="•"/>
+      <w:lvlJc w:val="left"/>
+      <w:pPr>
+        <w:ind w:left="7300" w:hanging="361"/>
+      </w:pPr>
+      <w:rPr>
+        <w:rFonts w:hint="default"/>
+        <w:lang w:val="en-US" w:eastAsia="en-US" w:bidi="ar-SA"/>
+      </w:rPr>
+    </w:lvl>
+  </w:abstractNum>
+  <w:abstractNum w:abstractNumId="3" w15:restartNumberingAfterBreak="0">
     <w:nsid w:val="2E984AB3"/>
     <w:multiLevelType w:val="hybridMultilevel"/>
     <w:tmpl w:val="128839B4"/>
@@ -13931,7 +16746,6 @@
       <w:lvlJc w:val="left"/>
       <w:pPr>
         <w:ind w:left="1936" w:hanging="473"/>
-        <w:jc w:val="left"/>
       </w:pPr>
       <w:rPr>
         <w:rFonts w:ascii="Calibri" w:eastAsia="Calibri" w:hAnsi="Calibri" w:cs="Calibri" w:hint="default"/>
@@ -14043,7 +16857,7 @@
       </w:rPr>
     </w:lvl>
   </w:abstractNum>
-  <w:abstractNum w:abstractNumId="3" w15:restartNumberingAfterBreak="0">
+  <w:abstractNum w:abstractNumId="4" w15:restartNumberingAfterBreak="0">
     <w:nsid w:val="4DE5049F"/>
     <w:multiLevelType w:val="hybridMultilevel"/>
     <w:tmpl w:val="F7E6C3AC"/>
@@ -14054,7 +16868,6 @@
       <w:lvlJc w:val="left"/>
       <w:pPr>
         <w:ind w:left="743" w:hanging="361"/>
-        <w:jc w:val="left"/>
       </w:pPr>
       <w:rPr>
         <w:rFonts w:ascii="Calibri" w:eastAsia="Calibri" w:hAnsi="Calibri" w:cs="Calibri" w:hint="default"/>
@@ -14076,7 +16889,6 @@
       <w:lvlJc w:val="left"/>
       <w:pPr>
         <w:ind w:left="1103" w:hanging="361"/>
-        <w:jc w:val="left"/>
       </w:pPr>
       <w:rPr>
         <w:rFonts w:ascii="Calibri" w:eastAsia="Calibri" w:hAnsi="Calibri" w:cs="Calibri" w:hint="default"/>
@@ -14176,7 +16988,7 @@
       </w:rPr>
     </w:lvl>
   </w:abstractNum>
-  <w:abstractNum w:abstractNumId="4" w15:restartNumberingAfterBreak="0">
+  <w:abstractNum w:abstractNumId="5" w15:restartNumberingAfterBreak="0">
     <w:nsid w:val="5EBB06FF"/>
     <w:multiLevelType w:val="hybridMultilevel"/>
     <w:tmpl w:val="1490519C"/>
@@ -14187,7 +16999,6 @@
       <w:lvlJc w:val="left"/>
       <w:pPr>
         <w:ind w:left="1825" w:hanging="363"/>
-        <w:jc w:val="left"/>
       </w:pPr>
       <w:rPr>
         <w:rFonts w:ascii="Calibri" w:eastAsia="Calibri" w:hAnsi="Calibri" w:cs="Calibri" w:hint="default"/>
@@ -14299,7 +17110,7 @@
       </w:rPr>
     </w:lvl>
   </w:abstractNum>
-  <w:abstractNum w:abstractNumId="5" w15:restartNumberingAfterBreak="0">
+  <w:abstractNum w:abstractNumId="6" w15:restartNumberingAfterBreak="0">
     <w:nsid w:val="61EB33D5"/>
     <w:multiLevelType w:val="hybridMultilevel"/>
     <w:tmpl w:val="4934A7F8"/>
@@ -14310,7 +17121,6 @@
       <w:lvlJc w:val="left"/>
       <w:pPr>
         <w:ind w:left="743" w:hanging="361"/>
-        <w:jc w:val="left"/>
       </w:pPr>
       <w:rPr>
         <w:rFonts w:ascii="Calibri" w:eastAsia="Calibri" w:hAnsi="Calibri" w:cs="Calibri" w:hint="default"/>
@@ -14423,22 +17233,25 @@
     </w:lvl>
   </w:abstractNum>
   <w:num w:numId="1" w16cid:durableId="2034304076">
-    <w:abstractNumId w:val="3"/>
+    <w:abstractNumId w:val="4"/>
   </w:num>
   <w:num w:numId="2" w16cid:durableId="924067880">
+    <w:abstractNumId w:val="6"/>
+  </w:num>
+  <w:num w:numId="3" w16cid:durableId="1953706193">
     <w:abstractNumId w:val="5"/>
   </w:num>
-  <w:num w:numId="3" w16cid:durableId="1953706193">
-    <w:abstractNumId w:val="4"/>
-  </w:num>
   <w:num w:numId="4" w16cid:durableId="1252665684">
-    <w:abstractNumId w:val="2"/>
+    <w:abstractNumId w:val="3"/>
   </w:num>
   <w:num w:numId="5" w16cid:durableId="1566648185">
     <w:abstractNumId w:val="1"/>
   </w:num>
   <w:num w:numId="6" w16cid:durableId="586156053">
     <w:abstractNumId w:val="0"/>
+  </w:num>
+  <w:num w:numId="7" w16cid:durableId="1463111368">
+    <w:abstractNumId w:val="2"/>
   </w:num>
 </w:numbering>
 </file>

--- a/Assignment/Database Technologies Assignment/Databse assignment1.docx
+++ b/Assignment/Database Technologies Assignment/Databse assignment1.docx
@@ -6337,6 +6337,9 @@
         <w:ind w:left="744" w:firstLine="0"/>
       </w:pPr>
       <w:r>
+        <w:rPr>
+          <w:noProof/>
+        </w:rPr>
         <w:drawing>
           <wp:inline distT="0" distB="0" distL="0" distR="0" wp14:anchorId="3D577C82" wp14:editId="53E3B922">
             <wp:extent cx="5328138" cy="1496998"/>
@@ -6536,6 +6539,9 @@
         <w:ind w:left="746" w:right="461" w:firstLine="0"/>
       </w:pPr>
       <w:r>
+        <w:rPr>
+          <w:noProof/>
+        </w:rPr>
         <w:drawing>
           <wp:inline distT="0" distB="0" distL="0" distR="0" wp14:anchorId="3169652A" wp14:editId="238B14F3">
             <wp:extent cx="5169877" cy="1580128"/>
@@ -6736,6 +6742,9 @@
         <w:ind w:left="746" w:right="176" w:firstLine="0"/>
       </w:pPr>
       <w:r>
+        <w:rPr>
+          <w:noProof/>
+        </w:rPr>
         <w:drawing>
           <wp:inline distT="0" distB="0" distL="0" distR="0" wp14:anchorId="09DFC47D" wp14:editId="559EA67E">
             <wp:extent cx="5225774" cy="2602523"/>
@@ -7010,6 +7019,9 @@
         <w:ind w:left="743" w:right="37" w:firstLine="0"/>
       </w:pPr>
       <w:r>
+        <w:rPr>
+          <w:noProof/>
+        </w:rPr>
         <w:drawing>
           <wp:inline distT="0" distB="0" distL="0" distR="0" wp14:anchorId="4EBD3B5A" wp14:editId="66105CFD">
             <wp:extent cx="5763260" cy="1232535"/>
@@ -7192,6 +7204,9 @@
         <w:tab/>
       </w:r>
       <w:r>
+        <w:rPr>
+          <w:noProof/>
+        </w:rPr>
         <w:drawing>
           <wp:inline distT="0" distB="0" distL="0" distR="0" wp14:anchorId="4455D8A3" wp14:editId="30E57166">
             <wp:extent cx="4835769" cy="3191522"/>
@@ -7307,6 +7322,7 @@
         <w:ind w:left="2183" w:right="942" w:hanging="1801"/>
       </w:pPr>
       <w:r>
+        <w:lastRenderedPageBreak/>
         <w:t>Display</w:t>
       </w:r>
       <w:r>
@@ -7399,11 +7415,7 @@
         <w:t xml:space="preserve"> </w:t>
       </w:r>
       <w:r>
-        <w:t xml:space="preserve">conditions. </w:t>
-      </w:r>
-      <w:r>
-        <w:lastRenderedPageBreak/>
-        <w:t>dept 10 then</w:t>
+        <w:t>conditions. dept 10 then</w:t>
       </w:r>
       <w:r>
         <w:rPr>
@@ -7509,6 +7521,9 @@
         <w:tab/>
       </w:r>
       <w:r>
+        <w:rPr>
+          <w:noProof/>
+        </w:rPr>
         <w:drawing>
           <wp:inline distT="0" distB="0" distL="0" distR="0" wp14:anchorId="6F84CE80" wp14:editId="6F51F39A">
             <wp:extent cx="4120794" cy="3645877"/>
@@ -7900,6 +7915,7 @@
       </w:r>
       <w:proofErr w:type="spellStart"/>
       <w:r>
+        <w:lastRenderedPageBreak/>
         <w:t>fname</w:t>
       </w:r>
       <w:proofErr w:type="spellEnd"/>
@@ -7965,7 +7981,6 @@
       </w:pPr>
       <w:proofErr w:type="spellStart"/>
       <w:r>
-        <w:lastRenderedPageBreak/>
         <w:t>sal</w:t>
       </w:r>
       <w:proofErr w:type="spellEnd"/>
@@ -8165,6 +8180,60 @@
       <w:pPr>
         <w:pStyle w:val="BodyText"/>
       </w:pPr>
+      <w:r>
+        <w:tab/>
+      </w:r>
+      <w:r>
+        <w:tab/>
+      </w:r>
+    </w:p>
+    <w:p>
+      <w:pPr>
+        <w:pStyle w:val="BodyText"/>
+      </w:pPr>
+      <w:r>
+        <w:tab/>
+      </w:r>
+      <w:r>
+        <w:rPr>
+          <w:noProof/>
+        </w:rPr>
+        <w:drawing>
+          <wp:inline distT="0" distB="0" distL="0" distR="0" wp14:anchorId="72243634" wp14:editId="738CB8E9">
+            <wp:extent cx="4712677" cy="3216210"/>
+            <wp:effectExtent l="0" t="0" r="0" b="3810"/>
+            <wp:docPr id="118230883" name="Picture 1"/>
+            <wp:cNvGraphicFramePr>
+              <a:graphicFrameLocks xmlns:a="http://schemas.openxmlformats.org/drawingml/2006/main" noChangeAspect="1"/>
+            </wp:cNvGraphicFramePr>
+            <a:graphic xmlns:a="http://schemas.openxmlformats.org/drawingml/2006/main">
+              <a:graphicData uri="http://schemas.openxmlformats.org/drawingml/2006/picture">
+                <pic:pic xmlns:pic="http://schemas.openxmlformats.org/drawingml/2006/picture">
+                  <pic:nvPicPr>
+                    <pic:cNvPr id="118230883" name=""/>
+                    <pic:cNvPicPr/>
+                  </pic:nvPicPr>
+                  <pic:blipFill>
+                    <a:blip r:embed="rId40"/>
+                    <a:stretch>
+                      <a:fillRect/>
+                    </a:stretch>
+                  </pic:blipFill>
+                  <pic:spPr>
+                    <a:xfrm>
+                      <a:off x="0" y="0"/>
+                      <a:ext cx="4720214" cy="3221354"/>
+                    </a:xfrm>
+                    <a:prstGeom prst="rect">
+                      <a:avLst/>
+                    </a:prstGeom>
+                  </pic:spPr>
+                </pic:pic>
+              </a:graphicData>
+            </a:graphic>
+          </wp:inline>
+        </w:drawing>
+      </w:r>
     </w:p>
     <w:p>
       <w:pPr>
@@ -8356,6 +8425,64 @@
       <w:pPr>
         <w:pStyle w:val="BodyText"/>
       </w:pPr>
+      <w:r>
+        <w:tab/>
+      </w:r>
+      <w:r>
+        <w:tab/>
+      </w:r>
+    </w:p>
+    <w:p>
+      <w:pPr>
+        <w:pStyle w:val="BodyText"/>
+      </w:pPr>
+      <w:r>
+        <w:lastRenderedPageBreak/>
+        <w:tab/>
+      </w:r>
+      <w:r>
+        <w:tab/>
+      </w:r>
+      <w:r>
+        <w:rPr>
+          <w:noProof/>
+        </w:rPr>
+        <w:drawing>
+          <wp:inline distT="0" distB="0" distL="0" distR="0" wp14:anchorId="7B41C4F6" wp14:editId="3A64272E">
+            <wp:extent cx="3634154" cy="3189294"/>
+            <wp:effectExtent l="0" t="0" r="4445" b="0"/>
+            <wp:docPr id="1560562939" name="Picture 1"/>
+            <wp:cNvGraphicFramePr>
+              <a:graphicFrameLocks xmlns:a="http://schemas.openxmlformats.org/drawingml/2006/main" noChangeAspect="1"/>
+            </wp:cNvGraphicFramePr>
+            <a:graphic xmlns:a="http://schemas.openxmlformats.org/drawingml/2006/main">
+              <a:graphicData uri="http://schemas.openxmlformats.org/drawingml/2006/picture">
+                <pic:pic xmlns:pic="http://schemas.openxmlformats.org/drawingml/2006/picture">
+                  <pic:nvPicPr>
+                    <pic:cNvPr id="1560562939" name=""/>
+                    <pic:cNvPicPr/>
+                  </pic:nvPicPr>
+                  <pic:blipFill>
+                    <a:blip r:embed="rId41"/>
+                    <a:stretch>
+                      <a:fillRect/>
+                    </a:stretch>
+                  </pic:blipFill>
+                  <pic:spPr>
+                    <a:xfrm>
+                      <a:off x="0" y="0"/>
+                      <a:ext cx="3664021" cy="3215505"/>
+                    </a:xfrm>
+                    <a:prstGeom prst="rect">
+                      <a:avLst/>
+                    </a:prstGeom>
+                  </pic:spPr>
+                </pic:pic>
+              </a:graphicData>
+            </a:graphic>
+          </wp:inline>
+        </w:drawing>
+      </w:r>
     </w:p>
     <w:p>
       <w:pPr>
@@ -8926,12 +9053,66 @@
       <w:pPr>
         <w:spacing w:line="266" w:lineRule="exact"/>
         <w:ind w:left="1462"/>
-      </w:pPr>
-      <w:r>
         <w:rPr>
           <w:spacing w:val="-10"/>
         </w:rPr>
+      </w:pPr>
+      <w:r>
+        <w:rPr>
+          <w:spacing w:val="-10"/>
+        </w:rPr>
         <w:t>)</w:t>
+      </w:r>
+    </w:p>
+    <w:p>
+      <w:pPr>
+        <w:tabs>
+          <w:tab w:val="left" w:pos="740"/>
+          <w:tab w:val="left" w:pos="2182"/>
+        </w:tabs>
+        <w:spacing w:before="180" w:line="403" w:lineRule="auto"/>
+        <w:ind w:right="2332"/>
+      </w:pPr>
+      <w:r>
+        <w:rPr>
+          <w:noProof/>
+        </w:rPr>
+        <w:lastRenderedPageBreak/>
+        <w:drawing>
+          <wp:inline distT="0" distB="0" distL="0" distR="0" wp14:anchorId="60EFB5A5" wp14:editId="152BD9DF">
+            <wp:extent cx="4326209" cy="2526323"/>
+            <wp:effectExtent l="0" t="0" r="0" b="7620"/>
+            <wp:docPr id="1895327300" name="Picture 1"/>
+            <wp:cNvGraphicFramePr>
+              <a:graphicFrameLocks xmlns:a="http://schemas.openxmlformats.org/drawingml/2006/main" noChangeAspect="1"/>
+            </wp:cNvGraphicFramePr>
+            <a:graphic xmlns:a="http://schemas.openxmlformats.org/drawingml/2006/main">
+              <a:graphicData uri="http://schemas.openxmlformats.org/drawingml/2006/picture">
+                <pic:pic xmlns:pic="http://schemas.openxmlformats.org/drawingml/2006/picture">
+                  <pic:nvPicPr>
+                    <pic:cNvPr id="1895327300" name=""/>
+                    <pic:cNvPicPr/>
+                  </pic:nvPicPr>
+                  <pic:blipFill>
+                    <a:blip r:embed="rId42"/>
+                    <a:stretch>
+                      <a:fillRect/>
+                    </a:stretch>
+                  </pic:blipFill>
+                  <pic:spPr>
+                    <a:xfrm>
+                      <a:off x="0" y="0"/>
+                      <a:ext cx="4329149" cy="2528040"/>
+                    </a:xfrm>
+                    <a:prstGeom prst="rect">
+                      <a:avLst/>
+                    </a:prstGeom>
+                  </pic:spPr>
+                </pic:pic>
+              </a:graphicData>
+            </a:graphic>
+          </wp:inline>
+        </w:drawing>
       </w:r>
     </w:p>
     <w:p>
@@ -8939,14 +9120,14 @@
         <w:pStyle w:val="ListParagraph"/>
         <w:numPr>
           <w:ilvl w:val="0"/>
-          <w:numId w:val="1"/>
+          <w:numId w:val="8"/>
         </w:numPr>
         <w:tabs>
           <w:tab w:val="left" w:pos="740"/>
           <w:tab w:val="left" w:pos="2182"/>
         </w:tabs>
         <w:spacing w:before="180" w:line="403" w:lineRule="auto"/>
-        <w:ind w:left="2182" w:right="2332" w:hanging="1800"/>
+        <w:ind w:right="2332"/>
       </w:pPr>
       <w:r>
         <w:t>Create</w:t>
@@ -9080,22 +9261,129 @@
       <w:pPr>
         <w:spacing w:line="264" w:lineRule="exact"/>
         <w:ind w:left="2182"/>
-      </w:pPr>
-      <w:r>
         <w:rPr>
           <w:spacing w:val="-10"/>
         </w:rPr>
+      </w:pPr>
+      <w:r>
+        <w:rPr>
+          <w:spacing w:val="-10"/>
+        </w:rPr>
         <w:t>)</w:t>
       </w:r>
     </w:p>
     <w:p>
       <w:pPr>
         <w:spacing w:line="264" w:lineRule="exact"/>
-        <w:sectPr>
-          <w:pgSz w:w="11910" w:h="16840"/>
-          <w:pgMar w:top="1380" w:right="1417" w:bottom="280" w:left="1417" w:header="720" w:footer="720" w:gutter="0"/>
-          <w:cols w:space="720"/>
-        </w:sectPr>
+        <w:rPr>
+          <w:spacing w:val="-10"/>
+        </w:rPr>
+      </w:pPr>
+      <w:r>
+        <w:rPr>
+          <w:spacing w:val="-10"/>
+        </w:rPr>
+        <w:tab/>
+      </w:r>
+    </w:p>
+    <w:p>
+      <w:pPr>
+        <w:pStyle w:val="ListParagraph"/>
+        <w:tabs>
+          <w:tab w:val="left" w:pos="740"/>
+        </w:tabs>
+        <w:spacing w:before="30"/>
+        <w:ind w:left="740" w:firstLine="0"/>
+      </w:pPr>
+      <w:r>
+        <w:rPr>
+          <w:noProof/>
+        </w:rPr>
+        <w:drawing>
+          <wp:inline distT="0" distB="0" distL="0" distR="0" wp14:anchorId="71B7CB60" wp14:editId="6E014F79">
+            <wp:extent cx="4566138" cy="3504093"/>
+            <wp:effectExtent l="0" t="0" r="6350" b="1270"/>
+            <wp:docPr id="49433850" name="Picture 1"/>
+            <wp:cNvGraphicFramePr>
+              <a:graphicFrameLocks xmlns:a="http://schemas.openxmlformats.org/drawingml/2006/main" noChangeAspect="1"/>
+            </wp:cNvGraphicFramePr>
+            <a:graphic xmlns:a="http://schemas.openxmlformats.org/drawingml/2006/main">
+              <a:graphicData uri="http://schemas.openxmlformats.org/drawingml/2006/picture">
+                <pic:pic xmlns:pic="http://schemas.openxmlformats.org/drawingml/2006/picture">
+                  <pic:nvPicPr>
+                    <pic:cNvPr id="49433850" name=""/>
+                    <pic:cNvPicPr/>
+                  </pic:nvPicPr>
+                  <pic:blipFill>
+                    <a:blip r:embed="rId43"/>
+                    <a:stretch>
+                      <a:fillRect/>
+                    </a:stretch>
+                  </pic:blipFill>
+                  <pic:spPr>
+                    <a:xfrm>
+                      <a:off x="0" y="0"/>
+                      <a:ext cx="4614279" cy="3541037"/>
+                    </a:xfrm>
+                    <a:prstGeom prst="rect">
+                      <a:avLst/>
+                    </a:prstGeom>
+                  </pic:spPr>
+                </pic:pic>
+              </a:graphicData>
+            </a:graphic>
+          </wp:inline>
+        </w:drawing>
+      </w:r>
+    </w:p>
+    <w:p>
+      <w:pPr>
+        <w:pStyle w:val="ListParagraph"/>
+        <w:tabs>
+          <w:tab w:val="left" w:pos="740"/>
+        </w:tabs>
+        <w:spacing w:before="30"/>
+        <w:ind w:left="740" w:firstLine="0"/>
+      </w:pPr>
+    </w:p>
+    <w:p>
+      <w:pPr>
+        <w:pStyle w:val="ListParagraph"/>
+        <w:tabs>
+          <w:tab w:val="left" w:pos="740"/>
+        </w:tabs>
+        <w:spacing w:before="30"/>
+        <w:ind w:left="740" w:firstLine="0"/>
+      </w:pPr>
+    </w:p>
+    <w:p>
+      <w:pPr>
+        <w:pStyle w:val="ListParagraph"/>
+        <w:tabs>
+          <w:tab w:val="left" w:pos="740"/>
+        </w:tabs>
+        <w:spacing w:before="30"/>
+        <w:ind w:left="740" w:firstLine="0"/>
+      </w:pPr>
+    </w:p>
+    <w:p>
+      <w:pPr>
+        <w:pStyle w:val="ListParagraph"/>
+        <w:tabs>
+          <w:tab w:val="left" w:pos="740"/>
+        </w:tabs>
+        <w:spacing w:before="30"/>
+        <w:ind w:left="740" w:firstLine="0"/>
+      </w:pPr>
+    </w:p>
+    <w:p>
+      <w:pPr>
+        <w:pStyle w:val="ListParagraph"/>
+        <w:tabs>
+          <w:tab w:val="left" w:pos="740"/>
+        </w:tabs>
+        <w:spacing w:before="30"/>
+        <w:ind w:left="740" w:firstLine="0"/>
       </w:pPr>
     </w:p>
     <w:p>
@@ -9103,13 +9391,12 @@
         <w:pStyle w:val="ListParagraph"/>
         <w:numPr>
           <w:ilvl w:val="0"/>
-          <w:numId w:val="1"/>
+          <w:numId w:val="8"/>
         </w:numPr>
         <w:tabs>
           <w:tab w:val="left" w:pos="740"/>
         </w:tabs>
         <w:spacing w:before="30"/>
-        <w:ind w:left="740" w:hanging="358"/>
       </w:pPr>
       <w:r>
         <w:lastRenderedPageBreak/>
@@ -9474,16 +9761,191 @@
       <w:pPr>
         <w:pStyle w:val="BodyText"/>
       </w:pPr>
+      <w:r>
+        <w:tab/>
+        <w:t>Answer:</w:t>
+      </w:r>
     </w:p>
     <w:p>
       <w:pPr>
         <w:pStyle w:val="BodyText"/>
       </w:pPr>
+      <w:r>
+        <w:tab/>
+        <w:t xml:space="preserve">alter table emp add constraint </w:t>
+      </w:r>
+      <w:proofErr w:type="spellStart"/>
+      <w:r>
+        <w:t>pk_emp</w:t>
+      </w:r>
+      <w:proofErr w:type="spellEnd"/>
+      <w:r>
+        <w:t xml:space="preserve"> primary key(</w:t>
+      </w:r>
+      <w:proofErr w:type="spellStart"/>
+      <w:r>
+        <w:t>empno</w:t>
+      </w:r>
+      <w:proofErr w:type="spellEnd"/>
+      <w:r>
+        <w:t>);</w:t>
+      </w:r>
     </w:p>
     <w:p>
       <w:pPr>
         <w:pStyle w:val="BodyText"/>
       </w:pPr>
+      <w:r>
+        <w:tab/>
+      </w:r>
+      <w:r>
+        <w:t xml:space="preserve">alter table dept add constraint </w:t>
+      </w:r>
+      <w:proofErr w:type="spellStart"/>
+      <w:r>
+        <w:t>pk_dept</w:t>
+      </w:r>
+      <w:proofErr w:type="spellEnd"/>
+      <w:r>
+        <w:t xml:space="preserve"> primary key(</w:t>
+      </w:r>
+      <w:proofErr w:type="spellStart"/>
+      <w:r>
+        <w:t>deptno</w:t>
+      </w:r>
+      <w:proofErr w:type="spellEnd"/>
+      <w:r>
+        <w:t>);</w:t>
+      </w:r>
+    </w:p>
+    <w:p>
+      <w:pPr>
+        <w:pStyle w:val="BodyText"/>
+        <w:ind w:firstLine="720"/>
+      </w:pPr>
+      <w:r>
+        <w:t xml:space="preserve">alter table </w:t>
+      </w:r>
+      <w:proofErr w:type="spellStart"/>
+      <w:r>
+        <w:t>salgrade</w:t>
+      </w:r>
+      <w:proofErr w:type="spellEnd"/>
+      <w:r>
+        <w:t xml:space="preserve"> add constraint </w:t>
+      </w:r>
+      <w:proofErr w:type="spellStart"/>
+      <w:r>
+        <w:t>pk_sal</w:t>
+      </w:r>
+      <w:proofErr w:type="spellEnd"/>
+      <w:r>
+        <w:t xml:space="preserve"> primary key(grade);</w:t>
+      </w:r>
+    </w:p>
+    <w:p>
+      <w:pPr>
+        <w:pStyle w:val="BodyText"/>
+        <w:ind w:firstLine="720"/>
+      </w:pPr>
+    </w:p>
+    <w:p>
+      <w:pPr>
+        <w:pStyle w:val="BodyText"/>
+        <w:ind w:firstLine="720"/>
+      </w:pPr>
+      <w:r>
+        <w:rPr>
+          <w:noProof/>
+        </w:rPr>
+        <w:drawing>
+          <wp:inline distT="0" distB="0" distL="0" distR="0" wp14:anchorId="443B6E3E" wp14:editId="1277DA7B">
+            <wp:extent cx="3710354" cy="809034"/>
+            <wp:effectExtent l="0" t="0" r="4445" b="0"/>
+            <wp:docPr id="1325436666" name="Picture 1"/>
+            <wp:cNvGraphicFramePr>
+              <a:graphicFrameLocks xmlns:a="http://schemas.openxmlformats.org/drawingml/2006/main" noChangeAspect="1"/>
+            </wp:cNvGraphicFramePr>
+            <a:graphic xmlns:a="http://schemas.openxmlformats.org/drawingml/2006/main">
+              <a:graphicData uri="http://schemas.openxmlformats.org/drawingml/2006/picture">
+                <pic:pic xmlns:pic="http://schemas.openxmlformats.org/drawingml/2006/picture">
+                  <pic:nvPicPr>
+                    <pic:cNvPr id="1325436666" name=""/>
+                    <pic:cNvPicPr/>
+                  </pic:nvPicPr>
+                  <pic:blipFill>
+                    <a:blip r:embed="rId44"/>
+                    <a:stretch>
+                      <a:fillRect/>
+                    </a:stretch>
+                  </pic:blipFill>
+                  <pic:spPr>
+                    <a:xfrm>
+                      <a:off x="0" y="0"/>
+                      <a:ext cx="3735520" cy="814521"/>
+                    </a:xfrm>
+                    <a:prstGeom prst="rect">
+                      <a:avLst/>
+                    </a:prstGeom>
+                  </pic:spPr>
+                </pic:pic>
+              </a:graphicData>
+            </a:graphic>
+          </wp:inline>
+        </w:drawing>
+      </w:r>
+    </w:p>
+    <w:p>
+      <w:pPr>
+        <w:pStyle w:val="BodyText"/>
+        <w:ind w:firstLine="720"/>
+      </w:pPr>
+    </w:p>
+    <w:p>
+      <w:pPr>
+        <w:pStyle w:val="BodyText"/>
+        <w:ind w:firstLine="720"/>
+      </w:pPr>
+      <w:r>
+        <w:rPr>
+          <w:noProof/>
+        </w:rPr>
+        <w:drawing>
+          <wp:inline distT="0" distB="0" distL="0" distR="0" wp14:anchorId="576B88CE" wp14:editId="7890B618">
+            <wp:extent cx="3352632" cy="621323"/>
+            <wp:effectExtent l="0" t="0" r="635" b="7620"/>
+            <wp:docPr id="1532314587" name="Picture 1"/>
+            <wp:cNvGraphicFramePr>
+              <a:graphicFrameLocks xmlns:a="http://schemas.openxmlformats.org/drawingml/2006/main" noChangeAspect="1"/>
+            </wp:cNvGraphicFramePr>
+            <a:graphic xmlns:a="http://schemas.openxmlformats.org/drawingml/2006/main">
+              <a:graphicData uri="http://schemas.openxmlformats.org/drawingml/2006/picture">
+                <pic:pic xmlns:pic="http://schemas.openxmlformats.org/drawingml/2006/picture">
+                  <pic:nvPicPr>
+                    <pic:cNvPr id="1532314587" name=""/>
+                    <pic:cNvPicPr/>
+                  </pic:nvPicPr>
+                  <pic:blipFill>
+                    <a:blip r:embed="rId45"/>
+                    <a:stretch>
+                      <a:fillRect/>
+                    </a:stretch>
+                  </pic:blipFill>
+                  <pic:spPr>
+                    <a:xfrm>
+                      <a:off x="0" y="0"/>
+                      <a:ext cx="3397094" cy="629563"/>
+                    </a:xfrm>
+                    <a:prstGeom prst="rect">
+                      <a:avLst/>
+                    </a:prstGeom>
+                  </pic:spPr>
+                </pic:pic>
+              </a:graphicData>
+            </a:graphic>
+          </wp:inline>
+        </w:drawing>
+      </w:r>
     </w:p>
     <w:p>
       <w:pPr>
@@ -9496,7 +9958,7 @@
         <w:pStyle w:val="ListParagraph"/>
         <w:numPr>
           <w:ilvl w:val="0"/>
-          <w:numId w:val="1"/>
+          <w:numId w:val="8"/>
         </w:numPr>
         <w:tabs>
           <w:tab w:val="left" w:pos="740"/>
@@ -9656,6 +10118,9 @@
         <w:pStyle w:val="BodyText"/>
         <w:spacing w:before="22"/>
         <w:ind w:left="742"/>
+        <w:rPr>
+          <w:spacing w:val="-5"/>
+        </w:rPr>
       </w:pPr>
       <w:r>
         <w:t>to</w:t>
@@ -9765,6 +10230,53 @@
           <w:spacing w:val="-5"/>
         </w:rPr>
         <w:t>10.</w:t>
+      </w:r>
+    </w:p>
+    <w:p>
+      <w:pPr>
+        <w:pStyle w:val="BodyText"/>
+        <w:spacing w:before="22"/>
+        <w:ind w:left="742"/>
+      </w:pPr>
+      <w:r>
+        <w:rPr>
+          <w:noProof/>
+        </w:rPr>
+        <w:drawing>
+          <wp:inline distT="0" distB="0" distL="0" distR="0" wp14:anchorId="65FDD008" wp14:editId="66D72D8B">
+            <wp:extent cx="4712677" cy="1013049"/>
+            <wp:effectExtent l="0" t="0" r="0" b="0"/>
+            <wp:docPr id="1945172756" name="Picture 1"/>
+            <wp:cNvGraphicFramePr>
+              <a:graphicFrameLocks xmlns:a="http://schemas.openxmlformats.org/drawingml/2006/main" noChangeAspect="1"/>
+            </wp:cNvGraphicFramePr>
+            <a:graphic xmlns:a="http://schemas.openxmlformats.org/drawingml/2006/main">
+              <a:graphicData uri="http://schemas.openxmlformats.org/drawingml/2006/picture">
+                <pic:pic xmlns:pic="http://schemas.openxmlformats.org/drawingml/2006/picture">
+                  <pic:nvPicPr>
+                    <pic:cNvPr id="1945172756" name=""/>
+                    <pic:cNvPicPr/>
+                  </pic:nvPicPr>
+                  <pic:blipFill>
+                    <a:blip r:embed="rId46"/>
+                    <a:stretch>
+                      <a:fillRect/>
+                    </a:stretch>
+                  </pic:blipFill>
+                  <pic:spPr>
+                    <a:xfrm>
+                      <a:off x="0" y="0"/>
+                      <a:ext cx="4732657" cy="1017344"/>
+                    </a:xfrm>
+                    <a:prstGeom prst="rect">
+                      <a:avLst/>
+                    </a:prstGeom>
+                  </pic:spPr>
+                </pic:pic>
+              </a:graphicData>
+            </a:graphic>
+          </wp:inline>
+        </w:drawing>
       </w:r>
     </w:p>
     <w:p>
@@ -9772,7 +10284,7 @@
         <w:pStyle w:val="ListParagraph"/>
         <w:numPr>
           <w:ilvl w:val="0"/>
-          <w:numId w:val="1"/>
+          <w:numId w:val="8"/>
         </w:numPr>
         <w:tabs>
           <w:tab w:val="left" w:pos="740"/>
@@ -9844,7 +10356,48 @@
     <w:p>
       <w:pPr>
         <w:pStyle w:val="BodyText"/>
-      </w:pPr>
+        <w:ind w:left="720"/>
+      </w:pPr>
+      <w:r>
+        <w:rPr>
+          <w:noProof/>
+        </w:rPr>
+        <w:drawing>
+          <wp:inline distT="0" distB="0" distL="0" distR="0" wp14:anchorId="4B0F33EE" wp14:editId="10E57A14">
+            <wp:extent cx="4724058" cy="684458"/>
+            <wp:effectExtent l="0" t="0" r="635" b="1905"/>
+            <wp:docPr id="1949608017" name="Picture 1"/>
+            <wp:cNvGraphicFramePr>
+              <a:graphicFrameLocks xmlns:a="http://schemas.openxmlformats.org/drawingml/2006/main" noChangeAspect="1"/>
+            </wp:cNvGraphicFramePr>
+            <a:graphic xmlns:a="http://schemas.openxmlformats.org/drawingml/2006/main">
+              <a:graphicData uri="http://schemas.openxmlformats.org/drawingml/2006/picture">
+                <pic:pic xmlns:pic="http://schemas.openxmlformats.org/drawingml/2006/picture">
+                  <pic:nvPicPr>
+                    <pic:cNvPr id="1949608017" name=""/>
+                    <pic:cNvPicPr/>
+                  </pic:nvPicPr>
+                  <pic:blipFill>
+                    <a:blip r:embed="rId47"/>
+                    <a:stretch>
+                      <a:fillRect/>
+                    </a:stretch>
+                  </pic:blipFill>
+                  <pic:spPr>
+                    <a:xfrm>
+                      <a:off x="0" y="0"/>
+                      <a:ext cx="4776473" cy="692052"/>
+                    </a:xfrm>
+                    <a:prstGeom prst="rect">
+                      <a:avLst/>
+                    </a:prstGeom>
+                  </pic:spPr>
+                </pic:pic>
+              </a:graphicData>
+            </a:graphic>
+          </wp:inline>
+        </w:drawing>
+      </w:r>
     </w:p>
     <w:p>
       <w:pPr>
@@ -9857,7 +10410,7 @@
         <w:pStyle w:val="ListParagraph"/>
         <w:numPr>
           <w:ilvl w:val="0"/>
-          <w:numId w:val="1"/>
+          <w:numId w:val="8"/>
         </w:numPr>
         <w:tabs>
           <w:tab w:val="left" w:pos="740"/>
@@ -9983,9 +10536,149 @@
     <w:p>
       <w:pPr>
         <w:pStyle w:val="ListParagraph"/>
+        <w:tabs>
+          <w:tab w:val="left" w:pos="740"/>
+        </w:tabs>
+        <w:spacing w:before="1"/>
+        <w:ind w:left="740" w:firstLine="0"/>
+        <w:rPr>
+          <w:b/>
+          <w:bCs/>
+        </w:rPr>
+      </w:pPr>
+      <w:r>
+        <w:rPr>
+          <w:b/>
+          <w:bCs/>
+          <w:noProof/>
+        </w:rPr>
+        <w:drawing>
+          <wp:inline distT="0" distB="0" distL="0" distR="0" wp14:anchorId="5D391C91" wp14:editId="21ECDAA3">
+            <wp:extent cx="3897923" cy="936298"/>
+            <wp:effectExtent l="0" t="0" r="7620" b="0"/>
+            <wp:docPr id="1858513257" name="Picture 1"/>
+            <wp:cNvGraphicFramePr>
+              <a:graphicFrameLocks xmlns:a="http://schemas.openxmlformats.org/drawingml/2006/main" noChangeAspect="1"/>
+            </wp:cNvGraphicFramePr>
+            <a:graphic xmlns:a="http://schemas.openxmlformats.org/drawingml/2006/main">
+              <a:graphicData uri="http://schemas.openxmlformats.org/drawingml/2006/picture">
+                <pic:pic xmlns:pic="http://schemas.openxmlformats.org/drawingml/2006/picture">
+                  <pic:nvPicPr>
+                    <pic:cNvPr id="1858513257" name=""/>
+                    <pic:cNvPicPr/>
+                  </pic:nvPicPr>
+                  <pic:blipFill>
+                    <a:blip r:embed="rId48"/>
+                    <a:stretch>
+                      <a:fillRect/>
+                    </a:stretch>
+                  </pic:blipFill>
+                  <pic:spPr>
+                    <a:xfrm>
+                      <a:off x="0" y="0"/>
+                      <a:ext cx="3944549" cy="947498"/>
+                    </a:xfrm>
+                    <a:prstGeom prst="rect">
+                      <a:avLst/>
+                    </a:prstGeom>
+                  </pic:spPr>
+                </pic:pic>
+              </a:graphicData>
+            </a:graphic>
+          </wp:inline>
+        </w:drawing>
+      </w:r>
+    </w:p>
+    <w:p>
+      <w:pPr>
+        <w:pStyle w:val="ListParagraph"/>
+        <w:tabs>
+          <w:tab w:val="left" w:pos="740"/>
+        </w:tabs>
+        <w:spacing w:before="1"/>
+        <w:ind w:left="740" w:firstLine="0"/>
+        <w:rPr>
+          <w:b/>
+          <w:bCs/>
+        </w:rPr>
+      </w:pPr>
+    </w:p>
+    <w:p>
+      <w:pPr>
+        <w:pStyle w:val="ListParagraph"/>
+        <w:tabs>
+          <w:tab w:val="left" w:pos="740"/>
+        </w:tabs>
+        <w:spacing w:before="1"/>
+        <w:ind w:left="740" w:firstLine="0"/>
+        <w:rPr>
+          <w:b/>
+          <w:bCs/>
+        </w:rPr>
+      </w:pPr>
+    </w:p>
+    <w:p>
+      <w:pPr>
+        <w:pStyle w:val="ListParagraph"/>
+        <w:tabs>
+          <w:tab w:val="left" w:pos="740"/>
+        </w:tabs>
+        <w:spacing w:before="1"/>
+        <w:ind w:left="740" w:firstLine="0"/>
+        <w:rPr>
+          <w:b/>
+          <w:bCs/>
+        </w:rPr>
+      </w:pPr>
+    </w:p>
+    <w:p>
+      <w:pPr>
+        <w:pStyle w:val="ListParagraph"/>
+        <w:tabs>
+          <w:tab w:val="left" w:pos="740"/>
+        </w:tabs>
+        <w:spacing w:before="1"/>
+        <w:ind w:left="740" w:firstLine="0"/>
+        <w:rPr>
+          <w:b/>
+          <w:bCs/>
+        </w:rPr>
+      </w:pPr>
+    </w:p>
+    <w:p>
+      <w:pPr>
+        <w:pStyle w:val="ListParagraph"/>
+        <w:tabs>
+          <w:tab w:val="left" w:pos="740"/>
+        </w:tabs>
+        <w:spacing w:before="1"/>
+        <w:ind w:left="740" w:firstLine="0"/>
+        <w:rPr>
+          <w:b/>
+          <w:bCs/>
+        </w:rPr>
+      </w:pPr>
+    </w:p>
+    <w:p>
+      <w:pPr>
+        <w:pStyle w:val="ListParagraph"/>
+        <w:tabs>
+          <w:tab w:val="left" w:pos="740"/>
+        </w:tabs>
+        <w:spacing w:before="1"/>
+        <w:ind w:left="740" w:firstLine="0"/>
+        <w:rPr>
+          <w:b/>
+          <w:bCs/>
+        </w:rPr>
+      </w:pPr>
+    </w:p>
+    <w:p>
+      <w:pPr>
+        <w:pStyle w:val="ListParagraph"/>
         <w:numPr>
           <w:ilvl w:val="0"/>
-          <w:numId w:val="1"/>
+          <w:numId w:val="8"/>
         </w:numPr>
         <w:tabs>
           <w:tab w:val="left" w:pos="740"/>
@@ -9994,6 +10687,7 @@
         <w:ind w:left="740" w:hanging="358"/>
       </w:pPr>
       <w:r>
+        <w:lastRenderedPageBreak/>
         <w:t>list</w:t>
       </w:r>
       <w:r>
@@ -10051,13 +10745,63 @@
         <w:t>sal</w:t>
       </w:r>
       <w:proofErr w:type="spellEnd"/>
+    </w:p>
+    <w:p>
+      <w:pPr>
+        <w:pStyle w:val="ListParagraph"/>
+        <w:tabs>
+          <w:tab w:val="left" w:pos="740"/>
+        </w:tabs>
+        <w:spacing w:before="21"/>
+        <w:ind w:left="740" w:firstLine="0"/>
+      </w:pPr>
+      <w:r>
+        <w:rPr>
+          <w:noProof/>
+        </w:rPr>
+        <w:drawing>
+          <wp:inline distT="0" distB="0" distL="0" distR="0" wp14:anchorId="456726CA" wp14:editId="68FDE5C0">
+            <wp:extent cx="5181600" cy="1758981"/>
+            <wp:effectExtent l="0" t="0" r="0" b="0"/>
+            <wp:docPr id="242512911" name="Picture 1"/>
+            <wp:cNvGraphicFramePr>
+              <a:graphicFrameLocks xmlns:a="http://schemas.openxmlformats.org/drawingml/2006/main" noChangeAspect="1"/>
+            </wp:cNvGraphicFramePr>
+            <a:graphic xmlns:a="http://schemas.openxmlformats.org/drawingml/2006/main">
+              <a:graphicData uri="http://schemas.openxmlformats.org/drawingml/2006/picture">
+                <pic:pic xmlns:pic="http://schemas.openxmlformats.org/drawingml/2006/picture">
+                  <pic:nvPicPr>
+                    <pic:cNvPr id="242512911" name=""/>
+                    <pic:cNvPicPr/>
+                  </pic:nvPicPr>
+                  <pic:blipFill>
+                    <a:blip r:embed="rId49"/>
+                    <a:stretch>
+                      <a:fillRect/>
+                    </a:stretch>
+                  </pic:blipFill>
+                  <pic:spPr>
+                    <a:xfrm>
+                      <a:off x="0" y="0"/>
+                      <a:ext cx="5190191" cy="1761897"/>
+                    </a:xfrm>
+                    <a:prstGeom prst="rect">
+                      <a:avLst/>
+                    </a:prstGeom>
+                  </pic:spPr>
+                </pic:pic>
+              </a:graphicData>
+            </a:graphic>
+          </wp:inline>
+        </w:drawing>
+      </w:r>
     </w:p>
     <w:p>
       <w:pPr>
         <w:pStyle w:val="ListParagraph"/>
         <w:numPr>
           <w:ilvl w:val="0"/>
-          <w:numId w:val="1"/>
+          <w:numId w:val="8"/>
         </w:numPr>
         <w:tabs>
           <w:tab w:val="left" w:pos="740"/>
@@ -10135,6 +10879,55 @@
           <w:spacing w:val="-2"/>
         </w:rPr>
         <w:t xml:space="preserve"> department</w:t>
+      </w:r>
+    </w:p>
+    <w:p>
+      <w:pPr>
+        <w:pStyle w:val="ListParagraph"/>
+        <w:tabs>
+          <w:tab w:val="left" w:pos="740"/>
+        </w:tabs>
+        <w:ind w:left="740" w:firstLine="0"/>
+      </w:pPr>
+      <w:r>
+        <w:rPr>
+          <w:noProof/>
+        </w:rPr>
+        <w:drawing>
+          <wp:inline distT="0" distB="0" distL="0" distR="0" wp14:anchorId="0F58D9C3" wp14:editId="0E2920EA">
+            <wp:extent cx="5234354" cy="1248032"/>
+            <wp:effectExtent l="0" t="0" r="4445" b="9525"/>
+            <wp:docPr id="98871913" name="Picture 1"/>
+            <wp:cNvGraphicFramePr>
+              <a:graphicFrameLocks xmlns:a="http://schemas.openxmlformats.org/drawingml/2006/main" noChangeAspect="1"/>
+            </wp:cNvGraphicFramePr>
+            <a:graphic xmlns:a="http://schemas.openxmlformats.org/drawingml/2006/main">
+              <a:graphicData uri="http://schemas.openxmlformats.org/drawingml/2006/picture">
+                <pic:pic xmlns:pic="http://schemas.openxmlformats.org/drawingml/2006/picture">
+                  <pic:nvPicPr>
+                    <pic:cNvPr id="98871913" name=""/>
+                    <pic:cNvPicPr/>
+                  </pic:nvPicPr>
+                  <pic:blipFill>
+                    <a:blip r:embed="rId50"/>
+                    <a:stretch>
+                      <a:fillRect/>
+                    </a:stretch>
+                  </pic:blipFill>
+                  <pic:spPr>
+                    <a:xfrm>
+                      <a:off x="0" y="0"/>
+                      <a:ext cx="5254410" cy="1252814"/>
+                    </a:xfrm>
+                    <a:prstGeom prst="rect">
+                      <a:avLst/>
+                    </a:prstGeom>
+                  </pic:spPr>
+                </pic:pic>
+              </a:graphicData>
+            </a:graphic>
+          </wp:inline>
+        </w:drawing>
       </w:r>
     </w:p>
     <w:p>
@@ -10142,7 +10935,7 @@
         <w:pStyle w:val="ListParagraph"/>
         <w:numPr>
           <w:ilvl w:val="0"/>
-          <w:numId w:val="1"/>
+          <w:numId w:val="8"/>
         </w:numPr>
         <w:tabs>
           <w:tab w:val="left" w:pos="740"/>
@@ -10273,13 +11066,62 @@
         <w:t>sal</w:t>
       </w:r>
       <w:proofErr w:type="spellEnd"/>
+    </w:p>
+    <w:p>
+      <w:pPr>
+        <w:pStyle w:val="ListParagraph"/>
+        <w:tabs>
+          <w:tab w:val="left" w:pos="740"/>
+        </w:tabs>
+        <w:ind w:left="740" w:firstLine="0"/>
+      </w:pPr>
+      <w:r>
+        <w:rPr>
+          <w:noProof/>
+        </w:rPr>
+        <w:drawing>
+          <wp:inline distT="0" distB="0" distL="0" distR="0" wp14:anchorId="7D8B6007" wp14:editId="3876C178">
+            <wp:extent cx="5251938" cy="538734"/>
+            <wp:effectExtent l="0" t="0" r="6350" b="0"/>
+            <wp:docPr id="1892608491" name="Picture 1"/>
+            <wp:cNvGraphicFramePr>
+              <a:graphicFrameLocks xmlns:a="http://schemas.openxmlformats.org/drawingml/2006/main" noChangeAspect="1"/>
+            </wp:cNvGraphicFramePr>
+            <a:graphic xmlns:a="http://schemas.openxmlformats.org/drawingml/2006/main">
+              <a:graphicData uri="http://schemas.openxmlformats.org/drawingml/2006/picture">
+                <pic:pic xmlns:pic="http://schemas.openxmlformats.org/drawingml/2006/picture">
+                  <pic:nvPicPr>
+                    <pic:cNvPr id="1892608491" name=""/>
+                    <pic:cNvPicPr/>
+                  </pic:nvPicPr>
+                  <pic:blipFill>
+                    <a:blip r:embed="rId51"/>
+                    <a:stretch>
+                      <a:fillRect/>
+                    </a:stretch>
+                  </pic:blipFill>
+                  <pic:spPr>
+                    <a:xfrm>
+                      <a:off x="0" y="0"/>
+                      <a:ext cx="5289410" cy="542578"/>
+                    </a:xfrm>
+                    <a:prstGeom prst="rect">
+                      <a:avLst/>
+                    </a:prstGeom>
+                  </pic:spPr>
+                </pic:pic>
+              </a:graphicData>
+            </a:graphic>
+          </wp:inline>
+        </w:drawing>
+      </w:r>
     </w:p>
     <w:p>
       <w:pPr>
         <w:pStyle w:val="ListParagraph"/>
         <w:numPr>
           <w:ilvl w:val="0"/>
-          <w:numId w:val="1"/>
+          <w:numId w:val="8"/>
         </w:numPr>
         <w:tabs>
           <w:tab w:val="left" w:pos="740"/>
@@ -10353,9 +11195,56 @@
     <w:p>
       <w:pPr>
         <w:pStyle w:val="ListParagraph"/>
+        <w:tabs>
+          <w:tab w:val="left" w:pos="740"/>
+        </w:tabs>
+        <w:spacing w:before="19"/>
+        <w:ind w:left="740" w:firstLine="0"/>
+      </w:pPr>
+      <w:r>
+        <w:drawing>
+          <wp:inline distT="0" distB="0" distL="0" distR="0" wp14:anchorId="51D6DCFF" wp14:editId="3D51F04A">
+            <wp:extent cx="5147733" cy="1799665"/>
+            <wp:effectExtent l="0" t="0" r="0" b="0"/>
+            <wp:docPr id="1025534280" name="Picture 1"/>
+            <wp:cNvGraphicFramePr>
+              <a:graphicFrameLocks xmlns:a="http://schemas.openxmlformats.org/drawingml/2006/main" noChangeAspect="1"/>
+            </wp:cNvGraphicFramePr>
+            <a:graphic xmlns:a="http://schemas.openxmlformats.org/drawingml/2006/main">
+              <a:graphicData uri="http://schemas.openxmlformats.org/drawingml/2006/picture">
+                <pic:pic xmlns:pic="http://schemas.openxmlformats.org/drawingml/2006/picture">
+                  <pic:nvPicPr>
+                    <pic:cNvPr id="1025534280" name=""/>
+                    <pic:cNvPicPr/>
+                  </pic:nvPicPr>
+                  <pic:blipFill>
+                    <a:blip r:embed="rId52"/>
+                    <a:stretch>
+                      <a:fillRect/>
+                    </a:stretch>
+                  </pic:blipFill>
+                  <pic:spPr>
+                    <a:xfrm>
+                      <a:off x="0" y="0"/>
+                      <a:ext cx="5171480" cy="1807967"/>
+                    </a:xfrm>
+                    <a:prstGeom prst="rect">
+                      <a:avLst/>
+                    </a:prstGeom>
+                  </pic:spPr>
+                </pic:pic>
+              </a:graphicData>
+            </a:graphic>
+          </wp:inline>
+        </w:drawing>
+      </w:r>
+    </w:p>
+    <w:p>
+      <w:pPr>
+        <w:pStyle w:val="ListParagraph"/>
         <w:numPr>
           <w:ilvl w:val="0"/>
-          <w:numId w:val="1"/>
+          <w:numId w:val="8"/>
         </w:numPr>
         <w:tabs>
           <w:tab w:val="left" w:pos="740"/>
@@ -10440,13 +11329,77 @@
         </w:rPr>
         <w:t>Miller.</w:t>
       </w:r>
+    </w:p>
+    <w:p>
+      <w:pPr>
+        <w:pStyle w:val="ListParagraph"/>
+        <w:tabs>
+          <w:tab w:val="left" w:pos="740"/>
+        </w:tabs>
+        <w:ind w:left="740" w:firstLine="0"/>
+      </w:pPr>
+      <w:r>
+        <w:drawing>
+          <wp:inline distT="0" distB="0" distL="0" distR="0" wp14:anchorId="266D3DB1" wp14:editId="4E695A8E">
+            <wp:extent cx="5763260" cy="2527300"/>
+            <wp:effectExtent l="0" t="0" r="8890" b="6350"/>
+            <wp:docPr id="280909215" name="Picture 1"/>
+            <wp:cNvGraphicFramePr>
+              <a:graphicFrameLocks xmlns:a="http://schemas.openxmlformats.org/drawingml/2006/main" noChangeAspect="1"/>
+            </wp:cNvGraphicFramePr>
+            <a:graphic xmlns:a="http://schemas.openxmlformats.org/drawingml/2006/main">
+              <a:graphicData uri="http://schemas.openxmlformats.org/drawingml/2006/picture">
+                <pic:pic xmlns:pic="http://schemas.openxmlformats.org/drawingml/2006/picture">
+                  <pic:nvPicPr>
+                    <pic:cNvPr id="280909215" name=""/>
+                    <pic:cNvPicPr/>
+                  </pic:nvPicPr>
+                  <pic:blipFill>
+                    <a:blip r:embed="rId53"/>
+                    <a:stretch>
+                      <a:fillRect/>
+                    </a:stretch>
+                  </pic:blipFill>
+                  <pic:spPr>
+                    <a:xfrm>
+                      <a:off x="0" y="0"/>
+                      <a:ext cx="5763260" cy="2527300"/>
+                    </a:xfrm>
+                    <a:prstGeom prst="rect">
+                      <a:avLst/>
+                    </a:prstGeom>
+                  </pic:spPr>
+                </pic:pic>
+              </a:graphicData>
+            </a:graphic>
+          </wp:inline>
+        </w:drawing>
+      </w:r>
+    </w:p>
+    <w:p>
+      <w:pPr>
+        <w:pStyle w:val="ListParagraph"/>
+        <w:tabs>
+          <w:tab w:val="left" w:pos="740"/>
+        </w:tabs>
+        <w:ind w:left="740" w:firstLine="0"/>
+      </w:pPr>
+    </w:p>
+    <w:p>
+      <w:pPr>
+        <w:pStyle w:val="ListParagraph"/>
+        <w:tabs>
+          <w:tab w:val="left" w:pos="740"/>
+        </w:tabs>
+        <w:ind w:left="740" w:firstLine="0"/>
+      </w:pPr>
     </w:p>
     <w:p>
       <w:pPr>
         <w:pStyle w:val="ListParagraph"/>
         <w:numPr>
           <w:ilvl w:val="0"/>
-          <w:numId w:val="1"/>
+          <w:numId w:val="8"/>
         </w:numPr>
         <w:tabs>
           <w:tab w:val="left" w:pos="741"/>
@@ -10454,6 +11407,7 @@
         <w:ind w:left="741" w:hanging="358"/>
       </w:pPr>
       <w:r>
+        <w:lastRenderedPageBreak/>
         <w:t>change</w:t>
       </w:r>
       <w:r>
@@ -10489,11 +11443,15 @@
         </w:rPr>
         <w:t xml:space="preserve"> </w:t>
       </w:r>
-      <w:proofErr w:type="spellStart"/>
-      <w:r>
-        <w:t>emplees</w:t>
-      </w:r>
-      <w:proofErr w:type="spellEnd"/>
+      <w:r>
+        <w:t>empl</w:t>
+      </w:r>
+      <w:r>
+        <w:t>oy</w:t>
+      </w:r>
+      <w:r>
+        <w:t>ees</w:t>
+      </w:r>
       <w:r>
         <w:rPr>
           <w:spacing w:val="-3"/>
@@ -10528,7 +11486,13 @@
         <w:t xml:space="preserve"> </w:t>
       </w:r>
       <w:r>
-        <w:t>Wall's</w:t>
+        <w:t>Wa</w:t>
+      </w:r>
+      <w:r>
+        <w:t>rd</w:t>
+      </w:r>
+      <w:r>
+        <w:t>'s</w:t>
       </w:r>
       <w:r>
         <w:rPr>
@@ -10593,7 +11557,7 @@
         <w:pStyle w:val="ListParagraph"/>
         <w:numPr>
           <w:ilvl w:val="0"/>
-          <w:numId w:val="1"/>
+          <w:numId w:val="8"/>
         </w:numPr>
         <w:tabs>
           <w:tab w:val="left" w:pos="741"/>
@@ -10715,7 +11679,7 @@
         <w:pStyle w:val="ListParagraph"/>
         <w:numPr>
           <w:ilvl w:val="0"/>
-          <w:numId w:val="1"/>
+          <w:numId w:val="8"/>
         </w:numPr>
         <w:tabs>
           <w:tab w:val="left" w:pos="741"/>
@@ -10836,7 +11800,7 @@
         <w:pStyle w:val="ListParagraph"/>
         <w:numPr>
           <w:ilvl w:val="0"/>
-          <w:numId w:val="1"/>
+          <w:numId w:val="8"/>
         </w:numPr>
         <w:tabs>
           <w:tab w:val="left" w:pos="741"/>
@@ -10950,7 +11914,7 @@
         <w:pStyle w:val="ListParagraph"/>
         <w:numPr>
           <w:ilvl w:val="0"/>
-          <w:numId w:val="1"/>
+          <w:numId w:val="8"/>
         </w:numPr>
         <w:tabs>
           <w:tab w:val="left" w:pos="741"/>
@@ -11035,7 +11999,7 @@
         <w:pStyle w:val="ListParagraph"/>
         <w:numPr>
           <w:ilvl w:val="0"/>
-          <w:numId w:val="1"/>
+          <w:numId w:val="8"/>
         </w:numPr>
         <w:tabs>
           <w:tab w:val="left" w:pos="741"/>
@@ -11163,7 +12127,7 @@
         <w:pStyle w:val="ListParagraph"/>
         <w:numPr>
           <w:ilvl w:val="0"/>
-          <w:numId w:val="1"/>
+          <w:numId w:val="8"/>
         </w:numPr>
         <w:tabs>
           <w:tab w:val="left" w:pos="741"/>
@@ -11269,7 +12233,7 @@
         <w:pStyle w:val="ListParagraph"/>
         <w:numPr>
           <w:ilvl w:val="0"/>
-          <w:numId w:val="1"/>
+          <w:numId w:val="8"/>
         </w:numPr>
         <w:tabs>
           <w:tab w:val="left" w:pos="741"/>
@@ -11396,13 +12360,13 @@
         <w:pStyle w:val="ListParagraph"/>
         <w:numPr>
           <w:ilvl w:val="0"/>
-          <w:numId w:val="1"/>
+          <w:numId w:val="8"/>
         </w:numPr>
         <w:tabs>
           <w:tab w:val="left" w:pos="742"/>
         </w:tabs>
         <w:spacing w:before="21"/>
-        <w:ind w:left="742" w:hanging="358"/>
+        <w:ind w:hanging="358"/>
       </w:pPr>
       <w:r>
         <w:t>display</w:t>
@@ -11452,12 +12416,12 @@
         <w:pStyle w:val="ListParagraph"/>
         <w:numPr>
           <w:ilvl w:val="0"/>
-          <w:numId w:val="1"/>
+          <w:numId w:val="8"/>
         </w:numPr>
         <w:tabs>
           <w:tab w:val="left" w:pos="742"/>
         </w:tabs>
-        <w:ind w:left="742" w:hanging="358"/>
+        <w:ind w:hanging="358"/>
       </w:pPr>
       <w:r>
         <w:t>display</w:t>
@@ -11565,13 +12529,13 @@
         <w:pStyle w:val="ListParagraph"/>
         <w:numPr>
           <w:ilvl w:val="0"/>
-          <w:numId w:val="1"/>
+          <w:numId w:val="8"/>
         </w:numPr>
         <w:tabs>
           <w:tab w:val="left" w:pos="742"/>
         </w:tabs>
         <w:spacing w:before="20"/>
-        <w:ind w:left="742" w:hanging="358"/>
+        <w:ind w:hanging="358"/>
       </w:pPr>
       <w:r>
         <w:t>list</w:t>
@@ -11657,7 +12621,7 @@
         <w:pStyle w:val="ListParagraph"/>
         <w:numPr>
           <w:ilvl w:val="0"/>
-          <w:numId w:val="1"/>
+          <w:numId w:val="8"/>
         </w:numPr>
         <w:tabs>
           <w:tab w:val="left" w:pos="741"/>
@@ -11952,7 +12916,7 @@
         <w:pStyle w:val="ListParagraph"/>
         <w:numPr>
           <w:ilvl w:val="1"/>
-          <w:numId w:val="1"/>
+          <w:numId w:val="8"/>
         </w:numPr>
         <w:tabs>
           <w:tab w:val="left" w:pos="1101"/>
@@ -12096,7 +13060,7 @@
         <w:pStyle w:val="ListParagraph"/>
         <w:numPr>
           <w:ilvl w:val="1"/>
-          <w:numId w:val="1"/>
+          <w:numId w:val="8"/>
         </w:numPr>
         <w:tabs>
           <w:tab w:val="left" w:pos="1101"/>
@@ -12245,7 +13209,7 @@
         <w:pStyle w:val="ListParagraph"/>
         <w:numPr>
           <w:ilvl w:val="1"/>
-          <w:numId w:val="1"/>
+          <w:numId w:val="8"/>
         </w:numPr>
         <w:tabs>
           <w:tab w:val="left" w:pos="1101"/>
@@ -12336,7 +13300,7 @@
         <w:pStyle w:val="ListParagraph"/>
         <w:numPr>
           <w:ilvl w:val="0"/>
-          <w:numId w:val="1"/>
+          <w:numId w:val="8"/>
         </w:numPr>
         <w:tabs>
           <w:tab w:val="left" w:pos="740"/>
@@ -14278,7 +15242,7 @@
         <w:pStyle w:val="ListParagraph"/>
         <w:numPr>
           <w:ilvl w:val="0"/>
-          <w:numId w:val="1"/>
+          <w:numId w:val="8"/>
         </w:numPr>
         <w:tabs>
           <w:tab w:val="left" w:pos="741"/>
@@ -16989,6 +17953,95 @@
     </w:lvl>
   </w:abstractNum>
   <w:abstractNum w:abstractNumId="5" w15:restartNumberingAfterBreak="0">
+    <w:nsid w:val="5BF937E1"/>
+    <w:multiLevelType w:val="hybridMultilevel"/>
+    <w:tmpl w:val="FF260DE4"/>
+    <w:lvl w:ilvl="0" w:tplc="F7F873CE">
+      <w:start w:val="33"/>
+      <w:numFmt w:val="decimal"/>
+      <w:lvlText w:val="%1."/>
+      <w:lvlJc w:val="left"/>
+      <w:pPr>
+        <w:ind w:left="742" w:hanging="360"/>
+      </w:pPr>
+      <w:rPr>
+        <w:rFonts w:hint="default"/>
+      </w:rPr>
+    </w:lvl>
+    <w:lvl w:ilvl="1" w:tplc="40090019">
+      <w:start w:val="1"/>
+      <w:numFmt w:val="lowerLetter"/>
+      <w:lvlText w:val="%2."/>
+      <w:lvlJc w:val="left"/>
+      <w:pPr>
+        <w:ind w:left="1462" w:hanging="360"/>
+      </w:pPr>
+    </w:lvl>
+    <w:lvl w:ilvl="2" w:tplc="4009001B" w:tentative="1">
+      <w:start w:val="1"/>
+      <w:numFmt w:val="lowerRoman"/>
+      <w:lvlText w:val="%3."/>
+      <w:lvlJc w:val="right"/>
+      <w:pPr>
+        <w:ind w:left="2182" w:hanging="180"/>
+      </w:pPr>
+    </w:lvl>
+    <w:lvl w:ilvl="3" w:tplc="4009000F" w:tentative="1">
+      <w:start w:val="1"/>
+      <w:numFmt w:val="decimal"/>
+      <w:lvlText w:val="%4."/>
+      <w:lvlJc w:val="left"/>
+      <w:pPr>
+        <w:ind w:left="2902" w:hanging="360"/>
+      </w:pPr>
+    </w:lvl>
+    <w:lvl w:ilvl="4" w:tplc="40090019" w:tentative="1">
+      <w:start w:val="1"/>
+      <w:numFmt w:val="lowerLetter"/>
+      <w:lvlText w:val="%5."/>
+      <w:lvlJc w:val="left"/>
+      <w:pPr>
+        <w:ind w:left="3622" w:hanging="360"/>
+      </w:pPr>
+    </w:lvl>
+    <w:lvl w:ilvl="5" w:tplc="4009001B" w:tentative="1">
+      <w:start w:val="1"/>
+      <w:numFmt w:val="lowerRoman"/>
+      <w:lvlText w:val="%6."/>
+      <w:lvlJc w:val="right"/>
+      <w:pPr>
+        <w:ind w:left="4342" w:hanging="180"/>
+      </w:pPr>
+    </w:lvl>
+    <w:lvl w:ilvl="6" w:tplc="4009000F" w:tentative="1">
+      <w:start w:val="1"/>
+      <w:numFmt w:val="decimal"/>
+      <w:lvlText w:val="%7."/>
+      <w:lvlJc w:val="left"/>
+      <w:pPr>
+        <w:ind w:left="5062" w:hanging="360"/>
+      </w:pPr>
+    </w:lvl>
+    <w:lvl w:ilvl="7" w:tplc="40090019" w:tentative="1">
+      <w:start w:val="1"/>
+      <w:numFmt w:val="lowerLetter"/>
+      <w:lvlText w:val="%8."/>
+      <w:lvlJc w:val="left"/>
+      <w:pPr>
+        <w:ind w:left="5782" w:hanging="360"/>
+      </w:pPr>
+    </w:lvl>
+    <w:lvl w:ilvl="8" w:tplc="4009001B" w:tentative="1">
+      <w:start w:val="1"/>
+      <w:numFmt w:val="lowerRoman"/>
+      <w:lvlText w:val="%9."/>
+      <w:lvlJc w:val="right"/>
+      <w:pPr>
+        <w:ind w:left="6502" w:hanging="180"/>
+      </w:pPr>
+    </w:lvl>
+  </w:abstractNum>
+  <w:abstractNum w:abstractNumId="6" w15:restartNumberingAfterBreak="0">
     <w:nsid w:val="5EBB06FF"/>
     <w:multiLevelType w:val="hybridMultilevel"/>
     <w:tmpl w:val="1490519C"/>
@@ -17110,7 +18163,7 @@
       </w:rPr>
     </w:lvl>
   </w:abstractNum>
-  <w:abstractNum w:abstractNumId="6" w15:restartNumberingAfterBreak="0">
+  <w:abstractNum w:abstractNumId="7" w15:restartNumberingAfterBreak="0">
     <w:nsid w:val="61EB33D5"/>
     <w:multiLevelType w:val="hybridMultilevel"/>
     <w:tmpl w:val="4934A7F8"/>
@@ -17236,10 +18289,10 @@
     <w:abstractNumId w:val="4"/>
   </w:num>
   <w:num w:numId="2" w16cid:durableId="924067880">
-    <w:abstractNumId w:val="6"/>
+    <w:abstractNumId w:val="7"/>
   </w:num>
   <w:num w:numId="3" w16cid:durableId="1953706193">
-    <w:abstractNumId w:val="5"/>
+    <w:abstractNumId w:val="6"/>
   </w:num>
   <w:num w:numId="4" w16cid:durableId="1252665684">
     <w:abstractNumId w:val="3"/>
@@ -17252,6 +18305,9 @@
   </w:num>
   <w:num w:numId="7" w16cid:durableId="1463111368">
     <w:abstractNumId w:val="2"/>
+  </w:num>
+  <w:num w:numId="8" w16cid:durableId="1939825316">
+    <w:abstractNumId w:val="5"/>
   </w:num>
 </w:numbering>
 </file>

--- a/Assignment/Database Technologies Assignment/Databse assignment1.docx
+++ b/Assignment/Database Technologies Assignment/Databse assignment1.docx
@@ -11202,6 +11202,9 @@
         <w:ind w:left="740" w:firstLine="0"/>
       </w:pPr>
       <w:r>
+        <w:rPr>
+          <w:noProof/>
+        </w:rPr>
         <w:drawing>
           <wp:inline distT="0" distB="0" distL="0" distR="0" wp14:anchorId="51D6DCFF" wp14:editId="3D51F04A">
             <wp:extent cx="5147733" cy="1799665"/>
@@ -11339,6 +11342,9 @@
         <w:ind w:left="740" w:firstLine="0"/>
       </w:pPr>
       <w:r>
+        <w:rPr>
+          <w:noProof/>
+        </w:rPr>
         <w:drawing>
           <wp:inline distT="0" distB="0" distL="0" distR="0" wp14:anchorId="266D3DB1" wp14:editId="4E695A8E">
             <wp:extent cx="5763260" cy="2527300"/>
@@ -11555,6 +11561,52 @@
     <w:p>
       <w:pPr>
         <w:pStyle w:val="ListParagraph"/>
+        <w:tabs>
+          <w:tab w:val="left" w:pos="741"/>
+        </w:tabs>
+        <w:ind w:firstLine="0"/>
+      </w:pPr>
+      <w:r>
+        <w:drawing>
+          <wp:inline distT="0" distB="0" distL="0" distR="0" wp14:anchorId="26B84C81" wp14:editId="3868C9CC">
+            <wp:extent cx="5763260" cy="2858135"/>
+            <wp:effectExtent l="0" t="0" r="8890" b="0"/>
+            <wp:docPr id="815994158" name="Picture 1"/>
+            <wp:cNvGraphicFramePr>
+              <a:graphicFrameLocks xmlns:a="http://schemas.openxmlformats.org/drawingml/2006/main" noChangeAspect="1"/>
+            </wp:cNvGraphicFramePr>
+            <a:graphic xmlns:a="http://schemas.openxmlformats.org/drawingml/2006/main">
+              <a:graphicData uri="http://schemas.openxmlformats.org/drawingml/2006/picture">
+                <pic:pic xmlns:pic="http://schemas.openxmlformats.org/drawingml/2006/picture">
+                  <pic:nvPicPr>
+                    <pic:cNvPr id="815994158" name=""/>
+                    <pic:cNvPicPr/>
+                  </pic:nvPicPr>
+                  <pic:blipFill>
+                    <a:blip r:embed="rId54"/>
+                    <a:stretch>
+                      <a:fillRect/>
+                    </a:stretch>
+                  </pic:blipFill>
+                  <pic:spPr>
+                    <a:xfrm>
+                      <a:off x="0" y="0"/>
+                      <a:ext cx="5763260" cy="2858135"/>
+                    </a:xfrm>
+                    <a:prstGeom prst="rect">
+                      <a:avLst/>
+                    </a:prstGeom>
+                  </pic:spPr>
+                </pic:pic>
+              </a:graphicData>
+            </a:graphic>
+          </wp:inline>
+        </w:drawing>
+      </w:r>
+    </w:p>
+    <w:p>
+      <w:pPr>
+        <w:pStyle w:val="ListParagraph"/>
         <w:numPr>
           <w:ilvl w:val="0"/>
           <w:numId w:val="8"/>
@@ -11677,6 +11729,52 @@
     <w:p>
       <w:pPr>
         <w:pStyle w:val="ListParagraph"/>
+        <w:tabs>
+          <w:tab w:val="left" w:pos="741"/>
+        </w:tabs>
+        <w:ind w:firstLine="0"/>
+      </w:pPr>
+      <w:r>
+        <w:drawing>
+          <wp:inline distT="0" distB="0" distL="0" distR="0" wp14:anchorId="2BAA1CEC" wp14:editId="1EDD72CD">
+            <wp:extent cx="5763260" cy="1890395"/>
+            <wp:effectExtent l="0" t="0" r="8890" b="0"/>
+            <wp:docPr id="1691917018" name="Picture 1"/>
+            <wp:cNvGraphicFramePr>
+              <a:graphicFrameLocks xmlns:a="http://schemas.openxmlformats.org/drawingml/2006/main" noChangeAspect="1"/>
+            </wp:cNvGraphicFramePr>
+            <a:graphic xmlns:a="http://schemas.openxmlformats.org/drawingml/2006/main">
+              <a:graphicData uri="http://schemas.openxmlformats.org/drawingml/2006/picture">
+                <pic:pic xmlns:pic="http://schemas.openxmlformats.org/drawingml/2006/picture">
+                  <pic:nvPicPr>
+                    <pic:cNvPr id="1691917018" name=""/>
+                    <pic:cNvPicPr/>
+                  </pic:nvPicPr>
+                  <pic:blipFill>
+                    <a:blip r:embed="rId55"/>
+                    <a:stretch>
+                      <a:fillRect/>
+                    </a:stretch>
+                  </pic:blipFill>
+                  <pic:spPr>
+                    <a:xfrm>
+                      <a:off x="0" y="0"/>
+                      <a:ext cx="5763260" cy="1890395"/>
+                    </a:xfrm>
+                    <a:prstGeom prst="rect">
+                      <a:avLst/>
+                    </a:prstGeom>
+                  </pic:spPr>
+                </pic:pic>
+              </a:graphicData>
+            </a:graphic>
+          </wp:inline>
+        </w:drawing>
+      </w:r>
+    </w:p>
+    <w:p>
+      <w:pPr>
+        <w:pStyle w:val="ListParagraph"/>
         <w:numPr>
           <w:ilvl w:val="0"/>
           <w:numId w:val="8"/>
@@ -11798,6 +11896,53 @@
     <w:p>
       <w:pPr>
         <w:pStyle w:val="ListParagraph"/>
+        <w:tabs>
+          <w:tab w:val="left" w:pos="741"/>
+        </w:tabs>
+        <w:spacing w:before="19"/>
+        <w:ind w:firstLine="0"/>
+      </w:pPr>
+      <w:r>
+        <w:drawing>
+          <wp:inline distT="0" distB="0" distL="0" distR="0" wp14:anchorId="6B3C641C" wp14:editId="64347AC8">
+            <wp:extent cx="5763260" cy="1497330"/>
+            <wp:effectExtent l="0" t="0" r="8890" b="7620"/>
+            <wp:docPr id="401109523" name="Picture 1"/>
+            <wp:cNvGraphicFramePr>
+              <a:graphicFrameLocks xmlns:a="http://schemas.openxmlformats.org/drawingml/2006/main" noChangeAspect="1"/>
+            </wp:cNvGraphicFramePr>
+            <a:graphic xmlns:a="http://schemas.openxmlformats.org/drawingml/2006/main">
+              <a:graphicData uri="http://schemas.openxmlformats.org/drawingml/2006/picture">
+                <pic:pic xmlns:pic="http://schemas.openxmlformats.org/drawingml/2006/picture">
+                  <pic:nvPicPr>
+                    <pic:cNvPr id="401109523" name=""/>
+                    <pic:cNvPicPr/>
+                  </pic:nvPicPr>
+                  <pic:blipFill>
+                    <a:blip r:embed="rId56"/>
+                    <a:stretch>
+                      <a:fillRect/>
+                    </a:stretch>
+                  </pic:blipFill>
+                  <pic:spPr>
+                    <a:xfrm>
+                      <a:off x="0" y="0"/>
+                      <a:ext cx="5763260" cy="1497330"/>
+                    </a:xfrm>
+                    <a:prstGeom prst="rect">
+                      <a:avLst/>
+                    </a:prstGeom>
+                  </pic:spPr>
+                </pic:pic>
+              </a:graphicData>
+            </a:graphic>
+          </wp:inline>
+        </w:drawing>
+      </w:r>
+    </w:p>
+    <w:p>
+      <w:pPr>
+        <w:pStyle w:val="ListParagraph"/>
         <w:numPr>
           <w:ilvl w:val="0"/>
           <w:numId w:val="8"/>
@@ -11912,6 +12057,70 @@
     <w:p>
       <w:pPr>
         <w:pStyle w:val="ListParagraph"/>
+        <w:tabs>
+          <w:tab w:val="left" w:pos="741"/>
+        </w:tabs>
+        <w:ind w:firstLine="0"/>
+      </w:pPr>
+      <w:r>
+        <w:drawing>
+          <wp:inline distT="0" distB="0" distL="0" distR="0" wp14:anchorId="05C509CA" wp14:editId="7CC5F044">
+            <wp:extent cx="5763260" cy="1797685"/>
+            <wp:effectExtent l="0" t="0" r="8890" b="0"/>
+            <wp:docPr id="1251143179" name="Picture 1"/>
+            <wp:cNvGraphicFramePr>
+              <a:graphicFrameLocks xmlns:a="http://schemas.openxmlformats.org/drawingml/2006/main" noChangeAspect="1"/>
+            </wp:cNvGraphicFramePr>
+            <a:graphic xmlns:a="http://schemas.openxmlformats.org/drawingml/2006/main">
+              <a:graphicData uri="http://schemas.openxmlformats.org/drawingml/2006/picture">
+                <pic:pic xmlns:pic="http://schemas.openxmlformats.org/drawingml/2006/picture">
+                  <pic:nvPicPr>
+                    <pic:cNvPr id="1251143179" name=""/>
+                    <pic:cNvPicPr/>
+                  </pic:nvPicPr>
+                  <pic:blipFill>
+                    <a:blip r:embed="rId57"/>
+                    <a:stretch>
+                      <a:fillRect/>
+                    </a:stretch>
+                  </pic:blipFill>
+                  <pic:spPr>
+                    <a:xfrm>
+                      <a:off x="0" y="0"/>
+                      <a:ext cx="5763260" cy="1797685"/>
+                    </a:xfrm>
+                    <a:prstGeom prst="rect">
+                      <a:avLst/>
+                    </a:prstGeom>
+                  </pic:spPr>
+                </pic:pic>
+              </a:graphicData>
+            </a:graphic>
+          </wp:inline>
+        </w:drawing>
+      </w:r>
+    </w:p>
+    <w:p>
+      <w:pPr>
+        <w:pStyle w:val="ListParagraph"/>
+        <w:tabs>
+          <w:tab w:val="left" w:pos="741"/>
+        </w:tabs>
+        <w:ind w:firstLine="0"/>
+      </w:pPr>
+    </w:p>
+    <w:p>
+      <w:pPr>
+        <w:pStyle w:val="ListParagraph"/>
+        <w:tabs>
+          <w:tab w:val="left" w:pos="741"/>
+        </w:tabs>
+        <w:ind w:firstLine="0"/>
+      </w:pPr>
+    </w:p>
+    <w:p>
+      <w:pPr>
+        <w:pStyle w:val="ListParagraph"/>
         <w:numPr>
           <w:ilvl w:val="0"/>
           <w:numId w:val="8"/>
@@ -11922,6 +12131,7 @@
         <w:ind w:left="741" w:hanging="358"/>
       </w:pPr>
       <w:r>
+        <w:lastRenderedPageBreak/>
         <w:t>list</w:t>
       </w:r>
       <w:r>
@@ -11992,6 +12202,52 @@
           <w:spacing w:val="-2"/>
         </w:rPr>
         <w:t xml:space="preserve"> department</w:t>
+      </w:r>
+    </w:p>
+    <w:p>
+      <w:pPr>
+        <w:pStyle w:val="ListParagraph"/>
+        <w:tabs>
+          <w:tab w:val="left" w:pos="741"/>
+        </w:tabs>
+        <w:ind w:firstLine="0"/>
+      </w:pPr>
+      <w:r>
+        <w:drawing>
+          <wp:inline distT="0" distB="0" distL="0" distR="0" wp14:anchorId="2BB18776" wp14:editId="54A682EC">
+            <wp:extent cx="5763260" cy="979170"/>
+            <wp:effectExtent l="0" t="0" r="8890" b="0"/>
+            <wp:docPr id="1721243170" name="Picture 1"/>
+            <wp:cNvGraphicFramePr>
+              <a:graphicFrameLocks xmlns:a="http://schemas.openxmlformats.org/drawingml/2006/main" noChangeAspect="1"/>
+            </wp:cNvGraphicFramePr>
+            <a:graphic xmlns:a="http://schemas.openxmlformats.org/drawingml/2006/main">
+              <a:graphicData uri="http://schemas.openxmlformats.org/drawingml/2006/picture">
+                <pic:pic xmlns:pic="http://schemas.openxmlformats.org/drawingml/2006/picture">
+                  <pic:nvPicPr>
+                    <pic:cNvPr id="1721243170" name=""/>
+                    <pic:cNvPicPr/>
+                  </pic:nvPicPr>
+                  <pic:blipFill>
+                    <a:blip r:embed="rId58"/>
+                    <a:stretch>
+                      <a:fillRect/>
+                    </a:stretch>
+                  </pic:blipFill>
+                  <pic:spPr>
+                    <a:xfrm>
+                      <a:off x="0" y="0"/>
+                      <a:ext cx="5763260" cy="979170"/>
+                    </a:xfrm>
+                    <a:prstGeom prst="rect">
+                      <a:avLst/>
+                    </a:prstGeom>
+                  </pic:spPr>
+                </pic:pic>
+              </a:graphicData>
+            </a:graphic>
+          </wp:inline>
+        </w:drawing>
       </w:r>
     </w:p>
     <w:p>
@@ -12125,6 +12381,31 @@
     <w:p>
       <w:pPr>
         <w:pStyle w:val="ListParagraph"/>
+      </w:pPr>
+    </w:p>
+    <w:p>
+      <w:pPr>
+        <w:pStyle w:val="ListParagraph"/>
+        <w:tabs>
+          <w:tab w:val="left" w:pos="741"/>
+        </w:tabs>
+        <w:spacing w:before="21"/>
+        <w:ind w:firstLine="0"/>
+      </w:pPr>
+    </w:p>
+    <w:p>
+      <w:pPr>
+        <w:pStyle w:val="ListParagraph"/>
+        <w:tabs>
+          <w:tab w:val="left" w:pos="741"/>
+        </w:tabs>
+        <w:spacing w:before="21"/>
+        <w:ind w:firstLine="0"/>
+      </w:pPr>
+    </w:p>
+    <w:p>
+      <w:pPr>
+        <w:pStyle w:val="ListParagraph"/>
         <w:numPr>
           <w:ilvl w:val="0"/>
           <w:numId w:val="8"/>
@@ -12231,6 +12512,53 @@
     <w:p>
       <w:pPr>
         <w:pStyle w:val="ListParagraph"/>
+        <w:tabs>
+          <w:tab w:val="left" w:pos="741"/>
+        </w:tabs>
+        <w:spacing w:before="20"/>
+        <w:ind w:firstLine="0"/>
+      </w:pPr>
+      <w:r>
+        <w:drawing>
+          <wp:inline distT="0" distB="0" distL="0" distR="0" wp14:anchorId="3B07BD38" wp14:editId="4C1436B5">
+            <wp:extent cx="5763260" cy="1950085"/>
+            <wp:effectExtent l="0" t="0" r="8890" b="0"/>
+            <wp:docPr id="573679372" name="Picture 1"/>
+            <wp:cNvGraphicFramePr>
+              <a:graphicFrameLocks xmlns:a="http://schemas.openxmlformats.org/drawingml/2006/main" noChangeAspect="1"/>
+            </wp:cNvGraphicFramePr>
+            <a:graphic xmlns:a="http://schemas.openxmlformats.org/drawingml/2006/main">
+              <a:graphicData uri="http://schemas.openxmlformats.org/drawingml/2006/picture">
+                <pic:pic xmlns:pic="http://schemas.openxmlformats.org/drawingml/2006/picture">
+                  <pic:nvPicPr>
+                    <pic:cNvPr id="573679372" name=""/>
+                    <pic:cNvPicPr/>
+                  </pic:nvPicPr>
+                  <pic:blipFill>
+                    <a:blip r:embed="rId59"/>
+                    <a:stretch>
+                      <a:fillRect/>
+                    </a:stretch>
+                  </pic:blipFill>
+                  <pic:spPr>
+                    <a:xfrm>
+                      <a:off x="0" y="0"/>
+                      <a:ext cx="5763260" cy="1950085"/>
+                    </a:xfrm>
+                    <a:prstGeom prst="rect">
+                      <a:avLst/>
+                    </a:prstGeom>
+                  </pic:spPr>
+                </pic:pic>
+              </a:graphicData>
+            </a:graphic>
+          </wp:inline>
+        </w:drawing>
+      </w:r>
+    </w:p>
+    <w:p>
+      <w:pPr>
+        <w:pStyle w:val="ListParagraph"/>
         <w:numPr>
           <w:ilvl w:val="0"/>
           <w:numId w:val="8"/>
@@ -12358,6 +12686,205 @@
     <w:p>
       <w:pPr>
         <w:pStyle w:val="ListParagraph"/>
+        <w:tabs>
+          <w:tab w:val="left" w:pos="741"/>
+        </w:tabs>
+        <w:ind w:firstLine="0"/>
+      </w:pPr>
+      <w:r>
+        <w:drawing>
+          <wp:inline distT="0" distB="0" distL="0" distR="0" wp14:anchorId="01D2ECCD" wp14:editId="6DFCE98F">
+            <wp:extent cx="5763260" cy="1880235"/>
+            <wp:effectExtent l="0" t="0" r="8890" b="5715"/>
+            <wp:docPr id="407244131" name="Picture 1"/>
+            <wp:cNvGraphicFramePr>
+              <a:graphicFrameLocks xmlns:a="http://schemas.openxmlformats.org/drawingml/2006/main" noChangeAspect="1"/>
+            </wp:cNvGraphicFramePr>
+            <a:graphic xmlns:a="http://schemas.openxmlformats.org/drawingml/2006/main">
+              <a:graphicData uri="http://schemas.openxmlformats.org/drawingml/2006/picture">
+                <pic:pic xmlns:pic="http://schemas.openxmlformats.org/drawingml/2006/picture">
+                  <pic:nvPicPr>
+                    <pic:cNvPr id="407244131" name=""/>
+                    <pic:cNvPicPr/>
+                  </pic:nvPicPr>
+                  <pic:blipFill>
+                    <a:blip r:embed="rId60"/>
+                    <a:stretch>
+                      <a:fillRect/>
+                    </a:stretch>
+                  </pic:blipFill>
+                  <pic:spPr>
+                    <a:xfrm>
+                      <a:off x="0" y="0"/>
+                      <a:ext cx="5763260" cy="1880235"/>
+                    </a:xfrm>
+                    <a:prstGeom prst="rect">
+                      <a:avLst/>
+                    </a:prstGeom>
+                  </pic:spPr>
+                </pic:pic>
+              </a:graphicData>
+            </a:graphic>
+          </wp:inline>
+        </w:drawing>
+      </w:r>
+    </w:p>
+    <w:p>
+      <w:pPr>
+        <w:pStyle w:val="ListParagraph"/>
+        <w:tabs>
+          <w:tab w:val="left" w:pos="741"/>
+        </w:tabs>
+        <w:ind w:firstLine="0"/>
+      </w:pPr>
+    </w:p>
+    <w:p>
+      <w:pPr>
+        <w:pStyle w:val="ListParagraph"/>
+        <w:tabs>
+          <w:tab w:val="left" w:pos="741"/>
+        </w:tabs>
+        <w:ind w:firstLine="0"/>
+      </w:pPr>
+    </w:p>
+    <w:p>
+      <w:pPr>
+        <w:pStyle w:val="ListParagraph"/>
+        <w:tabs>
+          <w:tab w:val="left" w:pos="741"/>
+        </w:tabs>
+        <w:ind w:firstLine="0"/>
+      </w:pPr>
+    </w:p>
+    <w:p>
+      <w:pPr>
+        <w:pStyle w:val="ListParagraph"/>
+        <w:tabs>
+          <w:tab w:val="left" w:pos="741"/>
+        </w:tabs>
+        <w:ind w:firstLine="0"/>
+      </w:pPr>
+    </w:p>
+    <w:p>
+      <w:pPr>
+        <w:pStyle w:val="ListParagraph"/>
+        <w:tabs>
+          <w:tab w:val="left" w:pos="741"/>
+        </w:tabs>
+        <w:ind w:firstLine="0"/>
+      </w:pPr>
+    </w:p>
+    <w:p>
+      <w:pPr>
+        <w:pStyle w:val="ListParagraph"/>
+        <w:tabs>
+          <w:tab w:val="left" w:pos="741"/>
+        </w:tabs>
+        <w:ind w:firstLine="0"/>
+      </w:pPr>
+    </w:p>
+    <w:p>
+      <w:pPr>
+        <w:pStyle w:val="ListParagraph"/>
+        <w:tabs>
+          <w:tab w:val="left" w:pos="741"/>
+        </w:tabs>
+        <w:ind w:firstLine="0"/>
+      </w:pPr>
+    </w:p>
+    <w:p>
+      <w:pPr>
+        <w:pStyle w:val="ListParagraph"/>
+        <w:tabs>
+          <w:tab w:val="left" w:pos="741"/>
+        </w:tabs>
+        <w:ind w:firstLine="0"/>
+      </w:pPr>
+    </w:p>
+    <w:p>
+      <w:pPr>
+        <w:pStyle w:val="ListParagraph"/>
+        <w:tabs>
+          <w:tab w:val="left" w:pos="741"/>
+        </w:tabs>
+        <w:ind w:firstLine="0"/>
+      </w:pPr>
+    </w:p>
+    <w:p>
+      <w:pPr>
+        <w:pStyle w:val="ListParagraph"/>
+        <w:tabs>
+          <w:tab w:val="left" w:pos="741"/>
+        </w:tabs>
+        <w:ind w:firstLine="0"/>
+      </w:pPr>
+    </w:p>
+    <w:p>
+      <w:pPr>
+        <w:pStyle w:val="ListParagraph"/>
+        <w:tabs>
+          <w:tab w:val="left" w:pos="741"/>
+        </w:tabs>
+        <w:ind w:firstLine="0"/>
+      </w:pPr>
+    </w:p>
+    <w:p>
+      <w:pPr>
+        <w:pStyle w:val="ListParagraph"/>
+        <w:tabs>
+          <w:tab w:val="left" w:pos="741"/>
+        </w:tabs>
+        <w:ind w:firstLine="0"/>
+      </w:pPr>
+    </w:p>
+    <w:p>
+      <w:pPr>
+        <w:pStyle w:val="ListParagraph"/>
+        <w:tabs>
+          <w:tab w:val="left" w:pos="741"/>
+        </w:tabs>
+        <w:ind w:firstLine="0"/>
+      </w:pPr>
+    </w:p>
+    <w:p>
+      <w:pPr>
+        <w:pStyle w:val="ListParagraph"/>
+        <w:tabs>
+          <w:tab w:val="left" w:pos="741"/>
+        </w:tabs>
+        <w:ind w:firstLine="0"/>
+      </w:pPr>
+    </w:p>
+    <w:p>
+      <w:pPr>
+        <w:pStyle w:val="ListParagraph"/>
+        <w:tabs>
+          <w:tab w:val="left" w:pos="741"/>
+        </w:tabs>
+        <w:ind w:firstLine="0"/>
+      </w:pPr>
+    </w:p>
+    <w:p>
+      <w:pPr>
+        <w:pStyle w:val="ListParagraph"/>
+        <w:tabs>
+          <w:tab w:val="left" w:pos="741"/>
+        </w:tabs>
+        <w:ind w:firstLine="0"/>
+      </w:pPr>
+    </w:p>
+    <w:p>
+      <w:pPr>
+        <w:pStyle w:val="ListParagraph"/>
+        <w:tabs>
+          <w:tab w:val="left" w:pos="741"/>
+        </w:tabs>
+        <w:ind w:firstLine="0"/>
+      </w:pPr>
+    </w:p>
+    <w:p>
+      <w:pPr>
+        <w:pStyle w:val="ListParagraph"/>
         <w:numPr>
           <w:ilvl w:val="0"/>
           <w:numId w:val="8"/>
@@ -12369,6 +12896,7 @@
         <w:ind w:hanging="358"/>
       </w:pPr>
       <w:r>
+        <w:lastRenderedPageBreak/>
         <w:t>display</w:t>
       </w:r>
       <w:r>
@@ -12409,6 +12937,53 @@
           <w:spacing w:val="-2"/>
         </w:rPr>
         <w:t>department</w:t>
+      </w:r>
+    </w:p>
+    <w:p>
+      <w:pPr>
+        <w:pStyle w:val="ListParagraph"/>
+        <w:tabs>
+          <w:tab w:val="left" w:pos="742"/>
+        </w:tabs>
+        <w:spacing w:before="21"/>
+        <w:ind w:left="742" w:firstLine="0"/>
+      </w:pPr>
+      <w:r>
+        <w:drawing>
+          <wp:inline distT="0" distB="0" distL="0" distR="0" wp14:anchorId="21654717" wp14:editId="272A617F">
+            <wp:extent cx="5763260" cy="3714750"/>
+            <wp:effectExtent l="0" t="0" r="8890" b="0"/>
+            <wp:docPr id="1662310189" name="Picture 1"/>
+            <wp:cNvGraphicFramePr>
+              <a:graphicFrameLocks xmlns:a="http://schemas.openxmlformats.org/drawingml/2006/main" noChangeAspect="1"/>
+            </wp:cNvGraphicFramePr>
+            <a:graphic xmlns:a="http://schemas.openxmlformats.org/drawingml/2006/main">
+              <a:graphicData uri="http://schemas.openxmlformats.org/drawingml/2006/picture">
+                <pic:pic xmlns:pic="http://schemas.openxmlformats.org/drawingml/2006/picture">
+                  <pic:nvPicPr>
+                    <pic:cNvPr id="1662310189" name=""/>
+                    <pic:cNvPicPr/>
+                  </pic:nvPicPr>
+                  <pic:blipFill>
+                    <a:blip r:embed="rId61"/>
+                    <a:stretch>
+                      <a:fillRect/>
+                    </a:stretch>
+                  </pic:blipFill>
+                  <pic:spPr>
+                    <a:xfrm>
+                      <a:off x="0" y="0"/>
+                      <a:ext cx="5763260" cy="3714750"/>
+                    </a:xfrm>
+                    <a:prstGeom prst="rect">
+                      <a:avLst/>
+                    </a:prstGeom>
+                  </pic:spPr>
+                </pic:pic>
+              </a:graphicData>
+            </a:graphic>
+          </wp:inline>
+        </w:drawing>
       </w:r>
     </w:p>
     <w:p>
@@ -12527,6 +13102,52 @@
     <w:p>
       <w:pPr>
         <w:pStyle w:val="ListParagraph"/>
+        <w:tabs>
+          <w:tab w:val="left" w:pos="742"/>
+        </w:tabs>
+        <w:ind w:left="742" w:firstLine="0"/>
+      </w:pPr>
+      <w:r>
+        <w:drawing>
+          <wp:inline distT="0" distB="0" distL="0" distR="0" wp14:anchorId="2E5E9EBF" wp14:editId="7F4C5670">
+            <wp:extent cx="5763260" cy="2331720"/>
+            <wp:effectExtent l="0" t="0" r="8890" b="0"/>
+            <wp:docPr id="187667656" name="Picture 1"/>
+            <wp:cNvGraphicFramePr>
+              <a:graphicFrameLocks xmlns:a="http://schemas.openxmlformats.org/drawingml/2006/main" noChangeAspect="1"/>
+            </wp:cNvGraphicFramePr>
+            <a:graphic xmlns:a="http://schemas.openxmlformats.org/drawingml/2006/main">
+              <a:graphicData uri="http://schemas.openxmlformats.org/drawingml/2006/picture">
+                <pic:pic xmlns:pic="http://schemas.openxmlformats.org/drawingml/2006/picture">
+                  <pic:nvPicPr>
+                    <pic:cNvPr id="187667656" name=""/>
+                    <pic:cNvPicPr/>
+                  </pic:nvPicPr>
+                  <pic:blipFill>
+                    <a:blip r:embed="rId62"/>
+                    <a:stretch>
+                      <a:fillRect/>
+                    </a:stretch>
+                  </pic:blipFill>
+                  <pic:spPr>
+                    <a:xfrm>
+                      <a:off x="0" y="0"/>
+                      <a:ext cx="5763260" cy="2331720"/>
+                    </a:xfrm>
+                    <a:prstGeom prst="rect">
+                      <a:avLst/>
+                    </a:prstGeom>
+                  </pic:spPr>
+                </pic:pic>
+              </a:graphicData>
+            </a:graphic>
+          </wp:inline>
+        </w:drawing>
+      </w:r>
+    </w:p>
+    <w:p>
+      <w:pPr>
+        <w:pStyle w:val="ListParagraph"/>
         <w:numPr>
           <w:ilvl w:val="0"/>
           <w:numId w:val="8"/>
@@ -12615,6 +13236,73 @@
         </w:rPr>
         <w:t>name</w:t>
       </w:r>
+    </w:p>
+    <w:p>
+      <w:pPr>
+        <w:pStyle w:val="ListParagraph"/>
+        <w:tabs>
+          <w:tab w:val="left" w:pos="742"/>
+        </w:tabs>
+        <w:spacing w:before="20"/>
+        <w:ind w:left="742" w:firstLine="0"/>
+      </w:pPr>
+      <w:r>
+        <w:drawing>
+          <wp:inline distT="0" distB="0" distL="0" distR="0" wp14:anchorId="34E415FC" wp14:editId="1F0F0846">
+            <wp:extent cx="5763260" cy="2372995"/>
+            <wp:effectExtent l="0" t="0" r="8890" b="8255"/>
+            <wp:docPr id="1185348775" name="Picture 1"/>
+            <wp:cNvGraphicFramePr>
+              <a:graphicFrameLocks xmlns:a="http://schemas.openxmlformats.org/drawingml/2006/main" noChangeAspect="1"/>
+            </wp:cNvGraphicFramePr>
+            <a:graphic xmlns:a="http://schemas.openxmlformats.org/drawingml/2006/main">
+              <a:graphicData uri="http://schemas.openxmlformats.org/drawingml/2006/picture">
+                <pic:pic xmlns:pic="http://schemas.openxmlformats.org/drawingml/2006/picture">
+                  <pic:nvPicPr>
+                    <pic:cNvPr id="1185348775" name=""/>
+                    <pic:cNvPicPr/>
+                  </pic:nvPicPr>
+                  <pic:blipFill>
+                    <a:blip r:embed="rId63"/>
+                    <a:stretch>
+                      <a:fillRect/>
+                    </a:stretch>
+                  </pic:blipFill>
+                  <pic:spPr>
+                    <a:xfrm>
+                      <a:off x="0" y="0"/>
+                      <a:ext cx="5763260" cy="2372995"/>
+                    </a:xfrm>
+                    <a:prstGeom prst="rect">
+                      <a:avLst/>
+                    </a:prstGeom>
+                  </pic:spPr>
+                </pic:pic>
+              </a:graphicData>
+            </a:graphic>
+          </wp:inline>
+        </w:drawing>
+      </w:r>
+    </w:p>
+    <w:p>
+      <w:pPr>
+        <w:pStyle w:val="ListParagraph"/>
+        <w:tabs>
+          <w:tab w:val="left" w:pos="742"/>
+        </w:tabs>
+        <w:spacing w:before="20"/>
+        <w:ind w:left="742" w:firstLine="0"/>
+      </w:pPr>
+    </w:p>
+    <w:p>
+      <w:pPr>
+        <w:pStyle w:val="ListParagraph"/>
+        <w:tabs>
+          <w:tab w:val="left" w:pos="742"/>
+        </w:tabs>
+        <w:spacing w:before="20"/>
+        <w:ind w:left="742" w:firstLine="0"/>
+      </w:pPr>
     </w:p>
     <w:p>
       <w:pPr>
